--- a/Information Security/4. PMSCS-694-Lecture-4-Crypto Part-2.docx
+++ b/Information Security/4. PMSCS-694-Lecture-4-Crypto Part-2.docx
@@ -9,6 +9,12 @@
         <w:spacing w:before="0" w:after="0"/>
       </w:pPr>
       <w:r>
+        <w:rPr>
+          <w:b/>
+          <w:color w:val="FF0000"/>
+          <w:sz w:val="28"/>
+          <w:szCs w:val="28"/>
+        </w:rPr>
         <w:t>What is a stream cipher? Provide examples of situations where it is used.</w:t>
       </w:r>
       <w:r>
@@ -705,32 +711,39 @@
         <w:rPr>
           <w:rFonts w:ascii="Segoe UI" w:hAnsi="Segoe UI" w:cs="Segoe UI"/>
           <w:color w:val="0D0D0D"/>
-          <w:sz w:val="36"/>
-          <w:szCs w:val="36"/>
-        </w:rPr>
-      </w:pPr>
-      <w:r>
-        <w:rPr>
-          <w:rFonts w:ascii="Segoe UI" w:hAnsi="Segoe UI" w:cs="Segoe UI"/>
-          <w:color w:val="0D0D0D"/>
-          <w:sz w:val="36"/>
-          <w:szCs w:val="36"/>
+          <w:sz w:val="24"/>
+          <w:szCs w:val="24"/>
+        </w:rPr>
+      </w:pPr>
+      <w:r>
+        <w:rPr>
+          <w:rFonts w:ascii="Segoe UI" w:hAnsi="Segoe UI" w:cs="Segoe UI"/>
+          <w:b/>
+          <w:color w:val="FF0000"/>
+          <w:sz w:val="28"/>
+          <w:szCs w:val="28"/>
         </w:rPr>
         <w:t>Difference Between Stream Ciphers and Block Ciphers</w:t>
       </w:r>
-    </w:p>
-    <w:p>
-      <w:pPr>
-        <w:pStyle w:val="Heading2"/>
-        <w:shd w:val="clear" w:color="auto" w:fill="FFFFFF"/>
-        <w:spacing w:before="240" w:after="60"/>
+      <w:r>
+        <w:rPr>
+          <w:rFonts w:ascii="Segoe UI" w:hAnsi="Segoe UI" w:cs="Segoe UI"/>
+          <w:b/>
+          <w:color w:val="FF0000"/>
+          <w:sz w:val="28"/>
+          <w:szCs w:val="28"/>
+        </w:rPr>
+        <w:br/>
+      </w:r>
+      <w:r>
         <w:rPr>
           <w:rFonts w:ascii="Segoe UI" w:hAnsi="Segoe UI" w:cs="Segoe UI"/>
           <w:color w:val="0D0D0D"/>
           <w:sz w:val="30"/>
           <w:szCs w:val="30"/>
         </w:rPr>
-      </w:pPr>
+        <w:t>Stream Cipher</w:t>
+      </w:r>
       <w:r>
         <w:rPr>
           <w:rFonts w:ascii="Segoe UI" w:hAnsi="Segoe UI" w:cs="Segoe UI"/>
@@ -738,23 +751,14 @@
           <w:sz w:val="30"/>
           <w:szCs w:val="30"/>
         </w:rPr>
-        <w:t>1️⃣ Stream Cipher</w:t>
-      </w:r>
-    </w:p>
-    <w:p>
-      <w:pPr>
-        <w:pStyle w:val="NormalWeb"/>
-        <w:shd w:val="clear" w:color="auto" w:fill="FFFFFF"/>
-        <w:spacing w:before="0" w:after="0"/>
-        <w:rPr>
-          <w:rFonts w:ascii="Segoe UI" w:hAnsi="Segoe UI" w:cs="Segoe UI"/>
-          <w:color w:val="0D0D0D"/>
-        </w:rPr>
-      </w:pPr>
-      <w:r>
-        <w:rPr>
-          <w:rFonts w:ascii="Segoe UI" w:hAnsi="Segoe UI" w:cs="Segoe UI"/>
-          <w:color w:val="0D0D0D"/>
+        <w:br/>
+      </w:r>
+      <w:r>
+        <w:rPr>
+          <w:rFonts w:ascii="Segoe UI" w:hAnsi="Segoe UI" w:cs="Segoe UI"/>
+          <w:color w:val="0D0D0D"/>
+          <w:sz w:val="24"/>
+          <w:szCs w:val="24"/>
         </w:rPr>
         <w:t>A </w:t>
       </w:r>
@@ -763,6 +767,8 @@
           <w:rStyle w:val="Strong"/>
           <w:rFonts w:ascii="Segoe UI" w:hAnsi="Segoe UI" w:cs="Segoe UI"/>
           <w:color w:val="0D0D0D"/>
+          <w:sz w:val="24"/>
+          <w:szCs w:val="24"/>
         </w:rPr>
         <w:t>stream cipher</w:t>
       </w:r>
@@ -770,6 +776,8 @@
         <w:rPr>
           <w:rFonts w:ascii="Segoe UI" w:hAnsi="Segoe UI" w:cs="Segoe UI"/>
           <w:color w:val="0D0D0D"/>
+          <w:sz w:val="24"/>
+          <w:szCs w:val="24"/>
         </w:rPr>
         <w:t> encrypts data </w:t>
       </w:r>
@@ -778,6 +786,8 @@
           <w:rStyle w:val="Strong"/>
           <w:rFonts w:ascii="Segoe UI" w:hAnsi="Segoe UI" w:cs="Segoe UI"/>
           <w:color w:val="0D0D0D"/>
+          <w:sz w:val="24"/>
+          <w:szCs w:val="24"/>
         </w:rPr>
         <w:t>one bit or one byte at a time</w:t>
       </w:r>
@@ -785,25 +795,10 @@
         <w:rPr>
           <w:rFonts w:ascii="Segoe UI" w:hAnsi="Segoe UI" w:cs="Segoe UI"/>
           <w:color w:val="0D0D0D"/>
+          <w:sz w:val="24"/>
+          <w:szCs w:val="24"/>
         </w:rPr>
         <w:t>.</w:t>
-      </w:r>
-    </w:p>
-    <w:p>
-      <w:pPr>
-        <w:pStyle w:val="NormalWeb"/>
-        <w:shd w:val="clear" w:color="auto" w:fill="FFFFFF"/>
-        <w:rPr>
-          <w:rFonts w:ascii="Segoe UI" w:hAnsi="Segoe UI" w:cs="Segoe UI"/>
-          <w:color w:val="0D0D0D"/>
-        </w:rPr>
-      </w:pPr>
-      <w:r>
-        <w:rPr>
-          <w:rFonts w:ascii="Segoe UI" w:hAnsi="Segoe UI" w:cs="Segoe UI"/>
-          <w:color w:val="0D0D0D"/>
-        </w:rPr>
-        <w:t>It:</w:t>
       </w:r>
     </w:p>
     <w:p>
@@ -898,42 +893,6 @@
           <w:rFonts w:ascii="Segoe UI" w:hAnsi="Segoe UI" w:cs="Segoe UI"/>
           <w:color w:val="0D0D0D"/>
         </w:rPr>
-        <w:t>Simple Idea:</w:t>
-      </w:r>
-    </w:p>
-    <w:p>
-      <w:pPr>
-        <w:pStyle w:val="NormalWeb"/>
-        <w:shd w:val="clear" w:color="auto" w:fill="FFFFFF"/>
-        <w:rPr>
-          <w:rFonts w:ascii="Segoe UI" w:hAnsi="Segoe UI" w:cs="Segoe UI"/>
-          <w:color w:val="0D0D0D"/>
-        </w:rPr>
-      </w:pPr>
-      <w:r>
-        <w:rPr>
-          <w:rFonts w:ascii="Segoe UI" w:hAnsi="Segoe UI" w:cs="Segoe UI"/>
-          <w:color w:val="0D0D0D"/>
-        </w:rPr>
-        <w:lastRenderedPageBreak/>
-        <w:t>It works like a running water stream — data flows continuously and is encrypted piece by piece.</w:t>
-      </w:r>
-    </w:p>
-    <w:p>
-      <w:pPr>
-        <w:pStyle w:val="Heading3"/>
-        <w:shd w:val="clear" w:color="auto" w:fill="FFFFFF"/>
-        <w:spacing w:before="240" w:beforeAutospacing="0" w:after="60" w:afterAutospacing="0"/>
-        <w:rPr>
-          <w:rFonts w:ascii="Segoe UI" w:hAnsi="Segoe UI" w:cs="Segoe UI"/>
-          <w:color w:val="0D0D0D"/>
-        </w:rPr>
-      </w:pPr>
-      <w:r>
-        <w:rPr>
-          <w:rFonts w:ascii="Segoe UI" w:hAnsi="Segoe UI" w:cs="Segoe UI"/>
-          <w:color w:val="0D0D0D"/>
-        </w:rPr>
         <w:t xml:space="preserve">Best Used </w:t>
       </w:r>
       <w:proofErr w:type="gramStart"/>
@@ -1037,6 +996,7 @@
           <w:rFonts w:ascii="Segoe UI" w:hAnsi="Segoe UI" w:cs="Segoe UI"/>
           <w:color w:val="0D0D0D"/>
         </w:rPr>
+        <w:lastRenderedPageBreak/>
         <w:t>Examples:</w:t>
       </w:r>
     </w:p>
@@ -1087,52 +1047,41 @@
         </w:rPr>
         <w:t>A5/1</w:t>
       </w:r>
-    </w:p>
-    <w:p>
-      <w:pPr>
-        <w:spacing w:before="720" w:after="720"/>
-        <w:rPr>
-          <w:rFonts w:ascii="Times New Roman" w:hAnsi="Times New Roman" w:cs="Times New Roman"/>
-        </w:rPr>
-      </w:pPr>
-      <w:r>
-        <w:pict>
-          <v:rect id="_x0000_i1025" style="width:0;height:0" o:hralign="center" o:hrstd="t" o:hr="t" fillcolor="#a0a0a0" stroked="f"/>
-        </w:pict>
-      </w:r>
-    </w:p>
-    <w:p>
-      <w:pPr>
-        <w:pStyle w:val="Heading2"/>
-        <w:shd w:val="clear" w:color="auto" w:fill="FFFFFF"/>
-        <w:spacing w:before="0" w:after="60"/>
+      <w:r>
+        <w:rPr>
+          <w:rStyle w:val="whitespace-normal"/>
+          <w:rFonts w:ascii="Segoe UI" w:eastAsiaTheme="majorEastAsia" w:hAnsi="Segoe UI" w:cs="Segoe UI"/>
+          <w:color w:val="0D0D0D"/>
+        </w:rPr>
+        <w:br/>
+      </w:r>
+      <w:r>
         <w:rPr>
           <w:rFonts w:ascii="Segoe UI" w:hAnsi="Segoe UI" w:cs="Segoe UI"/>
           <w:color w:val="0D0D0D"/>
           <w:sz w:val="30"/>
           <w:szCs w:val="30"/>
         </w:rPr>
-      </w:pPr>
-      <w:r>
-        <w:rPr>
-          <w:rFonts w:ascii="Segoe UI" w:hAnsi="Segoe UI" w:cs="Segoe UI"/>
-          <w:color w:val="0D0D0D"/>
+        <w:br/>
+      </w:r>
+      <w:r>
+        <w:rPr>
+          <w:rFonts w:ascii="Segoe UI" w:hAnsi="Segoe UI" w:cs="Segoe UI"/>
+          <w:color w:val="FF0000"/>
           <w:sz w:val="30"/>
           <w:szCs w:val="30"/>
         </w:rPr>
-        <w:t>2️⃣ Block Cipher</w:t>
-      </w:r>
-    </w:p>
-    <w:p>
-      <w:pPr>
-        <w:pStyle w:val="NormalWeb"/>
-        <w:shd w:val="clear" w:color="auto" w:fill="FFFFFF"/>
-        <w:spacing w:before="0" w:after="0"/>
-        <w:rPr>
-          <w:rFonts w:ascii="Segoe UI" w:hAnsi="Segoe UI" w:cs="Segoe UI"/>
-          <w:color w:val="0D0D0D"/>
-        </w:rPr>
-      </w:pPr>
+        <w:t>Block Cipher</w:t>
+      </w:r>
+      <w:r>
+        <w:rPr>
+          <w:rFonts w:ascii="Segoe UI" w:hAnsi="Segoe UI" w:cs="Segoe UI"/>
+          <w:color w:val="0D0D0D"/>
+          <w:sz w:val="30"/>
+          <w:szCs w:val="30"/>
+        </w:rPr>
+        <w:br/>
+      </w:r>
       <w:r>
         <w:rPr>
           <w:rFonts w:ascii="Segoe UI" w:hAnsi="Segoe UI" w:cs="Segoe UI"/>
@@ -1169,23 +1118,6 @@
           <w:color w:val="0D0D0D"/>
         </w:rPr>
         <w:t> (for example, 64-bit or 128-bit blocks).</w:t>
-      </w:r>
-    </w:p>
-    <w:p>
-      <w:pPr>
-        <w:pStyle w:val="NormalWeb"/>
-        <w:shd w:val="clear" w:color="auto" w:fill="FFFFFF"/>
-        <w:rPr>
-          <w:rFonts w:ascii="Segoe UI" w:hAnsi="Segoe UI" w:cs="Segoe UI"/>
-          <w:color w:val="0D0D0D"/>
-        </w:rPr>
-      </w:pPr>
-      <w:r>
-        <w:rPr>
-          <w:rFonts w:ascii="Segoe UI" w:hAnsi="Segoe UI" w:cs="Segoe UI"/>
-          <w:color w:val="0D0D0D"/>
-        </w:rPr>
-        <w:t>It:</w:t>
       </w:r>
     </w:p>
     <w:p>
@@ -1265,41 +1197,6 @@
         <w:t>ciphertext</w:t>
       </w:r>
       <w:proofErr w:type="spellEnd"/>
-    </w:p>
-    <w:p>
-      <w:pPr>
-        <w:pStyle w:val="Heading3"/>
-        <w:shd w:val="clear" w:color="auto" w:fill="FFFFFF"/>
-        <w:spacing w:before="240" w:beforeAutospacing="0" w:after="60" w:afterAutospacing="0"/>
-        <w:rPr>
-          <w:rFonts w:ascii="Segoe UI" w:hAnsi="Segoe UI" w:cs="Segoe UI"/>
-          <w:color w:val="0D0D0D"/>
-        </w:rPr>
-      </w:pPr>
-      <w:r>
-        <w:rPr>
-          <w:rFonts w:ascii="Segoe UI" w:hAnsi="Segoe UI" w:cs="Segoe UI"/>
-          <w:color w:val="0D0D0D"/>
-        </w:rPr>
-        <w:t>Simple Idea:</w:t>
-      </w:r>
-    </w:p>
-    <w:p>
-      <w:pPr>
-        <w:pStyle w:val="NormalWeb"/>
-        <w:shd w:val="clear" w:color="auto" w:fill="FFFFFF"/>
-        <w:rPr>
-          <w:rFonts w:ascii="Segoe UI" w:hAnsi="Segoe UI" w:cs="Segoe UI"/>
-          <w:color w:val="0D0D0D"/>
-        </w:rPr>
-      </w:pPr>
-      <w:r>
-        <w:rPr>
-          <w:rFonts w:ascii="Segoe UI" w:hAnsi="Segoe UI" w:cs="Segoe UI"/>
-          <w:color w:val="0D0D0D"/>
-        </w:rPr>
-        <w:t>It works like packing data into boxes and locking each box separately.</w:t>
-      </w:r>
     </w:p>
     <w:p>
       <w:pPr>
@@ -1471,7 +1368,7 @@
       </w:tblPr>
       <w:tblGrid>
         <w:gridCol w:w="2335"/>
-        <w:gridCol w:w="2608"/>
+        <w:gridCol w:w="2668"/>
       </w:tblGrid>
       <w:tr>
         <w:trPr>
@@ -1487,7 +1384,6 @@
           <w:p>
             <w:pPr>
               <w:spacing w:after="0" w:line="240" w:lineRule="auto"/>
-              <w:jc w:val="center"/>
               <w:rPr>
                 <w:rFonts w:ascii="Times New Roman" w:eastAsia="Times New Roman" w:hAnsi="Times New Roman" w:cs="Times New Roman"/>
                 <w:b/>
@@ -1504,7 +1400,6 @@
                 <w:sz w:val="24"/>
                 <w:szCs w:val="24"/>
               </w:rPr>
-              <w:lastRenderedPageBreak/>
               <w:t>Stream Cipher</w:t>
             </w:r>
           </w:p>
@@ -1590,6 +1485,14 @@
                 <w:sz w:val="24"/>
                 <w:szCs w:val="24"/>
               </w:rPr>
+              <w:t xml:space="preserve"> </w:t>
+            </w:r>
+            <w:r>
+              <w:rPr>
+                <w:rFonts w:ascii="Times New Roman" w:eastAsia="Times New Roman" w:hAnsi="Times New Roman" w:cs="Times New Roman"/>
+                <w:sz w:val="24"/>
+                <w:szCs w:val="24"/>
+              </w:rPr>
               <w:t>Encrypts block-by-block</w:t>
             </w:r>
           </w:p>
@@ -1639,6 +1542,14 @@
                 <w:szCs w:val="24"/>
               </w:rPr>
             </w:pPr>
+            <w:r>
+              <w:rPr>
+                <w:rFonts w:ascii="Times New Roman" w:eastAsia="Times New Roman" w:hAnsi="Times New Roman" w:cs="Times New Roman"/>
+                <w:sz w:val="24"/>
+                <w:szCs w:val="24"/>
+              </w:rPr>
+              <w:t xml:space="preserve"> </w:t>
+            </w:r>
             <w:r>
               <w:rPr>
                 <w:rFonts w:ascii="Times New Roman" w:eastAsia="Times New Roman" w:hAnsi="Times New Roman" w:cs="Times New Roman"/>
@@ -1700,6 +1611,14 @@
                 <w:sz w:val="24"/>
                 <w:szCs w:val="24"/>
               </w:rPr>
+              <w:t xml:space="preserve"> </w:t>
+            </w:r>
+            <w:r>
+              <w:rPr>
+                <w:rFonts w:ascii="Times New Roman" w:eastAsia="Times New Roman" w:hAnsi="Times New Roman" w:cs="Times New Roman"/>
+                <w:sz w:val="24"/>
+                <w:szCs w:val="24"/>
+              </w:rPr>
               <w:t>Good for stored data</w:t>
             </w:r>
           </w:p>
@@ -1755,11 +1674,56 @@
                 <w:sz w:val="24"/>
                 <w:szCs w:val="24"/>
               </w:rPr>
+              <w:t xml:space="preserve"> </w:t>
+            </w:r>
+            <w:r>
+              <w:rPr>
+                <w:rFonts w:ascii="Times New Roman" w:eastAsia="Times New Roman" w:hAnsi="Times New Roman" w:cs="Times New Roman"/>
+                <w:sz w:val="24"/>
+                <w:szCs w:val="24"/>
+              </w:rPr>
               <w:t>Uses block transformation</w:t>
             </w:r>
           </w:p>
         </w:tc>
       </w:tr>
+      <w:tr>
+        <w:trPr>
+          <w:tblCellSpacing w:w="15" w:type="dxa"/>
+        </w:trPr>
+        <w:tc>
+          <w:tcPr>
+            <w:tcW w:w="0" w:type="auto"/>
+            <w:vAlign w:val="center"/>
+          </w:tcPr>
+          <w:p>
+            <w:pPr>
+              <w:spacing w:after="0" w:line="240" w:lineRule="auto"/>
+              <w:rPr>
+                <w:rFonts w:ascii="Times New Roman" w:eastAsia="Times New Roman" w:hAnsi="Times New Roman" w:cs="Times New Roman"/>
+                <w:sz w:val="24"/>
+                <w:szCs w:val="24"/>
+              </w:rPr>
+            </w:pPr>
+          </w:p>
+        </w:tc>
+        <w:tc>
+          <w:tcPr>
+            <w:tcW w:w="0" w:type="auto"/>
+            <w:vAlign w:val="center"/>
+          </w:tcPr>
+          <w:p>
+            <w:pPr>
+              <w:spacing w:after="0" w:line="240" w:lineRule="auto"/>
+              <w:rPr>
+                <w:rFonts w:ascii="Times New Roman" w:eastAsia="Times New Roman" w:hAnsi="Times New Roman" w:cs="Times New Roman"/>
+                <w:sz w:val="24"/>
+                <w:szCs w:val="24"/>
+              </w:rPr>
+            </w:pPr>
+          </w:p>
+        </w:tc>
+      </w:tr>
     </w:tbl>
     <w:p>
       <w:pPr>
@@ -1771,10 +1735,1240 @@
           <w:color w:val="0D0D0D"/>
         </w:rPr>
       </w:pPr>
+      <w:r>
+        <w:rPr>
+          <w:rFonts w:ascii="Segoe UI" w:hAnsi="Segoe UI" w:cs="Segoe UI"/>
+          <w:color w:val="0D0D0D"/>
+        </w:rPr>
+        <w:t xml:space="preserve"> </w:t>
+      </w:r>
+      <w:r>
+        <w:rPr>
+          <w:rFonts w:ascii="Segoe UI" w:hAnsi="Segoe UI" w:cs="Segoe UI"/>
+          <w:color w:val="0D0D0D"/>
+        </w:rPr>
+        <w:t xml:space="preserve"> </w:t>
+      </w:r>
+    </w:p>
+    <w:p>
+      <w:pPr>
+        <w:rPr>
+          <w:b/>
+          <w:color w:val="FF0000"/>
+          <w:sz w:val="28"/>
+          <w:szCs w:val="28"/>
+        </w:rPr>
+      </w:pPr>
+      <w:r>
+        <w:rPr>
+          <w:b/>
+          <w:color w:val="FF0000"/>
+          <w:sz w:val="28"/>
+          <w:szCs w:val="28"/>
+        </w:rPr>
+        <w:t>How does the A5/1 stream cipher generate its keystream? Include a brief explanation of its shift registers.</w:t>
+      </w:r>
+    </w:p>
+    <w:p>
+      <w:pPr>
+        <w:pStyle w:val="Heading2"/>
+        <w:shd w:val="clear" w:color="auto" w:fill="FFFFFF"/>
+        <w:spacing w:before="240" w:after="60"/>
+        <w:rPr>
+          <w:rFonts w:ascii="Segoe UI" w:hAnsi="Segoe UI" w:cs="Segoe UI"/>
+          <w:color w:val="0D0D0D"/>
+          <w:sz w:val="30"/>
+          <w:szCs w:val="30"/>
+        </w:rPr>
+      </w:pPr>
+      <w:r>
+        <w:rPr>
+          <w:rFonts w:ascii="Segoe UI" w:hAnsi="Segoe UI" w:cs="Segoe UI"/>
+          <w:color w:val="0D0D0D"/>
+          <w:sz w:val="30"/>
+          <w:szCs w:val="30"/>
+        </w:rPr>
+        <w:t>How does the A5/1 stream cipher generate its keystream?</w:t>
+      </w:r>
+    </w:p>
+    <w:p>
+      <w:pPr>
+        <w:pStyle w:val="NormalWeb"/>
+        <w:shd w:val="clear" w:color="auto" w:fill="FFFFFF"/>
+        <w:rPr>
+          <w:rFonts w:ascii="Segoe UI" w:hAnsi="Segoe UI" w:cs="Segoe UI"/>
+          <w:color w:val="0D0D0D"/>
+        </w:rPr>
+      </w:pPr>
+      <w:r>
+        <w:rPr>
+          <w:rFonts w:ascii="Segoe UI" w:hAnsi="Segoe UI" w:cs="Segoe UI"/>
+          <w:color w:val="0D0D0D"/>
+        </w:rPr>
+        <w:t>A5/1 is a stream cipher used in the GSM mobile communication system. It generates a keystream by using three Linear Feedback Shift Registers (LFSRs) that are irregularly clocked using a majority rule mechanism.</w:t>
+      </w:r>
+    </w:p>
+    <w:p>
+      <w:pPr>
+        <w:pStyle w:val="Heading2"/>
+        <w:shd w:val="clear" w:color="auto" w:fill="FFFFFF"/>
+        <w:spacing w:before="0" w:after="60"/>
+        <w:rPr>
+          <w:rFonts w:ascii="Segoe UI" w:hAnsi="Segoe UI" w:cs="Segoe UI"/>
+          <w:color w:val="0D0D0D"/>
+          <w:sz w:val="30"/>
+          <w:szCs w:val="30"/>
+        </w:rPr>
+      </w:pPr>
+      <w:r>
+        <w:rPr>
+          <w:rFonts w:ascii="Segoe UI" w:hAnsi="Segoe UI" w:cs="Segoe UI"/>
+          <w:color w:val="0D0D0D"/>
+          <w:sz w:val="30"/>
+          <w:szCs w:val="30"/>
+        </w:rPr>
+        <w:t>Structure of A5/1</w:t>
+      </w:r>
+    </w:p>
+    <w:p>
+      <w:pPr>
+        <w:pStyle w:val="NormalWeb"/>
+        <w:shd w:val="clear" w:color="auto" w:fill="FFFFFF"/>
+        <w:rPr>
+          <w:rFonts w:ascii="Segoe UI" w:hAnsi="Segoe UI" w:cs="Segoe UI"/>
+          <w:color w:val="0D0D0D"/>
+        </w:rPr>
+      </w:pPr>
+      <w:r>
+        <w:rPr>
+          <w:rFonts w:ascii="Segoe UI" w:hAnsi="Segoe UI" w:cs="Segoe UI"/>
+          <w:color w:val="0D0D0D"/>
+        </w:rPr>
+        <w:t>A5/1 consists of three shift registers:</w:t>
+      </w:r>
+    </w:p>
+    <w:p>
+      <w:pPr>
+        <w:pStyle w:val="NormalWeb"/>
+        <w:numPr>
+          <w:ilvl w:val="0"/>
+          <w:numId w:val="8"/>
+        </w:numPr>
+        <w:shd w:val="clear" w:color="auto" w:fill="FFFFFF"/>
+        <w:spacing w:before="0" w:beforeAutospacing="0" w:after="0" w:afterAutospacing="0"/>
+        <w:ind w:left="0"/>
+        <w:rPr>
+          <w:rFonts w:ascii="Segoe UI" w:hAnsi="Segoe UI" w:cs="Segoe UI"/>
+          <w:color w:val="0D0D0D"/>
+        </w:rPr>
+      </w:pPr>
+      <w:r>
+        <w:rPr>
+          <w:rStyle w:val="Strong"/>
+          <w:rFonts w:ascii="Segoe UI" w:hAnsi="Segoe UI" w:cs="Segoe UI"/>
+          <w:color w:val="0D0D0D"/>
+        </w:rPr>
+        <w:lastRenderedPageBreak/>
+        <w:t>Register X</w:t>
+      </w:r>
+      <w:r>
+        <w:rPr>
+          <w:rFonts w:ascii="Segoe UI" w:hAnsi="Segoe UI" w:cs="Segoe UI"/>
+          <w:color w:val="0D0D0D"/>
+        </w:rPr>
+        <w:t> – 19 bits</w:t>
+      </w:r>
+    </w:p>
+    <w:p>
+      <w:pPr>
+        <w:pStyle w:val="NormalWeb"/>
+        <w:numPr>
+          <w:ilvl w:val="0"/>
+          <w:numId w:val="8"/>
+        </w:numPr>
+        <w:shd w:val="clear" w:color="auto" w:fill="FFFFFF"/>
+        <w:spacing w:before="0" w:beforeAutospacing="0" w:after="0" w:afterAutospacing="0"/>
+        <w:ind w:left="0"/>
+        <w:rPr>
+          <w:rFonts w:ascii="Segoe UI" w:hAnsi="Segoe UI" w:cs="Segoe UI"/>
+          <w:color w:val="0D0D0D"/>
+        </w:rPr>
+      </w:pPr>
+      <w:r>
+        <w:rPr>
+          <w:rStyle w:val="Strong"/>
+          <w:rFonts w:ascii="Segoe UI" w:hAnsi="Segoe UI" w:cs="Segoe UI"/>
+          <w:color w:val="0D0D0D"/>
+        </w:rPr>
+        <w:t>Register Y</w:t>
+      </w:r>
+      <w:r>
+        <w:rPr>
+          <w:rFonts w:ascii="Segoe UI" w:hAnsi="Segoe UI" w:cs="Segoe UI"/>
+          <w:color w:val="0D0D0D"/>
+        </w:rPr>
+        <w:t> – 22 bits</w:t>
+      </w:r>
+    </w:p>
+    <w:p>
+      <w:pPr>
+        <w:pStyle w:val="NormalWeb"/>
+        <w:numPr>
+          <w:ilvl w:val="0"/>
+          <w:numId w:val="8"/>
+        </w:numPr>
+        <w:shd w:val="clear" w:color="auto" w:fill="FFFFFF"/>
+        <w:spacing w:before="0" w:beforeAutospacing="0" w:after="0" w:afterAutospacing="0"/>
+        <w:ind w:left="0"/>
+        <w:rPr>
+          <w:rFonts w:ascii="Segoe UI" w:hAnsi="Segoe UI" w:cs="Segoe UI"/>
+          <w:color w:val="0D0D0D"/>
+        </w:rPr>
+      </w:pPr>
+      <w:r>
+        <w:rPr>
+          <w:rStyle w:val="Strong"/>
+          <w:rFonts w:ascii="Segoe UI" w:hAnsi="Segoe UI" w:cs="Segoe UI"/>
+          <w:color w:val="0D0D0D"/>
+        </w:rPr>
+        <w:t>Register Z</w:t>
+      </w:r>
+      <w:r>
+        <w:rPr>
+          <w:rFonts w:ascii="Segoe UI" w:hAnsi="Segoe UI" w:cs="Segoe UI"/>
+          <w:color w:val="0D0D0D"/>
+        </w:rPr>
+        <w:t> – 23 bits</w:t>
+      </w:r>
+    </w:p>
+    <w:p>
+      <w:pPr>
+        <w:pStyle w:val="NormalWeb"/>
+        <w:shd w:val="clear" w:color="auto" w:fill="FFFFFF"/>
+        <w:rPr>
+          <w:rFonts w:ascii="Segoe UI" w:hAnsi="Segoe UI" w:cs="Segoe UI"/>
+          <w:color w:val="0D0D0D"/>
+        </w:rPr>
+      </w:pPr>
+      <w:r>
+        <w:rPr>
+          <w:rFonts w:ascii="Segoe UI" w:hAnsi="Segoe UI" w:cs="Segoe UI"/>
+          <w:color w:val="0D0D0D"/>
+        </w:rPr>
+        <w:t>Each register has:</w:t>
+      </w:r>
+    </w:p>
+    <w:p>
+      <w:pPr>
+        <w:pStyle w:val="NormalWeb"/>
+        <w:numPr>
+          <w:ilvl w:val="0"/>
+          <w:numId w:val="9"/>
+        </w:numPr>
+        <w:shd w:val="clear" w:color="auto" w:fill="FFFFFF"/>
+        <w:spacing w:before="0" w:beforeAutospacing="0" w:after="0" w:afterAutospacing="0"/>
+        <w:ind w:left="0"/>
+        <w:rPr>
+          <w:rFonts w:ascii="Segoe UI" w:hAnsi="Segoe UI" w:cs="Segoe UI"/>
+          <w:color w:val="0D0D0D"/>
+        </w:rPr>
+      </w:pPr>
+      <w:r>
+        <w:rPr>
+          <w:rFonts w:ascii="Segoe UI" w:hAnsi="Segoe UI" w:cs="Segoe UI"/>
+          <w:color w:val="0D0D0D"/>
+        </w:rPr>
+        <w:t>A clocking bit (used for majority decision)</w:t>
+      </w:r>
+    </w:p>
+    <w:p>
+      <w:pPr>
+        <w:pStyle w:val="NormalWeb"/>
+        <w:numPr>
+          <w:ilvl w:val="0"/>
+          <w:numId w:val="9"/>
+        </w:numPr>
+        <w:shd w:val="clear" w:color="auto" w:fill="FFFFFF"/>
+        <w:spacing w:before="0" w:beforeAutospacing="0" w:after="0" w:afterAutospacing="0"/>
+        <w:ind w:left="0"/>
+        <w:rPr>
+          <w:rFonts w:ascii="Segoe UI" w:hAnsi="Segoe UI" w:cs="Segoe UI"/>
+          <w:color w:val="0D0D0D"/>
+        </w:rPr>
+      </w:pPr>
+      <w:r>
+        <w:rPr>
+          <w:rFonts w:ascii="Segoe UI" w:hAnsi="Segoe UI" w:cs="Segoe UI"/>
+          <w:color w:val="0D0D0D"/>
+        </w:rPr>
+        <w:t>Feedback tap positions (used to generate new bits)</w:t>
+      </w:r>
+    </w:p>
+    <w:p>
+      <w:pPr>
+        <w:pStyle w:val="NormalWeb"/>
+        <w:numPr>
+          <w:ilvl w:val="0"/>
+          <w:numId w:val="9"/>
+        </w:numPr>
+        <w:shd w:val="clear" w:color="auto" w:fill="FFFFFF"/>
+        <w:spacing w:before="0" w:beforeAutospacing="0" w:after="0" w:afterAutospacing="0"/>
+        <w:ind w:left="0"/>
+        <w:rPr>
+          <w:rFonts w:ascii="Segoe UI" w:hAnsi="Segoe UI" w:cs="Segoe UI"/>
+          <w:color w:val="0D0D0D"/>
+        </w:rPr>
+      </w:pPr>
+      <w:r>
+        <w:rPr>
+          <w:rFonts w:ascii="Segoe UI" w:hAnsi="Segoe UI" w:cs="Segoe UI"/>
+          <w:color w:val="0D0D0D"/>
+        </w:rPr>
+        <w:t>An output bit (used to produce keystream)</w:t>
+      </w:r>
+      <w:r>
+        <w:rPr>
+          <w:rFonts w:ascii="Segoe UI" w:hAnsi="Segoe UI" w:cs="Segoe UI"/>
+          <w:color w:val="0D0D0D"/>
+        </w:rPr>
+        <w:br/>
+      </w:r>
+    </w:p>
+    <w:p>
+      <w:pPr>
+        <w:pStyle w:val="Heading2"/>
+        <w:shd w:val="clear" w:color="auto" w:fill="FFFFFF"/>
+        <w:spacing w:before="0" w:after="60"/>
+        <w:rPr>
+          <w:rFonts w:ascii="Segoe UI" w:hAnsi="Segoe UI" w:cs="Segoe UI"/>
+          <w:b/>
+          <w:color w:val="FF0000"/>
+          <w:sz w:val="28"/>
+          <w:szCs w:val="28"/>
+        </w:rPr>
+      </w:pPr>
+      <w:r>
+        <w:rPr>
+          <w:rFonts w:ascii="Segoe UI" w:hAnsi="Segoe UI" w:cs="Segoe UI"/>
+          <w:b/>
+          <w:color w:val="FF0000"/>
+          <w:sz w:val="28"/>
+          <w:szCs w:val="28"/>
+        </w:rPr>
+        <w:t>Step-by-Step Keystream Generation</w:t>
+      </w:r>
+    </w:p>
+    <w:p>
+      <w:pPr>
+        <w:pStyle w:val="Heading3"/>
+        <w:shd w:val="clear" w:color="auto" w:fill="FFFFFF"/>
+        <w:spacing w:before="240" w:beforeAutospacing="0" w:after="60" w:afterAutospacing="0"/>
+        <w:rPr>
+          <w:rFonts w:ascii="Segoe UI" w:hAnsi="Segoe UI" w:cs="Segoe UI"/>
+          <w:color w:val="0D0D0D"/>
+        </w:rPr>
+      </w:pPr>
+      <w:r>
+        <w:rPr>
+          <w:rFonts w:ascii="Segoe UI" w:hAnsi="Segoe UI" w:cs="Segoe UI"/>
+          <w:color w:val="0D0D0D"/>
+        </w:rPr>
+        <w:t>1️. Majority Clocking Rule</w:t>
+      </w:r>
+    </w:p>
+    <w:p>
+      <w:pPr>
+        <w:pStyle w:val="NormalWeb"/>
+        <w:shd w:val="clear" w:color="auto" w:fill="FFFFFF"/>
+        <w:rPr>
+          <w:rFonts w:ascii="Segoe UI" w:hAnsi="Segoe UI" w:cs="Segoe UI"/>
+          <w:color w:val="0D0D0D"/>
+        </w:rPr>
+      </w:pPr>
+      <w:r>
+        <w:rPr>
+          <w:rFonts w:ascii="Segoe UI" w:hAnsi="Segoe UI" w:cs="Segoe UI"/>
+          <w:color w:val="0D0D0D"/>
+        </w:rPr>
+        <w:t>At each clock cycle:</w:t>
+      </w:r>
+    </w:p>
+    <w:p>
+      <w:pPr>
+        <w:pStyle w:val="NormalWeb"/>
+        <w:numPr>
+          <w:ilvl w:val="0"/>
+          <w:numId w:val="10"/>
+        </w:numPr>
+        <w:shd w:val="clear" w:color="auto" w:fill="FFFFFF"/>
+        <w:spacing w:before="0" w:beforeAutospacing="0" w:after="0" w:afterAutospacing="0"/>
+        <w:ind w:left="0"/>
+        <w:rPr>
+          <w:rFonts w:ascii="Segoe UI" w:hAnsi="Segoe UI" w:cs="Segoe UI"/>
+          <w:color w:val="0D0D0D"/>
+        </w:rPr>
+      </w:pPr>
+      <w:r>
+        <w:rPr>
+          <w:rFonts w:ascii="Segoe UI" w:hAnsi="Segoe UI" w:cs="Segoe UI"/>
+          <w:color w:val="0D0D0D"/>
+        </w:rPr>
+        <w:t>The clocking bits are:</w:t>
+      </w:r>
+    </w:p>
+    <w:p>
+      <w:pPr>
+        <w:pStyle w:val="NormalWeb"/>
+        <w:numPr>
+          <w:ilvl w:val="1"/>
+          <w:numId w:val="10"/>
+        </w:numPr>
+        <w:shd w:val="clear" w:color="auto" w:fill="FFFFFF"/>
+        <w:spacing w:before="0" w:beforeAutospacing="0" w:after="0" w:afterAutospacing="0"/>
+        <w:ind w:left="0"/>
+        <w:rPr>
+          <w:rFonts w:ascii="Segoe UI" w:hAnsi="Segoe UI" w:cs="Segoe UI"/>
+          <w:color w:val="0D0D0D"/>
+        </w:rPr>
+      </w:pPr>
+      <w:proofErr w:type="gramStart"/>
+      <w:r>
+        <w:rPr>
+          <w:rFonts w:ascii="Segoe UI" w:hAnsi="Segoe UI" w:cs="Segoe UI"/>
+          <w:color w:val="0D0D0D"/>
+        </w:rPr>
+        <w:t>X[</w:t>
+      </w:r>
+      <w:proofErr w:type="gramEnd"/>
+      <w:r>
+        <w:rPr>
+          <w:rFonts w:ascii="Segoe UI" w:hAnsi="Segoe UI" w:cs="Segoe UI"/>
+          <w:color w:val="0D0D0D"/>
+        </w:rPr>
+        <w:t>8]</w:t>
+      </w:r>
+    </w:p>
+    <w:p>
+      <w:pPr>
+        <w:pStyle w:val="NormalWeb"/>
+        <w:numPr>
+          <w:ilvl w:val="1"/>
+          <w:numId w:val="10"/>
+        </w:numPr>
+        <w:shd w:val="clear" w:color="auto" w:fill="FFFFFF"/>
+        <w:spacing w:before="0" w:beforeAutospacing="0" w:after="0" w:afterAutospacing="0"/>
+        <w:ind w:left="0"/>
+        <w:rPr>
+          <w:rFonts w:ascii="Segoe UI" w:hAnsi="Segoe UI" w:cs="Segoe UI"/>
+          <w:color w:val="0D0D0D"/>
+        </w:rPr>
+      </w:pPr>
+      <w:proofErr w:type="gramStart"/>
+      <w:r>
+        <w:rPr>
+          <w:rFonts w:ascii="Segoe UI" w:hAnsi="Segoe UI" w:cs="Segoe UI"/>
+          <w:color w:val="0D0D0D"/>
+        </w:rPr>
+        <w:t>Y[</w:t>
+      </w:r>
+      <w:proofErr w:type="gramEnd"/>
+      <w:r>
+        <w:rPr>
+          <w:rFonts w:ascii="Segoe UI" w:hAnsi="Segoe UI" w:cs="Segoe UI"/>
+          <w:color w:val="0D0D0D"/>
+        </w:rPr>
+        <w:t>10]</w:t>
+      </w:r>
+    </w:p>
+    <w:p>
+      <w:pPr>
+        <w:pStyle w:val="NormalWeb"/>
+        <w:numPr>
+          <w:ilvl w:val="1"/>
+          <w:numId w:val="10"/>
+        </w:numPr>
+        <w:shd w:val="clear" w:color="auto" w:fill="FFFFFF"/>
+        <w:spacing w:before="0" w:beforeAutospacing="0" w:after="0" w:afterAutospacing="0"/>
+        <w:ind w:left="0"/>
+        <w:rPr>
+          <w:rFonts w:ascii="Segoe UI" w:hAnsi="Segoe UI" w:cs="Segoe UI"/>
+          <w:color w:val="0D0D0D"/>
+        </w:rPr>
+      </w:pPr>
+      <w:proofErr w:type="gramStart"/>
+      <w:r>
+        <w:rPr>
+          <w:rFonts w:ascii="Segoe UI" w:hAnsi="Segoe UI" w:cs="Segoe UI"/>
+          <w:color w:val="0D0D0D"/>
+        </w:rPr>
+        <w:t>Z[</w:t>
+      </w:r>
+      <w:proofErr w:type="gramEnd"/>
+      <w:r>
+        <w:rPr>
+          <w:rFonts w:ascii="Segoe UI" w:hAnsi="Segoe UI" w:cs="Segoe UI"/>
+          <w:color w:val="0D0D0D"/>
+        </w:rPr>
+        <w:t>10]</w:t>
+      </w:r>
+    </w:p>
+    <w:p>
+      <w:pPr>
+        <w:pStyle w:val="NormalWeb"/>
+        <w:numPr>
+          <w:ilvl w:val="0"/>
+          <w:numId w:val="10"/>
+        </w:numPr>
+        <w:shd w:val="clear" w:color="auto" w:fill="FFFFFF"/>
+        <w:spacing w:before="0" w:beforeAutospacing="0" w:after="0" w:afterAutospacing="0"/>
+        <w:ind w:left="0"/>
+        <w:rPr>
+          <w:rFonts w:ascii="Segoe UI" w:hAnsi="Segoe UI" w:cs="Segoe UI"/>
+          <w:color w:val="0D0D0D"/>
+        </w:rPr>
+      </w:pPr>
+      <w:r>
+        <w:rPr>
+          <w:rFonts w:ascii="Segoe UI" w:hAnsi="Segoe UI" w:cs="Segoe UI"/>
+          <w:color w:val="0D0D0D"/>
+        </w:rPr>
+        <w:t>The majority value of these three bits is calculated.</w:t>
+      </w:r>
+    </w:p>
+    <w:p>
+      <w:pPr>
+        <w:pStyle w:val="NormalWeb"/>
+        <w:numPr>
+          <w:ilvl w:val="0"/>
+          <w:numId w:val="10"/>
+        </w:numPr>
+        <w:shd w:val="clear" w:color="auto" w:fill="FFFFFF"/>
+        <w:spacing w:before="0" w:beforeAutospacing="0" w:after="0" w:afterAutospacing="0"/>
+        <w:ind w:left="0"/>
+        <w:rPr>
+          <w:rFonts w:ascii="Segoe UI" w:hAnsi="Segoe UI" w:cs="Segoe UI"/>
+          <w:color w:val="0D0D0D"/>
+        </w:rPr>
+      </w:pPr>
+      <w:r>
+        <w:rPr>
+          <w:rFonts w:ascii="Segoe UI" w:hAnsi="Segoe UI" w:cs="Segoe UI"/>
+          <w:color w:val="0D0D0D"/>
+        </w:rPr>
+        <w:t>Only the registers whose clocking bit matches the majority value are shifted.</w:t>
+      </w:r>
+    </w:p>
+    <w:p>
+      <w:pPr>
+        <w:pStyle w:val="NormalWeb"/>
+        <w:shd w:val="clear" w:color="auto" w:fill="FFFFFF"/>
+        <w:spacing w:before="0" w:after="0"/>
+        <w:rPr>
+          <w:rFonts w:ascii="Segoe UI" w:hAnsi="Segoe UI" w:cs="Segoe UI"/>
+          <w:color w:val="0D0D0D"/>
+        </w:rPr>
+      </w:pPr>
+      <w:r>
+        <w:rPr>
+          <w:rFonts w:ascii="Segoe UI" w:hAnsi="Segoe UI" w:cs="Segoe UI"/>
+          <w:color w:val="0D0D0D"/>
+        </w:rPr>
+        <w:t>This is called </w:t>
+      </w:r>
+      <w:r>
+        <w:rPr>
+          <w:rStyle w:val="Strong"/>
+          <w:rFonts w:ascii="Segoe UI" w:hAnsi="Segoe UI" w:cs="Segoe UI"/>
+          <w:color w:val="0D0D0D"/>
+        </w:rPr>
+        <w:t>irregular clocking</w:t>
+      </w:r>
+      <w:r>
+        <w:rPr>
+          <w:rFonts w:ascii="Segoe UI" w:hAnsi="Segoe UI" w:cs="Segoe UI"/>
+          <w:color w:val="0D0D0D"/>
+        </w:rPr>
+        <w:t>, which increases security.</w:t>
+      </w:r>
+    </w:p>
+    <w:p>
+      <w:pPr>
+        <w:pStyle w:val="Heading3"/>
+        <w:shd w:val="clear" w:color="auto" w:fill="FFFFFF"/>
+        <w:spacing w:before="0" w:beforeAutospacing="0" w:after="60" w:afterAutospacing="0"/>
+        <w:rPr>
+          <w:rFonts w:ascii="Segoe UI" w:hAnsi="Segoe UI" w:cs="Segoe UI"/>
+          <w:color w:val="0D0D0D"/>
+        </w:rPr>
+      </w:pPr>
+      <w:r>
+        <w:rPr>
+          <w:rFonts w:ascii="Segoe UI" w:hAnsi="Segoe UI" w:cs="Segoe UI"/>
+          <w:color w:val="0D0D0D"/>
+        </w:rPr>
+        <w:t>2️. Register Shifting</w:t>
+      </w:r>
+    </w:p>
+    <w:p>
+      <w:pPr>
+        <w:pStyle w:val="NormalWeb"/>
+        <w:shd w:val="clear" w:color="auto" w:fill="FFFFFF"/>
+        <w:rPr>
+          <w:rFonts w:ascii="Segoe UI" w:hAnsi="Segoe UI" w:cs="Segoe UI"/>
+          <w:color w:val="0D0D0D"/>
+        </w:rPr>
+      </w:pPr>
+      <w:r>
+        <w:rPr>
+          <w:rFonts w:ascii="Segoe UI" w:hAnsi="Segoe UI" w:cs="Segoe UI"/>
+          <w:color w:val="0D0D0D"/>
+        </w:rPr>
+        <w:t>When a register is selected to step:</w:t>
+      </w:r>
+    </w:p>
+    <w:p>
+      <w:pPr>
+        <w:pStyle w:val="NormalWeb"/>
+        <w:numPr>
+          <w:ilvl w:val="0"/>
+          <w:numId w:val="11"/>
+        </w:numPr>
+        <w:shd w:val="clear" w:color="auto" w:fill="FFFFFF"/>
+        <w:spacing w:before="0" w:beforeAutospacing="0" w:after="0" w:afterAutospacing="0"/>
+        <w:ind w:left="0"/>
+        <w:rPr>
+          <w:rFonts w:ascii="Segoe UI" w:hAnsi="Segoe UI" w:cs="Segoe UI"/>
+          <w:color w:val="0D0D0D"/>
+        </w:rPr>
+      </w:pPr>
+      <w:r>
+        <w:rPr>
+          <w:rFonts w:ascii="Segoe UI" w:hAnsi="Segoe UI" w:cs="Segoe UI"/>
+          <w:color w:val="0D0D0D"/>
+        </w:rPr>
+        <w:t>A new bit is calculated using XOR of its feedback tap positions.</w:t>
+      </w:r>
+    </w:p>
+    <w:p>
+      <w:pPr>
+        <w:pStyle w:val="NormalWeb"/>
+        <w:numPr>
+          <w:ilvl w:val="0"/>
+          <w:numId w:val="11"/>
+        </w:numPr>
+        <w:shd w:val="clear" w:color="auto" w:fill="FFFFFF"/>
+        <w:spacing w:before="0" w:beforeAutospacing="0" w:after="0" w:afterAutospacing="0"/>
+        <w:ind w:left="0"/>
+        <w:rPr>
+          <w:rFonts w:ascii="Segoe UI" w:hAnsi="Segoe UI" w:cs="Segoe UI"/>
+          <w:color w:val="0D0D0D"/>
+        </w:rPr>
+      </w:pPr>
+      <w:r>
+        <w:rPr>
+          <w:rFonts w:ascii="Segoe UI" w:hAnsi="Segoe UI" w:cs="Segoe UI"/>
+          <w:color w:val="0D0D0D"/>
+        </w:rPr>
+        <w:t>The register shifts right.</w:t>
+      </w:r>
+    </w:p>
+    <w:p>
+      <w:pPr>
+        <w:pStyle w:val="NormalWeb"/>
+        <w:numPr>
+          <w:ilvl w:val="0"/>
+          <w:numId w:val="11"/>
+        </w:numPr>
+        <w:shd w:val="clear" w:color="auto" w:fill="FFFFFF"/>
+        <w:spacing w:before="0" w:beforeAutospacing="0" w:after="0" w:afterAutospacing="0"/>
+        <w:ind w:left="0"/>
+        <w:rPr>
+          <w:rFonts w:ascii="Segoe UI" w:hAnsi="Segoe UI" w:cs="Segoe UI"/>
+          <w:color w:val="0D0D0D"/>
+        </w:rPr>
+      </w:pPr>
+      <w:r>
+        <w:rPr>
+          <w:rFonts w:ascii="Segoe UI" w:hAnsi="Segoe UI" w:cs="Segoe UI"/>
+          <w:color w:val="0D0D0D"/>
+        </w:rPr>
+        <w:t>The new feedback bit enters the leftmost position.</w:t>
+      </w:r>
+    </w:p>
+    <w:p>
+      <w:pPr>
+        <w:pStyle w:val="NormalWeb"/>
+        <w:shd w:val="clear" w:color="auto" w:fill="FFFFFF"/>
+        <w:rPr>
+          <w:rFonts w:ascii="Segoe UI" w:hAnsi="Segoe UI" w:cs="Segoe UI"/>
+          <w:color w:val="0D0D0D"/>
+        </w:rPr>
+      </w:pPr>
+      <w:r>
+        <w:rPr>
+          <w:rFonts w:ascii="Segoe UI" w:hAnsi="Segoe UI" w:cs="Segoe UI"/>
+          <w:color w:val="0D0D0D"/>
+        </w:rPr>
+        <w:t>Each register has fixed feedback taps defined by the algorithm.</w:t>
+      </w:r>
+    </w:p>
+    <w:p>
+      <w:pPr>
+        <w:pStyle w:val="Heading3"/>
+        <w:shd w:val="clear" w:color="auto" w:fill="FFFFFF"/>
+        <w:spacing w:before="0" w:beforeAutospacing="0" w:after="60" w:afterAutospacing="0"/>
+        <w:rPr>
+          <w:rFonts w:ascii="Segoe UI" w:hAnsi="Segoe UI" w:cs="Segoe UI"/>
+          <w:color w:val="0D0D0D"/>
+        </w:rPr>
+      </w:pPr>
+      <w:r>
+        <w:rPr>
+          <w:rFonts w:ascii="Segoe UI" w:hAnsi="Segoe UI" w:cs="Segoe UI"/>
+          <w:color w:val="0D0D0D"/>
+        </w:rPr>
+        <w:t>3️. Keystream Bit Generation</w:t>
+      </w:r>
+    </w:p>
+    <w:p>
+      <w:pPr>
+        <w:pStyle w:val="NormalWeb"/>
+        <w:shd w:val="clear" w:color="auto" w:fill="FFFFFF"/>
+        <w:rPr>
+          <w:rFonts w:ascii="Segoe UI" w:hAnsi="Segoe UI" w:cs="Segoe UI"/>
+          <w:color w:val="0D0D0D"/>
+        </w:rPr>
+      </w:pPr>
+      <w:r>
+        <w:rPr>
+          <w:rFonts w:ascii="Segoe UI" w:hAnsi="Segoe UI" w:cs="Segoe UI"/>
+          <w:color w:val="0D0D0D"/>
+        </w:rPr>
+        <w:t>After shifting (or before next cycle):</w:t>
+      </w:r>
+      <w:r>
+        <w:rPr>
+          <w:rFonts w:ascii="Segoe UI" w:hAnsi="Segoe UI" w:cs="Segoe UI"/>
+          <w:color w:val="0D0D0D"/>
+        </w:rPr>
+        <w:br/>
+      </w:r>
+      <w:r>
+        <w:rPr>
+          <w:rFonts w:ascii="Segoe UI" w:hAnsi="Segoe UI" w:cs="Segoe UI"/>
+          <w:color w:val="0D0D0D"/>
+        </w:rPr>
+        <w:t xml:space="preserve">The keystream bit is generated by </w:t>
+      </w:r>
+      <w:proofErr w:type="spellStart"/>
+      <w:r>
+        <w:rPr>
+          <w:rFonts w:ascii="Segoe UI" w:hAnsi="Segoe UI" w:cs="Segoe UI"/>
+          <w:color w:val="0D0D0D"/>
+        </w:rPr>
+        <w:t>XORing</w:t>
+      </w:r>
+      <w:proofErr w:type="spellEnd"/>
+      <w:r>
+        <w:rPr>
+          <w:rFonts w:ascii="Segoe UI" w:hAnsi="Segoe UI" w:cs="Segoe UI"/>
+          <w:color w:val="0D0D0D"/>
+        </w:rPr>
+        <w:t xml:space="preserve"> the last bit of all three registers:</w:t>
+      </w:r>
+      <w:r>
+        <w:rPr>
+          <w:rFonts w:ascii="Segoe UI" w:hAnsi="Segoe UI" w:cs="Segoe UI"/>
+          <w:color w:val="0D0D0D"/>
+        </w:rPr>
+        <w:br/>
+      </w:r>
+      <w:r>
+        <w:rPr>
+          <w:rFonts w:ascii="Segoe UI" w:hAnsi="Segoe UI" w:cs="Segoe UI"/>
+          <w:color w:val="0D0D0D"/>
+        </w:rPr>
+        <w:t xml:space="preserve">k = X[18] </w:t>
+      </w:r>
+      <w:r>
+        <w:rPr>
+          <w:rFonts w:ascii="Cambria Math" w:hAnsi="Cambria Math" w:cs="Cambria Math"/>
+          <w:color w:val="0D0D0D"/>
+        </w:rPr>
+        <w:t>⊕</w:t>
+      </w:r>
+      <w:r>
+        <w:rPr>
+          <w:rFonts w:ascii="Segoe UI" w:hAnsi="Segoe UI" w:cs="Segoe UI"/>
+          <w:color w:val="0D0D0D"/>
+        </w:rPr>
+        <w:t xml:space="preserve"> Y[21] </w:t>
+      </w:r>
+      <w:r>
+        <w:rPr>
+          <w:rFonts w:ascii="Cambria Math" w:hAnsi="Cambria Math" w:cs="Cambria Math"/>
+          <w:color w:val="0D0D0D"/>
+        </w:rPr>
+        <w:t>⊕</w:t>
+      </w:r>
+      <w:r>
+        <w:rPr>
+          <w:rFonts w:ascii="Segoe UI" w:hAnsi="Segoe UI" w:cs="Segoe UI"/>
+          <w:color w:val="0D0D0D"/>
+        </w:rPr>
+        <w:t xml:space="preserve"> Z[22]</w:t>
+      </w:r>
+      <w:r>
+        <w:rPr>
+          <w:rFonts w:ascii="Segoe UI" w:hAnsi="Segoe UI" w:cs="Segoe UI"/>
+          <w:color w:val="0D0D0D"/>
+        </w:rPr>
+        <w:br/>
+      </w:r>
+      <w:r>
+        <w:rPr>
+          <w:rFonts w:ascii="Segoe UI" w:hAnsi="Segoe UI" w:cs="Segoe UI"/>
+          <w:color w:val="0D0D0D"/>
+        </w:rPr>
+        <w:lastRenderedPageBreak/>
+        <w:t>This produces one keystream bit per cycle.</w:t>
+      </w:r>
+      <w:r>
+        <w:rPr>
+          <w:rFonts w:ascii="Segoe UI" w:hAnsi="Segoe UI" w:cs="Segoe UI"/>
+          <w:color w:val="0D0D0D"/>
+        </w:rPr>
+        <w:br/>
+      </w:r>
+      <w:r>
+        <w:rPr>
+          <w:rFonts w:ascii="Segoe UI" w:hAnsi="Segoe UI" w:cs="Segoe UI"/>
+          <w:color w:val="0D0D0D"/>
+        </w:rPr>
+        <w:t>The process repeats for each clock cycle to produce a continuous keystream.</w:t>
+      </w:r>
+    </w:p>
+    <w:p>
+      <w:pPr>
+        <w:rPr>
+          <w:b/>
+          <w:color w:val="FF0000"/>
+          <w:sz w:val="28"/>
+          <w:szCs w:val="28"/>
+        </w:rPr>
+      </w:pPr>
+      <w:r>
+        <w:rPr>
+          <w:b/>
+          <w:color w:val="FF0000"/>
+          <w:sz w:val="28"/>
+          <w:szCs w:val="28"/>
+        </w:rPr>
+        <w:t>Write down the pseudocode for the RC4 Initialization phase.</w:t>
+      </w:r>
+    </w:p>
+    <w:p>
+      <w:pPr>
+        <w:rPr>
+          <w:b/>
+          <w:color w:val="C00000"/>
+          <w:sz w:val="28"/>
+          <w:szCs w:val="28"/>
+        </w:rPr>
+      </w:pPr>
+      <w:proofErr w:type="spellStart"/>
+      <w:r>
+        <w:rPr>
+          <w:b/>
+          <w:color w:val="C00000"/>
+          <w:sz w:val="28"/>
+          <w:szCs w:val="28"/>
+        </w:rPr>
+        <w:t>Ans</w:t>
+      </w:r>
+      <w:proofErr w:type="spellEnd"/>
+      <w:r>
+        <w:rPr>
+          <w:b/>
+          <w:color w:val="C00000"/>
+          <w:sz w:val="28"/>
+          <w:szCs w:val="28"/>
+        </w:rPr>
+        <w:t>:</w:t>
+      </w:r>
+      <w:r>
+        <w:rPr>
+          <w:b/>
+          <w:color w:val="000000" w:themeColor="text1"/>
+          <w:sz w:val="28"/>
+          <w:szCs w:val="28"/>
+        </w:rPr>
+        <w:br/>
+      </w:r>
+      <w:r>
+        <w:rPr>
+          <w:b/>
+          <w:noProof/>
+          <w:color w:val="000000" w:themeColor="text1"/>
+          <w:sz w:val="28"/>
+          <w:szCs w:val="28"/>
+        </w:rPr>
+        <w:drawing>
+          <wp:inline distT="0" distB="0" distL="0" distR="0">
+            <wp:extent cx="6248400" cy="3103245"/>
+            <wp:effectExtent l="0" t="0" r="0" b="1905"/>
+            <wp:docPr id="1" name="Picture 1"/>
+            <wp:cNvGraphicFramePr>
+              <a:graphicFrameLocks xmlns:a="http://schemas.openxmlformats.org/drawingml/2006/main" noChangeAspect="1"/>
+            </wp:cNvGraphicFramePr>
+            <a:graphic xmlns:a="http://schemas.openxmlformats.org/drawingml/2006/main">
+              <a:graphicData uri="http://schemas.openxmlformats.org/drawingml/2006/picture">
+                <pic:pic xmlns:pic="http://schemas.openxmlformats.org/drawingml/2006/picture">
+                  <pic:nvPicPr>
+                    <pic:cNvPr id="1" name="Screenshot_3.png"/>
+                    <pic:cNvPicPr/>
+                  </pic:nvPicPr>
+                  <pic:blipFill>
+                    <a:blip r:embed="rId5">
+                      <a:extLst>
+                        <a:ext uri="{28A0092B-C50C-407E-A947-70E740481C1C}">
+                          <a14:useLocalDpi xmlns:a14="http://schemas.microsoft.com/office/drawing/2010/main" val="0"/>
+                        </a:ext>
+                      </a:extLst>
+                    </a:blip>
+                    <a:stretch>
+                      <a:fillRect/>
+                    </a:stretch>
+                  </pic:blipFill>
+                  <pic:spPr>
+                    <a:xfrm>
+                      <a:off x="0" y="0"/>
+                      <a:ext cx="6248400" cy="3103245"/>
+                    </a:xfrm>
+                    <a:prstGeom prst="rect">
+                      <a:avLst/>
+                    </a:prstGeom>
+                  </pic:spPr>
+                </pic:pic>
+              </a:graphicData>
+            </a:graphic>
+          </wp:inline>
+        </w:drawing>
+      </w:r>
+    </w:p>
+    <w:p>
+      <w:pPr>
+        <w:rPr>
+          <w:b/>
+          <w:color w:val="C00000"/>
+          <w:sz w:val="28"/>
+          <w:szCs w:val="28"/>
+        </w:rPr>
+      </w:pPr>
+    </w:p>
+    <w:p>
+      <w:pPr>
+        <w:rPr>
+          <w:b/>
+          <w:color w:val="000000" w:themeColor="text1"/>
+          <w:sz w:val="28"/>
+          <w:szCs w:val="28"/>
+        </w:rPr>
+      </w:pPr>
+      <w:r>
+        <w:rPr>
+          <w:b/>
+          <w:noProof/>
+          <w:color w:val="000000" w:themeColor="text1"/>
+          <w:sz w:val="28"/>
+          <w:szCs w:val="28"/>
+        </w:rPr>
+        <w:drawing>
+          <wp:inline distT="0" distB="0" distL="0" distR="0">
+            <wp:extent cx="5943600" cy="3015615"/>
+            <wp:effectExtent l="0" t="0" r="0" b="0"/>
+            <wp:docPr id="2" name="Picture 2"/>
+            <wp:cNvGraphicFramePr>
+              <a:graphicFrameLocks xmlns:a="http://schemas.openxmlformats.org/drawingml/2006/main" noChangeAspect="1"/>
+            </wp:cNvGraphicFramePr>
+            <a:graphic xmlns:a="http://schemas.openxmlformats.org/drawingml/2006/main">
+              <a:graphicData uri="http://schemas.openxmlformats.org/drawingml/2006/picture">
+                <pic:pic xmlns:pic="http://schemas.openxmlformats.org/drawingml/2006/picture">
+                  <pic:nvPicPr>
+                    <pic:cNvPr id="2" name="Screenshot_4.png"/>
+                    <pic:cNvPicPr/>
+                  </pic:nvPicPr>
+                  <pic:blipFill>
+                    <a:blip r:embed="rId6">
+                      <a:extLst>
+                        <a:ext uri="{28A0092B-C50C-407E-A947-70E740481C1C}">
+                          <a14:useLocalDpi xmlns:a14="http://schemas.microsoft.com/office/drawing/2010/main" val="0"/>
+                        </a:ext>
+                      </a:extLst>
+                    </a:blip>
+                    <a:stretch>
+                      <a:fillRect/>
+                    </a:stretch>
+                  </pic:blipFill>
+                  <pic:spPr>
+                    <a:xfrm>
+                      <a:off x="0" y="0"/>
+                      <a:ext cx="5943600" cy="3015615"/>
+                    </a:xfrm>
+                    <a:prstGeom prst="rect">
+                      <a:avLst/>
+                    </a:prstGeom>
+                  </pic:spPr>
+                </pic:pic>
+              </a:graphicData>
+            </a:graphic>
+          </wp:inline>
+        </w:drawing>
+      </w:r>
+    </w:p>
+    <w:p>
+      <w:pPr>
+        <w:rPr>
+          <w:b/>
+          <w:color w:val="C00000"/>
+          <w:sz w:val="28"/>
+          <w:szCs w:val="28"/>
+        </w:rPr>
+      </w:pPr>
+      <w:proofErr w:type="spellStart"/>
+      <w:r>
+        <w:rPr>
+          <w:b/>
+          <w:color w:val="C00000"/>
+          <w:sz w:val="28"/>
+          <w:szCs w:val="28"/>
+        </w:rPr>
+        <w:t>Ans</w:t>
+      </w:r>
+      <w:proofErr w:type="spellEnd"/>
+      <w:r>
+        <w:rPr>
+          <w:b/>
+          <w:color w:val="C00000"/>
+          <w:sz w:val="28"/>
+          <w:szCs w:val="28"/>
+        </w:rPr>
+        <w:t>:</w:t>
+      </w:r>
+      <w:r>
+        <w:rPr>
+          <w:b/>
+          <w:color w:val="C00000"/>
+          <w:sz w:val="28"/>
+          <w:szCs w:val="28"/>
+        </w:rPr>
+        <w:t xml:space="preserve"> </w:t>
+      </w:r>
+      <w:proofErr w:type="spellStart"/>
+      <w:r>
+        <w:rPr>
+          <w:b/>
+          <w:color w:val="C00000"/>
+          <w:sz w:val="28"/>
+          <w:szCs w:val="28"/>
+        </w:rPr>
+        <w:t>Anser</w:t>
+      </w:r>
+      <w:proofErr w:type="spellEnd"/>
+      <w:r>
+        <w:rPr>
+          <w:b/>
+          <w:color w:val="C00000"/>
+          <w:sz w:val="28"/>
+          <w:szCs w:val="28"/>
+        </w:rPr>
+        <w:t xml:space="preserve"> e z and z 2tai </w:t>
+      </w:r>
+      <w:proofErr w:type="spellStart"/>
+      <w:r>
+        <w:rPr>
+          <w:b/>
+          <w:color w:val="C00000"/>
+          <w:sz w:val="28"/>
+          <w:szCs w:val="28"/>
+        </w:rPr>
+        <w:t>ber</w:t>
+      </w:r>
+      <w:proofErr w:type="spellEnd"/>
+      <w:r>
+        <w:rPr>
+          <w:b/>
+          <w:color w:val="C00000"/>
+          <w:sz w:val="28"/>
+          <w:szCs w:val="28"/>
+        </w:rPr>
+        <w:t xml:space="preserve"> </w:t>
+      </w:r>
+      <w:proofErr w:type="spellStart"/>
+      <w:r>
+        <w:rPr>
+          <w:b/>
+          <w:color w:val="C00000"/>
+          <w:sz w:val="28"/>
+          <w:szCs w:val="28"/>
+        </w:rPr>
+        <w:t>korechi</w:t>
+      </w:r>
+      <w:proofErr w:type="spellEnd"/>
+      <w:r>
+        <w:rPr>
+          <w:b/>
+          <w:color w:val="C00000"/>
+          <w:sz w:val="28"/>
+          <w:szCs w:val="28"/>
+        </w:rPr>
+        <w:t xml:space="preserve"> but question e only x cheyeche.</w:t>
+      </w:r>
+    </w:p>
+    <w:p>
+      <w:pPr>
+        <w:rPr>
+          <w:b/>
+          <w:color w:val="C00000"/>
+          <w:sz w:val="28"/>
+          <w:szCs w:val="28"/>
+        </w:rPr>
+      </w:pPr>
+      <w:r>
+        <w:rPr>
+          <w:b/>
+          <w:noProof/>
+          <w:color w:val="C00000"/>
+          <w:sz w:val="28"/>
+          <w:szCs w:val="28"/>
+        </w:rPr>
+        <w:lastRenderedPageBreak/>
+        <w:drawing>
+          <wp:inline distT="0" distB="0" distL="0" distR="0">
+            <wp:extent cx="6534150" cy="7267575"/>
+            <wp:effectExtent l="0" t="0" r="0" b="9525"/>
+            <wp:docPr id="3" name="Picture 3"/>
+            <wp:cNvGraphicFramePr>
+              <a:graphicFrameLocks xmlns:a="http://schemas.openxmlformats.org/drawingml/2006/main" noChangeAspect="1"/>
+            </wp:cNvGraphicFramePr>
+            <a:graphic xmlns:a="http://schemas.openxmlformats.org/drawingml/2006/main">
+              <a:graphicData uri="http://schemas.openxmlformats.org/drawingml/2006/picture">
+                <pic:pic xmlns:pic="http://schemas.openxmlformats.org/drawingml/2006/picture">
+                  <pic:nvPicPr>
+                    <pic:cNvPr id="3" name="1000031109.jpg"/>
+                    <pic:cNvPicPr/>
+                  </pic:nvPicPr>
+                  <pic:blipFill>
+                    <a:blip r:embed="rId7" cstate="print">
+                      <a:extLst>
+                        <a:ext uri="{28A0092B-C50C-407E-A947-70E740481C1C}">
+                          <a14:useLocalDpi xmlns:a14="http://schemas.microsoft.com/office/drawing/2010/main" val="0"/>
+                        </a:ext>
+                      </a:extLst>
+                    </a:blip>
+                    <a:stretch>
+                      <a:fillRect/>
+                    </a:stretch>
+                  </pic:blipFill>
+                  <pic:spPr>
+                    <a:xfrm>
+                      <a:off x="0" y="0"/>
+                      <a:ext cx="6534150" cy="7267575"/>
+                    </a:xfrm>
+                    <a:prstGeom prst="rect">
+                      <a:avLst/>
+                    </a:prstGeom>
+                  </pic:spPr>
+                </pic:pic>
+              </a:graphicData>
+            </a:graphic>
+          </wp:inline>
+        </w:drawing>
+      </w:r>
+    </w:p>
+    <w:p>
+      <w:pPr>
+        <w:rPr>
+          <w:b/>
+          <w:color w:val="C00000"/>
+          <w:sz w:val="28"/>
+          <w:szCs w:val="28"/>
+        </w:rPr>
+      </w:pPr>
+    </w:p>
+    <w:p>
+      <w:pPr>
+        <w:rPr>
+          <w:b/>
+          <w:color w:val="C00000"/>
+          <w:sz w:val="28"/>
+          <w:szCs w:val="28"/>
+        </w:rPr>
+      </w:pPr>
+      <w:r>
+        <w:rPr>
+          <w:b/>
+          <w:noProof/>
+          <w:color w:val="C00000"/>
+          <w:sz w:val="28"/>
+          <w:szCs w:val="28"/>
+        </w:rPr>
+        <w:lastRenderedPageBreak/>
+        <w:drawing>
+          <wp:inline distT="0" distB="0" distL="0" distR="0">
+            <wp:extent cx="5943600" cy="2451100"/>
+            <wp:effectExtent l="0" t="0" r="0" b="6350"/>
+            <wp:docPr id="4" name="Picture 4"/>
+            <wp:cNvGraphicFramePr>
+              <a:graphicFrameLocks xmlns:a="http://schemas.openxmlformats.org/drawingml/2006/main" noChangeAspect="1"/>
+            </wp:cNvGraphicFramePr>
+            <a:graphic xmlns:a="http://schemas.openxmlformats.org/drawingml/2006/main">
+              <a:graphicData uri="http://schemas.openxmlformats.org/drawingml/2006/picture">
+                <pic:pic xmlns:pic="http://schemas.openxmlformats.org/drawingml/2006/picture">
+                  <pic:nvPicPr>
+                    <pic:cNvPr id="4" name="Screenshot_5.png"/>
+                    <pic:cNvPicPr/>
+                  </pic:nvPicPr>
+                  <pic:blipFill>
+                    <a:blip r:embed="rId8">
+                      <a:extLst>
+                        <a:ext uri="{28A0092B-C50C-407E-A947-70E740481C1C}">
+                          <a14:useLocalDpi xmlns:a14="http://schemas.microsoft.com/office/drawing/2010/main" val="0"/>
+                        </a:ext>
+                      </a:extLst>
+                    </a:blip>
+                    <a:stretch>
+                      <a:fillRect/>
+                    </a:stretch>
+                  </pic:blipFill>
+                  <pic:spPr>
+                    <a:xfrm>
+                      <a:off x="0" y="0"/>
+                      <a:ext cx="5943600" cy="2451100"/>
+                    </a:xfrm>
+                    <a:prstGeom prst="rect">
+                      <a:avLst/>
+                    </a:prstGeom>
+                  </pic:spPr>
+                </pic:pic>
+              </a:graphicData>
+            </a:graphic>
+          </wp:inline>
+        </w:drawing>
+      </w:r>
+      <w:r>
+        <w:rPr>
+          <w:b/>
+          <w:color w:val="C00000"/>
+          <w:sz w:val="28"/>
+          <w:szCs w:val="28"/>
+        </w:rPr>
+        <w:br/>
+        <w:t xml:space="preserve">Answer: </w:t>
+      </w:r>
       <w:bookmarkStart w:id="0" w:name="_GoBack"/>
       <w:bookmarkEnd w:id="0"/>
     </w:p>
-    <w:p/>
     <w:sectPr>
       <w:pgSz w:w="12240" w:h="15840"/>
       <w:pgMar w:top="1440" w:right="1440" w:bottom="1440" w:left="1440" w:header="720" w:footer="720" w:gutter="0"/>
@@ -2086,6 +3280,417 @@
     </w:lvl>
   </w:abstractNum>
   <w:abstractNum w:abstractNumId="2" w15:restartNumberingAfterBreak="0">
+    <w:nsid w:val="27FB70B0"/>
+    <w:multiLevelType w:val="multilevel"/>
+    <w:tmpl w:val="B7860FDC"/>
+    <w:lvl w:ilvl="0">
+      <w:start w:val="1"/>
+      <w:numFmt w:val="bullet"/>
+      <w:lvlText w:val=""/>
+      <w:lvlJc w:val="left"/>
+      <w:pPr>
+        <w:tabs>
+          <w:tab w:val="num" w:pos="720"/>
+        </w:tabs>
+        <w:ind w:left="720" w:hanging="360"/>
+      </w:pPr>
+      <w:rPr>
+        <w:rFonts w:ascii="Symbol" w:hAnsi="Symbol" w:hint="default"/>
+        <w:sz w:val="20"/>
+      </w:rPr>
+    </w:lvl>
+    <w:lvl w:ilvl="1">
+      <w:start w:val="1"/>
+      <w:numFmt w:val="bullet"/>
+      <w:lvlText w:val=""/>
+      <w:lvlJc w:val="left"/>
+      <w:pPr>
+        <w:tabs>
+          <w:tab w:val="num" w:pos="1440"/>
+        </w:tabs>
+        <w:ind w:left="1440" w:hanging="360"/>
+      </w:pPr>
+      <w:rPr>
+        <w:rFonts w:ascii="Symbol" w:hAnsi="Symbol" w:hint="default"/>
+        <w:sz w:val="20"/>
+      </w:rPr>
+    </w:lvl>
+    <w:lvl w:ilvl="2" w:tentative="1">
+      <w:start w:val="1"/>
+      <w:numFmt w:val="bullet"/>
+      <w:lvlText w:val=""/>
+      <w:lvlJc w:val="left"/>
+      <w:pPr>
+        <w:tabs>
+          <w:tab w:val="num" w:pos="2160"/>
+        </w:tabs>
+        <w:ind w:left="2160" w:hanging="360"/>
+      </w:pPr>
+      <w:rPr>
+        <w:rFonts w:ascii="Symbol" w:hAnsi="Symbol" w:hint="default"/>
+        <w:sz w:val="20"/>
+      </w:rPr>
+    </w:lvl>
+    <w:lvl w:ilvl="3" w:tentative="1">
+      <w:start w:val="1"/>
+      <w:numFmt w:val="bullet"/>
+      <w:lvlText w:val=""/>
+      <w:lvlJc w:val="left"/>
+      <w:pPr>
+        <w:tabs>
+          <w:tab w:val="num" w:pos="2880"/>
+        </w:tabs>
+        <w:ind w:left="2880" w:hanging="360"/>
+      </w:pPr>
+      <w:rPr>
+        <w:rFonts w:ascii="Symbol" w:hAnsi="Symbol" w:hint="default"/>
+        <w:sz w:val="20"/>
+      </w:rPr>
+    </w:lvl>
+    <w:lvl w:ilvl="4" w:tentative="1">
+      <w:start w:val="1"/>
+      <w:numFmt w:val="bullet"/>
+      <w:lvlText w:val=""/>
+      <w:lvlJc w:val="left"/>
+      <w:pPr>
+        <w:tabs>
+          <w:tab w:val="num" w:pos="3600"/>
+        </w:tabs>
+        <w:ind w:left="3600" w:hanging="360"/>
+      </w:pPr>
+      <w:rPr>
+        <w:rFonts w:ascii="Symbol" w:hAnsi="Symbol" w:hint="default"/>
+        <w:sz w:val="20"/>
+      </w:rPr>
+    </w:lvl>
+    <w:lvl w:ilvl="5" w:tentative="1">
+      <w:start w:val="1"/>
+      <w:numFmt w:val="bullet"/>
+      <w:lvlText w:val=""/>
+      <w:lvlJc w:val="left"/>
+      <w:pPr>
+        <w:tabs>
+          <w:tab w:val="num" w:pos="4320"/>
+        </w:tabs>
+        <w:ind w:left="4320" w:hanging="360"/>
+      </w:pPr>
+      <w:rPr>
+        <w:rFonts w:ascii="Symbol" w:hAnsi="Symbol" w:hint="default"/>
+        <w:sz w:val="20"/>
+      </w:rPr>
+    </w:lvl>
+    <w:lvl w:ilvl="6" w:tentative="1">
+      <w:start w:val="1"/>
+      <w:numFmt w:val="bullet"/>
+      <w:lvlText w:val=""/>
+      <w:lvlJc w:val="left"/>
+      <w:pPr>
+        <w:tabs>
+          <w:tab w:val="num" w:pos="5040"/>
+        </w:tabs>
+        <w:ind w:left="5040" w:hanging="360"/>
+      </w:pPr>
+      <w:rPr>
+        <w:rFonts w:ascii="Symbol" w:hAnsi="Symbol" w:hint="default"/>
+        <w:sz w:val="20"/>
+      </w:rPr>
+    </w:lvl>
+    <w:lvl w:ilvl="7" w:tentative="1">
+      <w:start w:val="1"/>
+      <w:numFmt w:val="bullet"/>
+      <w:lvlText w:val=""/>
+      <w:lvlJc w:val="left"/>
+      <w:pPr>
+        <w:tabs>
+          <w:tab w:val="num" w:pos="5760"/>
+        </w:tabs>
+        <w:ind w:left="5760" w:hanging="360"/>
+      </w:pPr>
+      <w:rPr>
+        <w:rFonts w:ascii="Symbol" w:hAnsi="Symbol" w:hint="default"/>
+        <w:sz w:val="20"/>
+      </w:rPr>
+    </w:lvl>
+    <w:lvl w:ilvl="8" w:tentative="1">
+      <w:start w:val="1"/>
+      <w:numFmt w:val="bullet"/>
+      <w:lvlText w:val=""/>
+      <w:lvlJc w:val="left"/>
+      <w:pPr>
+        <w:tabs>
+          <w:tab w:val="num" w:pos="6480"/>
+        </w:tabs>
+        <w:ind w:left="6480" w:hanging="360"/>
+      </w:pPr>
+      <w:rPr>
+        <w:rFonts w:ascii="Symbol" w:hAnsi="Symbol" w:hint="default"/>
+        <w:sz w:val="20"/>
+      </w:rPr>
+    </w:lvl>
+  </w:abstractNum>
+  <w:abstractNum w:abstractNumId="3" w15:restartNumberingAfterBreak="0">
+    <w:nsid w:val="38A4213F"/>
+    <w:multiLevelType w:val="multilevel"/>
+    <w:tmpl w:val="52D63F72"/>
+    <w:lvl w:ilvl="0">
+      <w:start w:val="1"/>
+      <w:numFmt w:val="bullet"/>
+      <w:lvlText w:val=""/>
+      <w:lvlJc w:val="left"/>
+      <w:pPr>
+        <w:tabs>
+          <w:tab w:val="num" w:pos="720"/>
+        </w:tabs>
+        <w:ind w:left="720" w:hanging="360"/>
+      </w:pPr>
+      <w:rPr>
+        <w:rFonts w:ascii="Symbol" w:hAnsi="Symbol" w:hint="default"/>
+        <w:sz w:val="20"/>
+      </w:rPr>
+    </w:lvl>
+    <w:lvl w:ilvl="1" w:tentative="1">
+      <w:start w:val="1"/>
+      <w:numFmt w:val="bullet"/>
+      <w:lvlText w:val=""/>
+      <w:lvlJc w:val="left"/>
+      <w:pPr>
+        <w:tabs>
+          <w:tab w:val="num" w:pos="1440"/>
+        </w:tabs>
+        <w:ind w:left="1440" w:hanging="360"/>
+      </w:pPr>
+      <w:rPr>
+        <w:rFonts w:ascii="Symbol" w:hAnsi="Symbol" w:hint="default"/>
+        <w:sz w:val="20"/>
+      </w:rPr>
+    </w:lvl>
+    <w:lvl w:ilvl="2" w:tentative="1">
+      <w:start w:val="1"/>
+      <w:numFmt w:val="bullet"/>
+      <w:lvlText w:val=""/>
+      <w:lvlJc w:val="left"/>
+      <w:pPr>
+        <w:tabs>
+          <w:tab w:val="num" w:pos="2160"/>
+        </w:tabs>
+        <w:ind w:left="2160" w:hanging="360"/>
+      </w:pPr>
+      <w:rPr>
+        <w:rFonts w:ascii="Symbol" w:hAnsi="Symbol" w:hint="default"/>
+        <w:sz w:val="20"/>
+      </w:rPr>
+    </w:lvl>
+    <w:lvl w:ilvl="3" w:tentative="1">
+      <w:start w:val="1"/>
+      <w:numFmt w:val="bullet"/>
+      <w:lvlText w:val=""/>
+      <w:lvlJc w:val="left"/>
+      <w:pPr>
+        <w:tabs>
+          <w:tab w:val="num" w:pos="2880"/>
+        </w:tabs>
+        <w:ind w:left="2880" w:hanging="360"/>
+      </w:pPr>
+      <w:rPr>
+        <w:rFonts w:ascii="Symbol" w:hAnsi="Symbol" w:hint="default"/>
+        <w:sz w:val="20"/>
+      </w:rPr>
+    </w:lvl>
+    <w:lvl w:ilvl="4" w:tentative="1">
+      <w:start w:val="1"/>
+      <w:numFmt w:val="bullet"/>
+      <w:lvlText w:val=""/>
+      <w:lvlJc w:val="left"/>
+      <w:pPr>
+        <w:tabs>
+          <w:tab w:val="num" w:pos="3600"/>
+        </w:tabs>
+        <w:ind w:left="3600" w:hanging="360"/>
+      </w:pPr>
+      <w:rPr>
+        <w:rFonts w:ascii="Symbol" w:hAnsi="Symbol" w:hint="default"/>
+        <w:sz w:val="20"/>
+      </w:rPr>
+    </w:lvl>
+    <w:lvl w:ilvl="5" w:tentative="1">
+      <w:start w:val="1"/>
+      <w:numFmt w:val="bullet"/>
+      <w:lvlText w:val=""/>
+      <w:lvlJc w:val="left"/>
+      <w:pPr>
+        <w:tabs>
+          <w:tab w:val="num" w:pos="4320"/>
+        </w:tabs>
+        <w:ind w:left="4320" w:hanging="360"/>
+      </w:pPr>
+      <w:rPr>
+        <w:rFonts w:ascii="Symbol" w:hAnsi="Symbol" w:hint="default"/>
+        <w:sz w:val="20"/>
+      </w:rPr>
+    </w:lvl>
+    <w:lvl w:ilvl="6" w:tentative="1">
+      <w:start w:val="1"/>
+      <w:numFmt w:val="bullet"/>
+      <w:lvlText w:val=""/>
+      <w:lvlJc w:val="left"/>
+      <w:pPr>
+        <w:tabs>
+          <w:tab w:val="num" w:pos="5040"/>
+        </w:tabs>
+        <w:ind w:left="5040" w:hanging="360"/>
+      </w:pPr>
+      <w:rPr>
+        <w:rFonts w:ascii="Symbol" w:hAnsi="Symbol" w:hint="default"/>
+        <w:sz w:val="20"/>
+      </w:rPr>
+    </w:lvl>
+    <w:lvl w:ilvl="7" w:tentative="1">
+      <w:start w:val="1"/>
+      <w:numFmt w:val="bullet"/>
+      <w:lvlText w:val=""/>
+      <w:lvlJc w:val="left"/>
+      <w:pPr>
+        <w:tabs>
+          <w:tab w:val="num" w:pos="5760"/>
+        </w:tabs>
+        <w:ind w:left="5760" w:hanging="360"/>
+      </w:pPr>
+      <w:rPr>
+        <w:rFonts w:ascii="Symbol" w:hAnsi="Symbol" w:hint="default"/>
+        <w:sz w:val="20"/>
+      </w:rPr>
+    </w:lvl>
+    <w:lvl w:ilvl="8" w:tentative="1">
+      <w:start w:val="1"/>
+      <w:numFmt w:val="bullet"/>
+      <w:lvlText w:val=""/>
+      <w:lvlJc w:val="left"/>
+      <w:pPr>
+        <w:tabs>
+          <w:tab w:val="num" w:pos="6480"/>
+        </w:tabs>
+        <w:ind w:left="6480" w:hanging="360"/>
+      </w:pPr>
+      <w:rPr>
+        <w:rFonts w:ascii="Symbol" w:hAnsi="Symbol" w:hint="default"/>
+        <w:sz w:val="20"/>
+      </w:rPr>
+    </w:lvl>
+  </w:abstractNum>
+  <w:abstractNum w:abstractNumId="4" w15:restartNumberingAfterBreak="0">
+    <w:nsid w:val="40AE152D"/>
+    <w:multiLevelType w:val="multilevel"/>
+    <w:tmpl w:val="0FE647FE"/>
+    <w:lvl w:ilvl="0">
+      <w:start w:val="1"/>
+      <w:numFmt w:val="decimal"/>
+      <w:lvlText w:val="%1."/>
+      <w:lvlJc w:val="left"/>
+      <w:pPr>
+        <w:tabs>
+          <w:tab w:val="num" w:pos="720"/>
+        </w:tabs>
+        <w:ind w:left="720" w:hanging="360"/>
+      </w:pPr>
+    </w:lvl>
+    <w:lvl w:ilvl="1" w:tentative="1">
+      <w:start w:val="1"/>
+      <w:numFmt w:val="decimal"/>
+      <w:lvlText w:val="%2."/>
+      <w:lvlJc w:val="left"/>
+      <w:pPr>
+        <w:tabs>
+          <w:tab w:val="num" w:pos="1440"/>
+        </w:tabs>
+        <w:ind w:left="1440" w:hanging="360"/>
+      </w:pPr>
+    </w:lvl>
+    <w:lvl w:ilvl="2" w:tentative="1">
+      <w:start w:val="1"/>
+      <w:numFmt w:val="decimal"/>
+      <w:lvlText w:val="%3."/>
+      <w:lvlJc w:val="left"/>
+      <w:pPr>
+        <w:tabs>
+          <w:tab w:val="num" w:pos="2160"/>
+        </w:tabs>
+        <w:ind w:left="2160" w:hanging="360"/>
+      </w:pPr>
+    </w:lvl>
+    <w:lvl w:ilvl="3" w:tentative="1">
+      <w:start w:val="1"/>
+      <w:numFmt w:val="decimal"/>
+      <w:lvlText w:val="%4."/>
+      <w:lvlJc w:val="left"/>
+      <w:pPr>
+        <w:tabs>
+          <w:tab w:val="num" w:pos="2880"/>
+        </w:tabs>
+        <w:ind w:left="2880" w:hanging="360"/>
+      </w:pPr>
+    </w:lvl>
+    <w:lvl w:ilvl="4" w:tentative="1">
+      <w:start w:val="1"/>
+      <w:numFmt w:val="decimal"/>
+      <w:lvlText w:val="%5."/>
+      <w:lvlJc w:val="left"/>
+      <w:pPr>
+        <w:tabs>
+          <w:tab w:val="num" w:pos="3600"/>
+        </w:tabs>
+        <w:ind w:left="3600" w:hanging="360"/>
+      </w:pPr>
+    </w:lvl>
+    <w:lvl w:ilvl="5" w:tentative="1">
+      <w:start w:val="1"/>
+      <w:numFmt w:val="decimal"/>
+      <w:lvlText w:val="%6."/>
+      <w:lvlJc w:val="left"/>
+      <w:pPr>
+        <w:tabs>
+          <w:tab w:val="num" w:pos="4320"/>
+        </w:tabs>
+        <w:ind w:left="4320" w:hanging="360"/>
+      </w:pPr>
+    </w:lvl>
+    <w:lvl w:ilvl="6" w:tentative="1">
+      <w:start w:val="1"/>
+      <w:numFmt w:val="decimal"/>
+      <w:lvlText w:val="%7."/>
+      <w:lvlJc w:val="left"/>
+      <w:pPr>
+        <w:tabs>
+          <w:tab w:val="num" w:pos="5040"/>
+        </w:tabs>
+        <w:ind w:left="5040" w:hanging="360"/>
+      </w:pPr>
+    </w:lvl>
+    <w:lvl w:ilvl="7" w:tentative="1">
+      <w:start w:val="1"/>
+      <w:numFmt w:val="decimal"/>
+      <w:lvlText w:val="%8."/>
+      <w:lvlJc w:val="left"/>
+      <w:pPr>
+        <w:tabs>
+          <w:tab w:val="num" w:pos="5760"/>
+        </w:tabs>
+        <w:ind w:left="5760" w:hanging="360"/>
+      </w:pPr>
+    </w:lvl>
+    <w:lvl w:ilvl="8" w:tentative="1">
+      <w:start w:val="1"/>
+      <w:numFmt w:val="decimal"/>
+      <w:lvlText w:val="%9."/>
+      <w:lvlJc w:val="left"/>
+      <w:pPr>
+        <w:tabs>
+          <w:tab w:val="num" w:pos="6480"/>
+        </w:tabs>
+        <w:ind w:left="6480" w:hanging="360"/>
+      </w:pPr>
+    </w:lvl>
+  </w:abstractNum>
+  <w:abstractNum w:abstractNumId="5" w15:restartNumberingAfterBreak="0">
     <w:nsid w:val="4B08376B"/>
     <w:multiLevelType w:val="multilevel"/>
     <w:tmpl w:val="8A8C9B52"/>
@@ -2234,7 +3839,7 @@
       </w:rPr>
     </w:lvl>
   </w:abstractNum>
-  <w:abstractNum w:abstractNumId="3" w15:restartNumberingAfterBreak="0">
+  <w:abstractNum w:abstractNumId="6" w15:restartNumberingAfterBreak="0">
     <w:nsid w:val="52722481"/>
     <w:multiLevelType w:val="multilevel"/>
     <w:tmpl w:val="42DA3B12"/>
@@ -2383,7 +3988,7 @@
       </w:rPr>
     </w:lvl>
   </w:abstractNum>
-  <w:abstractNum w:abstractNumId="4" w15:restartNumberingAfterBreak="0">
+  <w:abstractNum w:abstractNumId="7" w15:restartNumberingAfterBreak="0">
     <w:nsid w:val="53A9498E"/>
     <w:multiLevelType w:val="multilevel"/>
     <w:tmpl w:val="4656B9BC"/>
@@ -2532,7 +4137,156 @@
       </w:rPr>
     </w:lvl>
   </w:abstractNum>
-  <w:abstractNum w:abstractNumId="5" w15:restartNumberingAfterBreak="0">
+  <w:abstractNum w:abstractNumId="8" w15:restartNumberingAfterBreak="0">
+    <w:nsid w:val="570059D9"/>
+    <w:multiLevelType w:val="multilevel"/>
+    <w:tmpl w:val="49966A3C"/>
+    <w:lvl w:ilvl="0">
+      <w:start w:val="1"/>
+      <w:numFmt w:val="bullet"/>
+      <w:lvlText w:val=""/>
+      <w:lvlJc w:val="left"/>
+      <w:pPr>
+        <w:tabs>
+          <w:tab w:val="num" w:pos="720"/>
+        </w:tabs>
+        <w:ind w:left="720" w:hanging="360"/>
+      </w:pPr>
+      <w:rPr>
+        <w:rFonts w:ascii="Symbol" w:hAnsi="Symbol" w:hint="default"/>
+        <w:sz w:val="20"/>
+      </w:rPr>
+    </w:lvl>
+    <w:lvl w:ilvl="1" w:tentative="1">
+      <w:start w:val="1"/>
+      <w:numFmt w:val="bullet"/>
+      <w:lvlText w:val=""/>
+      <w:lvlJc w:val="left"/>
+      <w:pPr>
+        <w:tabs>
+          <w:tab w:val="num" w:pos="1440"/>
+        </w:tabs>
+        <w:ind w:left="1440" w:hanging="360"/>
+      </w:pPr>
+      <w:rPr>
+        <w:rFonts w:ascii="Symbol" w:hAnsi="Symbol" w:hint="default"/>
+        <w:sz w:val="20"/>
+      </w:rPr>
+    </w:lvl>
+    <w:lvl w:ilvl="2" w:tentative="1">
+      <w:start w:val="1"/>
+      <w:numFmt w:val="bullet"/>
+      <w:lvlText w:val=""/>
+      <w:lvlJc w:val="left"/>
+      <w:pPr>
+        <w:tabs>
+          <w:tab w:val="num" w:pos="2160"/>
+        </w:tabs>
+        <w:ind w:left="2160" w:hanging="360"/>
+      </w:pPr>
+      <w:rPr>
+        <w:rFonts w:ascii="Symbol" w:hAnsi="Symbol" w:hint="default"/>
+        <w:sz w:val="20"/>
+      </w:rPr>
+    </w:lvl>
+    <w:lvl w:ilvl="3" w:tentative="1">
+      <w:start w:val="1"/>
+      <w:numFmt w:val="bullet"/>
+      <w:lvlText w:val=""/>
+      <w:lvlJc w:val="left"/>
+      <w:pPr>
+        <w:tabs>
+          <w:tab w:val="num" w:pos="2880"/>
+        </w:tabs>
+        <w:ind w:left="2880" w:hanging="360"/>
+      </w:pPr>
+      <w:rPr>
+        <w:rFonts w:ascii="Symbol" w:hAnsi="Symbol" w:hint="default"/>
+        <w:sz w:val="20"/>
+      </w:rPr>
+    </w:lvl>
+    <w:lvl w:ilvl="4" w:tentative="1">
+      <w:start w:val="1"/>
+      <w:numFmt w:val="bullet"/>
+      <w:lvlText w:val=""/>
+      <w:lvlJc w:val="left"/>
+      <w:pPr>
+        <w:tabs>
+          <w:tab w:val="num" w:pos="3600"/>
+        </w:tabs>
+        <w:ind w:left="3600" w:hanging="360"/>
+      </w:pPr>
+      <w:rPr>
+        <w:rFonts w:ascii="Symbol" w:hAnsi="Symbol" w:hint="default"/>
+        <w:sz w:val="20"/>
+      </w:rPr>
+    </w:lvl>
+    <w:lvl w:ilvl="5" w:tentative="1">
+      <w:start w:val="1"/>
+      <w:numFmt w:val="bullet"/>
+      <w:lvlText w:val=""/>
+      <w:lvlJc w:val="left"/>
+      <w:pPr>
+        <w:tabs>
+          <w:tab w:val="num" w:pos="4320"/>
+        </w:tabs>
+        <w:ind w:left="4320" w:hanging="360"/>
+      </w:pPr>
+      <w:rPr>
+        <w:rFonts w:ascii="Symbol" w:hAnsi="Symbol" w:hint="default"/>
+        <w:sz w:val="20"/>
+      </w:rPr>
+    </w:lvl>
+    <w:lvl w:ilvl="6" w:tentative="1">
+      <w:start w:val="1"/>
+      <w:numFmt w:val="bullet"/>
+      <w:lvlText w:val=""/>
+      <w:lvlJc w:val="left"/>
+      <w:pPr>
+        <w:tabs>
+          <w:tab w:val="num" w:pos="5040"/>
+        </w:tabs>
+        <w:ind w:left="5040" w:hanging="360"/>
+      </w:pPr>
+      <w:rPr>
+        <w:rFonts w:ascii="Symbol" w:hAnsi="Symbol" w:hint="default"/>
+        <w:sz w:val="20"/>
+      </w:rPr>
+    </w:lvl>
+    <w:lvl w:ilvl="7" w:tentative="1">
+      <w:start w:val="1"/>
+      <w:numFmt w:val="bullet"/>
+      <w:lvlText w:val=""/>
+      <w:lvlJc w:val="left"/>
+      <w:pPr>
+        <w:tabs>
+          <w:tab w:val="num" w:pos="5760"/>
+        </w:tabs>
+        <w:ind w:left="5760" w:hanging="360"/>
+      </w:pPr>
+      <w:rPr>
+        <w:rFonts w:ascii="Symbol" w:hAnsi="Symbol" w:hint="default"/>
+        <w:sz w:val="20"/>
+      </w:rPr>
+    </w:lvl>
+    <w:lvl w:ilvl="8" w:tentative="1">
+      <w:start w:val="1"/>
+      <w:numFmt w:val="bullet"/>
+      <w:lvlText w:val=""/>
+      <w:lvlJc w:val="left"/>
+      <w:pPr>
+        <w:tabs>
+          <w:tab w:val="num" w:pos="6480"/>
+        </w:tabs>
+        <w:ind w:left="6480" w:hanging="360"/>
+      </w:pPr>
+      <w:rPr>
+        <w:rFonts w:ascii="Symbol" w:hAnsi="Symbol" w:hint="default"/>
+        <w:sz w:val="20"/>
+      </w:rPr>
+    </w:lvl>
+  </w:abstractNum>
+  <w:abstractNum w:abstractNumId="9" w15:restartNumberingAfterBreak="0">
     <w:nsid w:val="5EFC3C31"/>
     <w:multiLevelType w:val="multilevel"/>
     <w:tmpl w:val="AA82C8D4"/>
@@ -2649,7 +4403,7 @@
       </w:pPr>
     </w:lvl>
   </w:abstractNum>
-  <w:abstractNum w:abstractNumId="6" w15:restartNumberingAfterBreak="0">
+  <w:abstractNum w:abstractNumId="10" w15:restartNumberingAfterBreak="0">
     <w:nsid w:val="61FE10ED"/>
     <w:multiLevelType w:val="multilevel"/>
     <w:tmpl w:val="0E4CE28C"/>
@@ -2799,25 +4553,37 @@
     </w:lvl>
   </w:abstractNum>
   <w:num w:numId="1">
-    <w:abstractNumId w:val="5"/>
+    <w:abstractNumId w:val="9"/>
   </w:num>
   <w:num w:numId="2">
-    <w:abstractNumId w:val="6"/>
+    <w:abstractNumId w:val="10"/>
   </w:num>
   <w:num w:numId="3">
-    <w:abstractNumId w:val="4"/>
+    <w:abstractNumId w:val="7"/>
   </w:num>
   <w:num w:numId="4">
     <w:abstractNumId w:val="0"/>
   </w:num>
   <w:num w:numId="5">
-    <w:abstractNumId w:val="3"/>
+    <w:abstractNumId w:val="6"/>
   </w:num>
   <w:num w:numId="6">
-    <w:abstractNumId w:val="2"/>
+    <w:abstractNumId w:val="5"/>
   </w:num>
   <w:num w:numId="7">
     <w:abstractNumId w:val="1"/>
+  </w:num>
+  <w:num w:numId="8">
+    <w:abstractNumId w:val="4"/>
+  </w:num>
+  <w:num w:numId="9">
+    <w:abstractNumId w:val="3"/>
+  </w:num>
+  <w:num w:numId="10">
+    <w:abstractNumId w:val="2"/>
+  </w:num>
+  <w:num w:numId="11">
+    <w:abstractNumId w:val="8"/>
   </w:num>
 </w:numbering>
 </file>
@@ -3243,7 +5009,6 @@
     <w:next w:val="Normal"/>
     <w:link w:val="Heading2Char"/>
     <w:uiPriority w:val="9"/>
-    <w:semiHidden/>
     <w:unhideWhenUsed/>
     <w:qFormat/>
     <w:rsid w:val="007779C8"/>
@@ -3371,7 +5136,6 @@
     <w:basedOn w:val="DefaultParagraphFont"/>
     <w:link w:val="Heading2"/>
     <w:uiPriority w:val="9"/>
-    <w:semiHidden/>
     <w:rsid w:val="007779C8"/>
     <w:rPr>
       <w:rFonts w:asciiTheme="majorHAnsi" w:eastAsiaTheme="majorEastAsia" w:hAnsiTheme="majorHAnsi" w:cstheme="majorBidi"/>

--- a/Information Security/4. PMSCS-694-Lecture-4-Crypto Part-2.docx
+++ b/Information Security/4. PMSCS-694-Lecture-4-Crypto Part-2.docx
@@ -2966,8 +2966,1506 @@
         <w:br/>
         <w:t xml:space="preserve">Answer: </w:t>
       </w:r>
+    </w:p>
+    <w:p>
+      <w:pPr>
+        <w:pStyle w:val="Heading1"/>
+        <w:shd w:val="clear" w:color="auto" w:fill="FFFFFF"/>
+        <w:spacing w:before="0" w:after="120"/>
+        <w:rPr>
+          <w:rFonts w:ascii="Segoe UI" w:hAnsi="Segoe UI" w:cs="Segoe UI"/>
+          <w:color w:val="0D0D0D"/>
+          <w:sz w:val="36"/>
+          <w:szCs w:val="36"/>
+        </w:rPr>
+      </w:pPr>
+      <w:r>
+        <w:rPr>
+          <w:rFonts w:ascii="Segoe UI" w:hAnsi="Segoe UI" w:cs="Segoe UI"/>
+          <w:color w:val="0D0D0D"/>
+          <w:sz w:val="36"/>
+          <w:szCs w:val="36"/>
+        </w:rPr>
+        <w:t>Step 1: Total Possible Clocking Bit Combinations</w:t>
+      </w:r>
+    </w:p>
+    <w:p>
+      <w:pPr>
+        <w:pStyle w:val="NormalWeb"/>
+        <w:shd w:val="clear" w:color="auto" w:fill="FFFFFF"/>
+        <w:rPr>
+          <w:rFonts w:ascii="Segoe UI" w:hAnsi="Segoe UI" w:cs="Segoe UI"/>
+          <w:color w:val="0D0D0D"/>
+        </w:rPr>
+      </w:pPr>
+      <w:r>
+        <w:rPr>
+          <w:rFonts w:ascii="Segoe UI" w:hAnsi="Segoe UI" w:cs="Segoe UI"/>
+          <w:color w:val="0D0D0D"/>
+        </w:rPr>
+        <w:t>There are three clocking bits:</w:t>
+      </w:r>
+    </w:p>
+    <w:p>
+      <w:pPr>
+        <w:pStyle w:val="NormalWeb"/>
+        <w:numPr>
+          <w:ilvl w:val="0"/>
+          <w:numId w:val="12"/>
+        </w:numPr>
+        <w:shd w:val="clear" w:color="auto" w:fill="FFFFFF"/>
+        <w:spacing w:before="0" w:beforeAutospacing="0" w:after="0" w:afterAutospacing="0"/>
+        <w:ind w:left="0"/>
+        <w:rPr>
+          <w:rFonts w:ascii="Segoe UI" w:hAnsi="Segoe UI" w:cs="Segoe UI"/>
+          <w:color w:val="0D0D0D"/>
+        </w:rPr>
+      </w:pPr>
+      <w:proofErr w:type="gramStart"/>
+      <w:r>
+        <w:rPr>
+          <w:rFonts w:ascii="Segoe UI" w:hAnsi="Segoe UI" w:cs="Segoe UI"/>
+          <w:color w:val="0D0D0D"/>
+        </w:rPr>
+        <w:t>X[</w:t>
+      </w:r>
+      <w:proofErr w:type="gramEnd"/>
+      <w:r>
+        <w:rPr>
+          <w:rFonts w:ascii="Segoe UI" w:hAnsi="Segoe UI" w:cs="Segoe UI"/>
+          <w:color w:val="0D0D0D"/>
+        </w:rPr>
+        <w:t>8]</w:t>
+      </w:r>
+    </w:p>
+    <w:p>
+      <w:pPr>
+        <w:pStyle w:val="NormalWeb"/>
+        <w:numPr>
+          <w:ilvl w:val="0"/>
+          <w:numId w:val="12"/>
+        </w:numPr>
+        <w:shd w:val="clear" w:color="auto" w:fill="FFFFFF"/>
+        <w:spacing w:before="0" w:beforeAutospacing="0" w:after="0" w:afterAutospacing="0"/>
+        <w:ind w:left="0"/>
+        <w:rPr>
+          <w:rFonts w:ascii="Segoe UI" w:hAnsi="Segoe UI" w:cs="Segoe UI"/>
+          <w:color w:val="0D0D0D"/>
+        </w:rPr>
+      </w:pPr>
+      <w:proofErr w:type="gramStart"/>
+      <w:r>
+        <w:rPr>
+          <w:rFonts w:ascii="Segoe UI" w:hAnsi="Segoe UI" w:cs="Segoe UI"/>
+          <w:color w:val="0D0D0D"/>
+        </w:rPr>
+        <w:t>Y[</w:t>
+      </w:r>
+      <w:proofErr w:type="gramEnd"/>
+      <w:r>
+        <w:rPr>
+          <w:rFonts w:ascii="Segoe UI" w:hAnsi="Segoe UI" w:cs="Segoe UI"/>
+          <w:color w:val="0D0D0D"/>
+        </w:rPr>
+        <w:t>10]</w:t>
+      </w:r>
+    </w:p>
+    <w:p>
+      <w:pPr>
+        <w:pStyle w:val="NormalWeb"/>
+        <w:numPr>
+          <w:ilvl w:val="0"/>
+          <w:numId w:val="12"/>
+        </w:numPr>
+        <w:shd w:val="clear" w:color="auto" w:fill="FFFFFF"/>
+        <w:spacing w:before="0" w:beforeAutospacing="0" w:after="0" w:afterAutospacing="0"/>
+        <w:ind w:left="0"/>
+        <w:rPr>
+          <w:rFonts w:ascii="Segoe UI" w:hAnsi="Segoe UI" w:cs="Segoe UI"/>
+          <w:color w:val="0D0D0D"/>
+        </w:rPr>
+      </w:pPr>
+      <w:proofErr w:type="gramStart"/>
+      <w:r>
+        <w:rPr>
+          <w:rFonts w:ascii="Segoe UI" w:hAnsi="Segoe UI" w:cs="Segoe UI"/>
+          <w:color w:val="0D0D0D"/>
+        </w:rPr>
+        <w:t>Z[</w:t>
+      </w:r>
+      <w:proofErr w:type="gramEnd"/>
+      <w:r>
+        <w:rPr>
+          <w:rFonts w:ascii="Segoe UI" w:hAnsi="Segoe UI" w:cs="Segoe UI"/>
+          <w:color w:val="0D0D0D"/>
+        </w:rPr>
+        <w:t>10]</w:t>
+      </w:r>
+    </w:p>
+    <w:p>
+      <w:pPr>
+        <w:pStyle w:val="Heading1"/>
+        <w:shd w:val="clear" w:color="auto" w:fill="FFFFFF"/>
+        <w:spacing w:before="0" w:after="120"/>
+        <w:rPr>
+          <w:rFonts w:ascii="Segoe UI" w:hAnsi="Segoe UI" w:cs="Segoe UI"/>
+          <w:color w:val="0D0D0D"/>
+          <w:sz w:val="36"/>
+          <w:szCs w:val="36"/>
+        </w:rPr>
+      </w:pPr>
+      <w:r>
+        <w:rPr>
+          <w:rFonts w:ascii="Segoe UI" w:hAnsi="Segoe UI" w:cs="Segoe UI"/>
+          <w:color w:val="0D0D0D"/>
+        </w:rPr>
+        <w:t>Each bit can be either 0 or 1.</w:t>
+      </w:r>
+      <w:r>
+        <w:rPr>
+          <w:rFonts w:ascii="Segoe UI" w:hAnsi="Segoe UI" w:cs="Segoe UI"/>
+          <w:color w:val="0D0D0D"/>
+        </w:rPr>
+        <w:br/>
+      </w:r>
+      <w:r>
+        <w:rPr>
+          <w:rFonts w:ascii="Segoe UI" w:hAnsi="Segoe UI" w:cs="Segoe UI"/>
+          <w:color w:val="0D0D0D"/>
+        </w:rPr>
+        <w:t>So total possible combinations:</w:t>
+      </w:r>
+      <w:r>
+        <w:rPr>
+          <w:rFonts w:ascii="Segoe UI" w:hAnsi="Segoe UI" w:cs="Segoe UI"/>
+          <w:color w:val="0D0D0D"/>
+        </w:rPr>
+        <w:t xml:space="preserve">    </w:t>
+      </w:r>
+      <w:r>
+        <w:rPr>
+          <w:rStyle w:val="katex-mathml"/>
+          <w:color w:val="0D0D0D"/>
+          <w:sz w:val="29"/>
+          <w:szCs w:val="29"/>
+          <w:bdr w:val="none" w:sz="0" w:space="0" w:color="auto" w:frame="1"/>
+          <w:shd w:val="clear" w:color="auto" w:fill="FFFFFF"/>
+        </w:rPr>
+        <w:t>2</w:t>
+      </w:r>
+      <w:r>
+        <w:rPr>
+          <w:rStyle w:val="katex-mathml"/>
+          <w:color w:val="0D0D0D"/>
+          <w:sz w:val="29"/>
+          <w:szCs w:val="29"/>
+          <w:bdr w:val="none" w:sz="0" w:space="0" w:color="auto" w:frame="1"/>
+          <w:shd w:val="clear" w:color="auto" w:fill="FFFFFF"/>
+          <w:vertAlign w:val="superscript"/>
+        </w:rPr>
+        <w:t>3</w:t>
+      </w:r>
+      <w:r>
+        <w:rPr>
+          <w:rStyle w:val="mrel"/>
+          <w:color w:val="0D0D0D"/>
+          <w:sz w:val="29"/>
+          <w:szCs w:val="29"/>
+          <w:shd w:val="clear" w:color="auto" w:fill="FFFFFF"/>
+        </w:rPr>
+        <w:t>=</w:t>
+      </w:r>
+      <w:r>
+        <w:rPr>
+          <w:rStyle w:val="mord"/>
+          <w:color w:val="0D0D0D"/>
+          <w:sz w:val="29"/>
+          <w:szCs w:val="29"/>
+          <w:shd w:val="clear" w:color="auto" w:fill="FFFFFF"/>
+        </w:rPr>
+        <w:t>8</w:t>
+      </w:r>
+      <w:r>
+        <w:rPr>
+          <w:rStyle w:val="mord"/>
+          <w:color w:val="0D0D0D"/>
+          <w:sz w:val="29"/>
+          <w:szCs w:val="29"/>
+          <w:shd w:val="clear" w:color="auto" w:fill="FFFFFF"/>
+        </w:rPr>
+        <w:br/>
+      </w:r>
+      <w:r>
+        <w:rPr>
+          <w:rStyle w:val="mord"/>
+          <w:color w:val="0D0D0D"/>
+          <w:sz w:val="29"/>
+          <w:szCs w:val="29"/>
+          <w:shd w:val="clear" w:color="auto" w:fill="FFFFFF"/>
+        </w:rPr>
+        <w:br/>
+      </w:r>
+      <w:r>
+        <w:rPr>
+          <w:rFonts w:ascii="Segoe UI" w:hAnsi="Segoe UI" w:cs="Segoe UI"/>
+          <w:color w:val="0D0D0D"/>
+          <w:sz w:val="36"/>
+          <w:szCs w:val="36"/>
+        </w:rPr>
+        <w:t>Step 2: Apply Majority Rule</w:t>
+      </w:r>
+    </w:p>
+    <w:p>
+      <w:pPr>
+        <w:pStyle w:val="NormalWeb"/>
+        <w:shd w:val="clear" w:color="auto" w:fill="FFFFFF"/>
+        <w:rPr>
+          <w:rFonts w:ascii="Segoe UI" w:hAnsi="Segoe UI" w:cs="Segoe UI"/>
+          <w:color w:val="0D0D0D"/>
+        </w:rPr>
+      </w:pPr>
+      <w:r>
+        <w:rPr>
+          <w:rFonts w:ascii="Segoe UI" w:hAnsi="Segoe UI" w:cs="Segoe UI"/>
+          <w:color w:val="0D0D0D"/>
+        </w:rPr>
+        <w:t>In A5/1, the majority value is the bit (0 or 1) that appears at least twice.</w:t>
+      </w:r>
+      <w:r>
+        <w:rPr>
+          <w:rFonts w:ascii="Segoe UI" w:hAnsi="Segoe UI" w:cs="Segoe UI"/>
+          <w:color w:val="0D0D0D"/>
+        </w:rPr>
+        <w:br/>
+      </w:r>
+      <w:r>
+        <w:rPr>
+          <w:rFonts w:ascii="Segoe UI" w:hAnsi="Segoe UI" w:cs="Segoe UI"/>
+          <w:color w:val="0D0D0D"/>
+        </w:rPr>
+        <w:t>Now check each case:</w:t>
+      </w:r>
+    </w:p>
+    <w:p>
+      <w:pPr>
+        <w:pStyle w:val="NormalWeb"/>
+        <w:numPr>
+          <w:ilvl w:val="0"/>
+          <w:numId w:val="13"/>
+        </w:numPr>
+        <w:shd w:val="clear" w:color="auto" w:fill="FFFFFF"/>
+        <w:spacing w:before="0" w:beforeAutospacing="0" w:after="0" w:afterAutospacing="0"/>
+        <w:ind w:left="0"/>
+        <w:rPr>
+          <w:rFonts w:ascii="Segoe UI" w:hAnsi="Segoe UI" w:cs="Segoe UI"/>
+          <w:color w:val="0D0D0D"/>
+        </w:rPr>
+      </w:pPr>
+      <w:r>
+        <w:rPr>
+          <w:rFonts w:ascii="Segoe UI" w:hAnsi="Segoe UI" w:cs="Segoe UI"/>
+          <w:color w:val="0D0D0D"/>
+        </w:rPr>
+        <w:t>000 → majority = 0 → all three step</w:t>
+      </w:r>
+    </w:p>
+    <w:p>
+      <w:pPr>
+        <w:pStyle w:val="NormalWeb"/>
+        <w:numPr>
+          <w:ilvl w:val="0"/>
+          <w:numId w:val="13"/>
+        </w:numPr>
+        <w:shd w:val="clear" w:color="auto" w:fill="FFFFFF"/>
+        <w:spacing w:before="0" w:beforeAutospacing="0" w:after="0" w:afterAutospacing="0"/>
+        <w:ind w:left="0"/>
+        <w:rPr>
+          <w:rFonts w:ascii="Segoe UI" w:hAnsi="Segoe UI" w:cs="Segoe UI"/>
+          <w:color w:val="0D0D0D"/>
+        </w:rPr>
+      </w:pPr>
+      <w:r>
+        <w:rPr>
+          <w:rFonts w:ascii="Segoe UI" w:hAnsi="Segoe UI" w:cs="Segoe UI"/>
+          <w:color w:val="0D0D0D"/>
+        </w:rPr>
+        <w:t>111 → majority = 1 → all three step</w:t>
+      </w:r>
+    </w:p>
+    <w:p>
+      <w:pPr>
+        <w:pStyle w:val="NormalWeb"/>
+        <w:numPr>
+          <w:ilvl w:val="0"/>
+          <w:numId w:val="13"/>
+        </w:numPr>
+        <w:shd w:val="clear" w:color="auto" w:fill="FFFFFF"/>
+        <w:spacing w:before="0" w:beforeAutospacing="0" w:after="0" w:afterAutospacing="0"/>
+        <w:ind w:left="0"/>
+        <w:rPr>
+          <w:rFonts w:ascii="Segoe UI" w:hAnsi="Segoe UI" w:cs="Segoe UI"/>
+          <w:color w:val="0D0D0D"/>
+        </w:rPr>
+      </w:pPr>
+      <w:r>
+        <w:rPr>
+          <w:rFonts w:ascii="Segoe UI" w:hAnsi="Segoe UI" w:cs="Segoe UI"/>
+          <w:color w:val="0D0D0D"/>
+        </w:rPr>
+        <w:t>110 → two 1s → those two step</w:t>
+      </w:r>
+    </w:p>
+    <w:p>
+      <w:pPr>
+        <w:pStyle w:val="NormalWeb"/>
+        <w:numPr>
+          <w:ilvl w:val="0"/>
+          <w:numId w:val="13"/>
+        </w:numPr>
+        <w:shd w:val="clear" w:color="auto" w:fill="FFFFFF"/>
+        <w:spacing w:before="0" w:beforeAutospacing="0" w:after="0" w:afterAutospacing="0"/>
+        <w:ind w:left="0"/>
+        <w:rPr>
+          <w:rFonts w:ascii="Segoe UI" w:hAnsi="Segoe UI" w:cs="Segoe UI"/>
+          <w:color w:val="0D0D0D"/>
+        </w:rPr>
+      </w:pPr>
+      <w:r>
+        <w:rPr>
+          <w:rFonts w:ascii="Segoe UI" w:hAnsi="Segoe UI" w:cs="Segoe UI"/>
+          <w:color w:val="0D0D0D"/>
+        </w:rPr>
+        <w:t>101 → two 1s → those two step</w:t>
+      </w:r>
+    </w:p>
+    <w:p>
+      <w:pPr>
+        <w:pStyle w:val="NormalWeb"/>
+        <w:numPr>
+          <w:ilvl w:val="0"/>
+          <w:numId w:val="13"/>
+        </w:numPr>
+        <w:shd w:val="clear" w:color="auto" w:fill="FFFFFF"/>
+        <w:spacing w:before="0" w:beforeAutospacing="0" w:after="0" w:afterAutospacing="0"/>
+        <w:ind w:left="0"/>
+        <w:rPr>
+          <w:rFonts w:ascii="Segoe UI" w:hAnsi="Segoe UI" w:cs="Segoe UI"/>
+          <w:color w:val="0D0D0D"/>
+        </w:rPr>
+      </w:pPr>
+      <w:r>
+        <w:rPr>
+          <w:rFonts w:ascii="Segoe UI" w:hAnsi="Segoe UI" w:cs="Segoe UI"/>
+          <w:color w:val="0D0D0D"/>
+        </w:rPr>
+        <w:t>011 → two 1s → those two step</w:t>
+      </w:r>
+    </w:p>
+    <w:p>
+      <w:pPr>
+        <w:pStyle w:val="NormalWeb"/>
+        <w:numPr>
+          <w:ilvl w:val="0"/>
+          <w:numId w:val="13"/>
+        </w:numPr>
+        <w:shd w:val="clear" w:color="auto" w:fill="FFFFFF"/>
+        <w:spacing w:before="0" w:beforeAutospacing="0" w:after="0" w:afterAutospacing="0"/>
+        <w:ind w:left="0"/>
+        <w:rPr>
+          <w:rFonts w:ascii="Segoe UI" w:hAnsi="Segoe UI" w:cs="Segoe UI"/>
+          <w:color w:val="0D0D0D"/>
+        </w:rPr>
+      </w:pPr>
+      <w:r>
+        <w:rPr>
+          <w:rFonts w:ascii="Segoe UI" w:hAnsi="Segoe UI" w:cs="Segoe UI"/>
+          <w:color w:val="0D0D0D"/>
+        </w:rPr>
+        <w:t>001 → two 0s → those two step</w:t>
+      </w:r>
+    </w:p>
+    <w:p>
+      <w:pPr>
+        <w:pStyle w:val="NormalWeb"/>
+        <w:numPr>
+          <w:ilvl w:val="0"/>
+          <w:numId w:val="13"/>
+        </w:numPr>
+        <w:shd w:val="clear" w:color="auto" w:fill="FFFFFF"/>
+        <w:spacing w:before="0" w:beforeAutospacing="0" w:after="0" w:afterAutospacing="0"/>
+        <w:ind w:left="0"/>
+        <w:rPr>
+          <w:rFonts w:ascii="Segoe UI" w:hAnsi="Segoe UI" w:cs="Segoe UI"/>
+          <w:color w:val="0D0D0D"/>
+        </w:rPr>
+      </w:pPr>
+      <w:r>
+        <w:rPr>
+          <w:rFonts w:ascii="Segoe UI" w:hAnsi="Segoe UI" w:cs="Segoe UI"/>
+          <w:color w:val="0D0D0D"/>
+        </w:rPr>
+        <w:t>010 → two 0s → those two step</w:t>
+      </w:r>
+    </w:p>
+    <w:p>
+      <w:pPr>
+        <w:pStyle w:val="NormalWeb"/>
+        <w:numPr>
+          <w:ilvl w:val="0"/>
+          <w:numId w:val="13"/>
+        </w:numPr>
+        <w:shd w:val="clear" w:color="auto" w:fill="FFFFFF"/>
+        <w:spacing w:before="0" w:beforeAutospacing="0" w:after="0" w:afterAutospacing="0"/>
+        <w:ind w:left="0"/>
+        <w:rPr>
+          <w:rFonts w:ascii="Segoe UI" w:hAnsi="Segoe UI" w:cs="Segoe UI"/>
+          <w:color w:val="0D0D0D"/>
+        </w:rPr>
+      </w:pPr>
+      <w:r>
+        <w:rPr>
+          <w:rFonts w:ascii="Segoe UI" w:hAnsi="Segoe UI" w:cs="Segoe UI"/>
+          <w:color w:val="0D0D0D"/>
+        </w:rPr>
+        <w:t>100 → two 0s → those two step</w:t>
+      </w:r>
+      <w:r>
+        <w:rPr>
+          <w:rFonts w:ascii="Segoe UI" w:hAnsi="Segoe UI" w:cs="Segoe UI"/>
+          <w:color w:val="0D0D0D"/>
+        </w:rPr>
+        <w:br/>
+      </w:r>
+    </w:p>
+    <w:p>
+      <w:pPr>
+        <w:pStyle w:val="Heading2"/>
+        <w:shd w:val="clear" w:color="auto" w:fill="FFFFFF"/>
+        <w:spacing w:before="0" w:after="60"/>
+        <w:rPr>
+          <w:rFonts w:ascii="Segoe UI" w:hAnsi="Segoe UI" w:cs="Segoe UI"/>
+          <w:color w:val="0D0D0D"/>
+          <w:sz w:val="30"/>
+          <w:szCs w:val="30"/>
+        </w:rPr>
+      </w:pPr>
+      <w:r>
+        <w:rPr>
+          <w:rFonts w:ascii="Segoe UI" w:hAnsi="Segoe UI" w:cs="Segoe UI"/>
+          <w:color w:val="0D0D0D"/>
+          <w:sz w:val="30"/>
+          <w:szCs w:val="30"/>
+        </w:rPr>
+        <w:lastRenderedPageBreak/>
+        <w:t>1) On average, how often does the X register step?</w:t>
+      </w:r>
+    </w:p>
+    <w:p>
+      <w:pPr>
+        <w:pStyle w:val="NormalWeb"/>
+        <w:shd w:val="clear" w:color="auto" w:fill="FFFFFF"/>
+        <w:rPr>
+          <w:rFonts w:ascii="Segoe UI" w:hAnsi="Segoe UI" w:cs="Segoe UI"/>
+          <w:color w:val="0D0D0D"/>
+        </w:rPr>
+      </w:pPr>
+      <w:r>
+        <w:rPr>
+          <w:rFonts w:ascii="Segoe UI" w:hAnsi="Segoe UI" w:cs="Segoe UI"/>
+          <w:color w:val="0D0D0D"/>
+        </w:rPr>
+        <w:t xml:space="preserve">X steps whenever </w:t>
+      </w:r>
+      <w:proofErr w:type="gramStart"/>
+      <w:r>
+        <w:rPr>
+          <w:rFonts w:ascii="Segoe UI" w:hAnsi="Segoe UI" w:cs="Segoe UI"/>
+          <w:color w:val="0D0D0D"/>
+        </w:rPr>
+        <w:t>X[</w:t>
+      </w:r>
+      <w:proofErr w:type="gramEnd"/>
+      <w:r>
+        <w:rPr>
+          <w:rFonts w:ascii="Segoe UI" w:hAnsi="Segoe UI" w:cs="Segoe UI"/>
+          <w:color w:val="0D0D0D"/>
+        </w:rPr>
+        <w:t>8] equals the majority bit.</w:t>
+      </w:r>
+    </w:p>
+    <w:p>
+      <w:pPr>
+        <w:pStyle w:val="NormalWeb"/>
+        <w:shd w:val="clear" w:color="auto" w:fill="FFFFFF"/>
+        <w:rPr>
+          <w:rFonts w:ascii="Segoe UI" w:hAnsi="Segoe UI" w:cs="Segoe UI"/>
+          <w:color w:val="0D0D0D"/>
+        </w:rPr>
+      </w:pPr>
+      <w:r>
+        <w:rPr>
+          <w:rFonts w:ascii="Segoe UI" w:hAnsi="Segoe UI" w:cs="Segoe UI"/>
+          <w:color w:val="0D0D0D"/>
+        </w:rPr>
+        <w:t>Out of 8 total combinations, X matches the majority in 6 cases.</w:t>
+      </w:r>
+    </w:p>
+    <w:p>
+      <w:pPr>
+        <w:rPr>
+          <w:rFonts w:ascii="Times New Roman" w:hAnsi="Times New Roman" w:cs="Times New Roman"/>
+        </w:rPr>
+      </w:pPr>
+      <w:r>
+        <w:rPr>
+          <w:rStyle w:val="katex-mathml"/>
+          <w:color w:val="0D0D0D"/>
+          <w:sz w:val="29"/>
+          <w:szCs w:val="29"/>
+          <w:bdr w:val="none" w:sz="0" w:space="0" w:color="auto" w:frame="1"/>
+          <w:shd w:val="clear" w:color="auto" w:fill="FFFFFF"/>
+        </w:rPr>
+        <w:t>6</w:t>
+      </w:r>
+      <w:r>
+        <w:rPr>
+          <w:rStyle w:val="katex-mathml"/>
+          <w:color w:val="0D0D0D"/>
+          <w:sz w:val="29"/>
+          <w:szCs w:val="29"/>
+          <w:bdr w:val="none" w:sz="0" w:space="0" w:color="auto" w:frame="1"/>
+          <w:shd w:val="clear" w:color="auto" w:fill="FFFFFF"/>
+        </w:rPr>
+        <w:t>/</w:t>
+      </w:r>
+      <w:r>
+        <w:rPr>
+          <w:rStyle w:val="katex-mathml"/>
+          <w:color w:val="0D0D0D"/>
+          <w:sz w:val="29"/>
+          <w:szCs w:val="29"/>
+          <w:bdr w:val="none" w:sz="0" w:space="0" w:color="auto" w:frame="1"/>
+          <w:shd w:val="clear" w:color="auto" w:fill="FFFFFF"/>
+        </w:rPr>
+        <w:t>8=3</w:t>
+      </w:r>
+      <w:r>
+        <w:rPr>
+          <w:rStyle w:val="katex-mathml"/>
+          <w:color w:val="0D0D0D"/>
+          <w:sz w:val="29"/>
+          <w:szCs w:val="29"/>
+          <w:bdr w:val="none" w:sz="0" w:space="0" w:color="auto" w:frame="1"/>
+          <w:shd w:val="clear" w:color="auto" w:fill="FFFFFF"/>
+        </w:rPr>
+        <w:t>/</w:t>
+      </w:r>
+      <w:r>
+        <w:rPr>
+          <w:rStyle w:val="katex-mathml"/>
+          <w:color w:val="0D0D0D"/>
+          <w:sz w:val="29"/>
+          <w:szCs w:val="29"/>
+          <w:bdr w:val="none" w:sz="0" w:space="0" w:color="auto" w:frame="1"/>
+          <w:shd w:val="clear" w:color="auto" w:fill="FFFFFF"/>
+        </w:rPr>
+        <w:t>4</w:t>
+      </w:r>
+    </w:p>
+    <w:p>
+      <w:pPr>
+        <w:pStyle w:val="Heading2"/>
+        <w:shd w:val="clear" w:color="auto" w:fill="FFFFFF"/>
+        <w:spacing w:before="0" w:after="60"/>
+        <w:rPr>
+          <w:rFonts w:ascii="Segoe UI" w:hAnsi="Segoe UI" w:cs="Segoe UI"/>
+          <w:color w:val="0D0D0D"/>
+          <w:sz w:val="30"/>
+          <w:szCs w:val="30"/>
+        </w:rPr>
+      </w:pPr>
+      <w:r>
+        <w:rPr>
+          <w:rFonts w:ascii="Segoe UI" w:hAnsi="Segoe UI" w:cs="Segoe UI"/>
+          <w:color w:val="0D0D0D"/>
+        </w:rPr>
+        <w:t>Answer:</w:t>
+      </w:r>
+      <w:r>
+        <w:rPr>
+          <w:rFonts w:ascii="Segoe UI" w:hAnsi="Segoe UI" w:cs="Segoe UI"/>
+          <w:color w:val="0D0D0D"/>
+        </w:rPr>
+        <w:br/>
+      </w:r>
+      <w:r>
+        <w:rPr>
+          <w:rStyle w:val="Strong"/>
+          <w:rFonts w:ascii="Segoe UI" w:hAnsi="Segoe UI" w:cs="Segoe UI"/>
+          <w:color w:val="0D0D0D"/>
+        </w:rPr>
+        <w:t>X steps 3/4 of the time (75% of the cycles).</w:t>
+      </w:r>
+      <w:r>
+        <w:rPr>
+          <w:rStyle w:val="Strong"/>
+          <w:rFonts w:ascii="Segoe UI" w:hAnsi="Segoe UI" w:cs="Segoe UI"/>
+          <w:color w:val="0D0D0D"/>
+        </w:rPr>
+        <w:br/>
+      </w:r>
+      <w:r>
+        <w:rPr>
+          <w:rStyle w:val="Strong"/>
+          <w:rFonts w:ascii="Segoe UI" w:hAnsi="Segoe UI" w:cs="Segoe UI"/>
+          <w:color w:val="0D0D0D"/>
+        </w:rPr>
+        <w:br/>
+      </w:r>
+      <w:r>
+        <w:rPr>
+          <w:rFonts w:ascii="Segoe UI" w:hAnsi="Segoe UI" w:cs="Segoe UI"/>
+          <w:color w:val="0D0D0D"/>
+          <w:sz w:val="30"/>
+          <w:szCs w:val="30"/>
+        </w:rPr>
+        <w:t>2) On average, how often does the Y register step?</w:t>
+      </w:r>
+    </w:p>
+    <w:p>
+      <w:pPr>
+        <w:pStyle w:val="NormalWeb"/>
+        <w:shd w:val="clear" w:color="auto" w:fill="FFFFFF"/>
+        <w:rPr>
+          <w:rFonts w:ascii="Segoe UI" w:hAnsi="Segoe UI" w:cs="Segoe UI"/>
+          <w:color w:val="0D0D0D"/>
+        </w:rPr>
+      </w:pPr>
+      <w:r>
+        <w:rPr>
+          <w:rFonts w:ascii="Segoe UI" w:hAnsi="Segoe UI" w:cs="Segoe UI"/>
+          <w:color w:val="0D0D0D"/>
+        </w:rPr>
+        <w:t>By symmetry (same logic applies to all three registers):</w:t>
+      </w:r>
+    </w:p>
+    <w:p>
+      <w:pPr>
+        <w:rPr>
+          <w:rFonts w:ascii="Times New Roman" w:hAnsi="Times New Roman" w:cs="Times New Roman"/>
+        </w:rPr>
+      </w:pPr>
+      <w:r>
+        <w:rPr>
+          <w:rStyle w:val="katex-mathml"/>
+          <w:color w:val="0D0D0D"/>
+          <w:sz w:val="29"/>
+          <w:szCs w:val="29"/>
+          <w:bdr w:val="none" w:sz="0" w:space="0" w:color="auto" w:frame="1"/>
+          <w:shd w:val="clear" w:color="auto" w:fill="FFFFFF"/>
+        </w:rPr>
+        <w:t>6</w:t>
+      </w:r>
+      <w:r>
+        <w:rPr>
+          <w:rStyle w:val="katex-mathml"/>
+          <w:color w:val="0D0D0D"/>
+          <w:sz w:val="29"/>
+          <w:szCs w:val="29"/>
+          <w:bdr w:val="none" w:sz="0" w:space="0" w:color="auto" w:frame="1"/>
+          <w:shd w:val="clear" w:color="auto" w:fill="FFFFFF"/>
+        </w:rPr>
+        <w:t>/</w:t>
+      </w:r>
+      <w:r>
+        <w:rPr>
+          <w:rStyle w:val="katex-mathml"/>
+          <w:color w:val="0D0D0D"/>
+          <w:sz w:val="29"/>
+          <w:szCs w:val="29"/>
+          <w:bdr w:val="none" w:sz="0" w:space="0" w:color="auto" w:frame="1"/>
+          <w:shd w:val="clear" w:color="auto" w:fill="FFFFFF"/>
+        </w:rPr>
+        <w:t>8=3</w:t>
+      </w:r>
+      <w:r>
+        <w:rPr>
+          <w:rStyle w:val="katex-mathml"/>
+          <w:color w:val="0D0D0D"/>
+          <w:sz w:val="29"/>
+          <w:szCs w:val="29"/>
+          <w:bdr w:val="none" w:sz="0" w:space="0" w:color="auto" w:frame="1"/>
+          <w:shd w:val="clear" w:color="auto" w:fill="FFFFFF"/>
+        </w:rPr>
+        <w:t>/4</w:t>
+      </w:r>
+    </w:p>
+    <w:p>
+      <w:pPr>
+        <w:pStyle w:val="NormalWeb"/>
+        <w:shd w:val="clear" w:color="auto" w:fill="FFFFFF"/>
+        <w:spacing w:before="0" w:after="0"/>
+        <w:rPr>
+          <w:rStyle w:val="Strong"/>
+          <w:rFonts w:ascii="Segoe UI" w:hAnsi="Segoe UI" w:cs="Segoe UI"/>
+          <w:color w:val="0D0D0D"/>
+        </w:rPr>
+      </w:pPr>
+      <w:r>
+        <w:rPr>
+          <w:rFonts w:ascii="Segoe UI" w:hAnsi="Segoe UI" w:cs="Segoe UI"/>
+          <w:color w:val="0D0D0D"/>
+        </w:rPr>
+        <w:t>Answer:</w:t>
+      </w:r>
+      <w:r>
+        <w:rPr>
+          <w:rFonts w:ascii="Segoe UI" w:hAnsi="Segoe UI" w:cs="Segoe UI"/>
+          <w:color w:val="0D0D0D"/>
+        </w:rPr>
+        <w:br/>
+      </w:r>
+      <w:r>
+        <w:rPr>
+          <w:rStyle w:val="Strong"/>
+          <w:rFonts w:ascii="Segoe UI" w:hAnsi="Segoe UI" w:cs="Segoe UI"/>
+          <w:color w:val="0D0D0D"/>
+        </w:rPr>
+        <w:t>Y steps 3/4 of the time.</w:t>
+      </w:r>
+    </w:p>
+    <w:p>
+      <w:pPr>
+        <w:pStyle w:val="Heading2"/>
+        <w:shd w:val="clear" w:color="auto" w:fill="FFFFFF"/>
+        <w:spacing w:before="0" w:after="60"/>
+        <w:rPr>
+          <w:rFonts w:ascii="Segoe UI" w:hAnsi="Segoe UI" w:cs="Segoe UI"/>
+          <w:color w:val="0D0D0D"/>
+          <w:sz w:val="30"/>
+          <w:szCs w:val="30"/>
+        </w:rPr>
+      </w:pPr>
+      <w:r>
+        <w:rPr>
+          <w:rFonts w:ascii="Segoe UI" w:hAnsi="Segoe UI" w:cs="Segoe UI"/>
+          <w:color w:val="0D0D0D"/>
+          <w:sz w:val="30"/>
+          <w:szCs w:val="30"/>
+        </w:rPr>
+        <w:t>3) On average, how often does the Z register step?</w:t>
+      </w:r>
+    </w:p>
+    <w:p>
+      <w:pPr>
+        <w:pStyle w:val="NormalWeb"/>
+        <w:shd w:val="clear" w:color="auto" w:fill="FFFFFF"/>
+        <w:rPr>
+          <w:rFonts w:ascii="Segoe UI" w:hAnsi="Segoe UI" w:cs="Segoe UI"/>
+          <w:color w:val="0D0D0D"/>
+        </w:rPr>
+      </w:pPr>
+      <w:r>
+        <w:rPr>
+          <w:rFonts w:ascii="Segoe UI" w:hAnsi="Segoe UI" w:cs="Segoe UI"/>
+          <w:color w:val="0D0D0D"/>
+        </w:rPr>
+        <w:t>Again the same reasoning:</w:t>
+      </w:r>
+    </w:p>
+    <w:p>
+      <w:pPr>
+        <w:rPr>
+          <w:rFonts w:ascii="Times New Roman" w:hAnsi="Times New Roman" w:cs="Times New Roman"/>
+        </w:rPr>
+      </w:pPr>
+      <w:r>
+        <w:rPr>
+          <w:rStyle w:val="katex-mathml"/>
+          <w:color w:val="0D0D0D"/>
+          <w:sz w:val="29"/>
+          <w:szCs w:val="29"/>
+          <w:bdr w:val="none" w:sz="0" w:space="0" w:color="auto" w:frame="1"/>
+          <w:shd w:val="clear" w:color="auto" w:fill="FFFFFF"/>
+        </w:rPr>
+        <w:t>6</w:t>
+      </w:r>
+      <w:r>
+        <w:rPr>
+          <w:rStyle w:val="katex-mathml"/>
+          <w:color w:val="0D0D0D"/>
+          <w:sz w:val="29"/>
+          <w:szCs w:val="29"/>
+          <w:bdr w:val="none" w:sz="0" w:space="0" w:color="auto" w:frame="1"/>
+          <w:shd w:val="clear" w:color="auto" w:fill="FFFFFF"/>
+        </w:rPr>
+        <w:t>/</w:t>
+      </w:r>
+      <w:r>
+        <w:rPr>
+          <w:rStyle w:val="katex-mathml"/>
+          <w:color w:val="0D0D0D"/>
+          <w:sz w:val="29"/>
+          <w:szCs w:val="29"/>
+          <w:bdr w:val="none" w:sz="0" w:space="0" w:color="auto" w:frame="1"/>
+          <w:shd w:val="clear" w:color="auto" w:fill="FFFFFF"/>
+        </w:rPr>
+        <w:t>8=3</w:t>
+      </w:r>
+      <w:r>
+        <w:rPr>
+          <w:rStyle w:val="katex-mathml"/>
+          <w:color w:val="0D0D0D"/>
+          <w:sz w:val="29"/>
+          <w:szCs w:val="29"/>
+          <w:bdr w:val="none" w:sz="0" w:space="0" w:color="auto" w:frame="1"/>
+          <w:shd w:val="clear" w:color="auto" w:fill="FFFFFF"/>
+        </w:rPr>
+        <w:t>/</w:t>
+      </w:r>
+      <w:r>
+        <w:rPr>
+          <w:rStyle w:val="katex-mathml"/>
+          <w:color w:val="0D0D0D"/>
+          <w:sz w:val="29"/>
+          <w:szCs w:val="29"/>
+          <w:bdr w:val="none" w:sz="0" w:space="0" w:color="auto" w:frame="1"/>
+          <w:shd w:val="clear" w:color="auto" w:fill="FFFFFF"/>
+        </w:rPr>
+        <w:t>4</w:t>
+      </w:r>
+    </w:p>
+    <w:p>
+      <w:pPr>
+        <w:pStyle w:val="NormalWeb"/>
+        <w:shd w:val="clear" w:color="auto" w:fill="FFFFFF"/>
+        <w:spacing w:before="0" w:after="0"/>
+        <w:rPr>
+          <w:rStyle w:val="Strong"/>
+          <w:rFonts w:ascii="Segoe UI" w:hAnsi="Segoe UI" w:cs="Segoe UI"/>
+          <w:color w:val="0D0D0D"/>
+        </w:rPr>
+      </w:pPr>
+      <w:r>
+        <w:rPr>
+          <w:rFonts w:ascii="Segoe UI" w:hAnsi="Segoe UI" w:cs="Segoe UI"/>
+          <w:color w:val="0D0D0D"/>
+        </w:rPr>
+        <w:t>Answer:</w:t>
+      </w:r>
+      <w:r>
+        <w:rPr>
+          <w:rFonts w:ascii="Segoe UI" w:hAnsi="Segoe UI" w:cs="Segoe UI"/>
+          <w:color w:val="0D0D0D"/>
+        </w:rPr>
+        <w:br/>
+      </w:r>
+      <w:r>
+        <w:rPr>
+          <w:rStyle w:val="Strong"/>
+          <w:rFonts w:ascii="Segoe UI" w:hAnsi="Segoe UI" w:cs="Segoe UI"/>
+          <w:color w:val="0D0D0D"/>
+        </w:rPr>
+        <w:t>Z steps 3/4 of the time.</w:t>
+      </w:r>
+    </w:p>
+    <w:p>
+      <w:pPr>
+        <w:pStyle w:val="NormalWeb"/>
+        <w:shd w:val="clear" w:color="auto" w:fill="FFFFFF"/>
+        <w:spacing w:before="0" w:after="0"/>
+        <w:rPr>
+          <w:rStyle w:val="Strong"/>
+          <w:rFonts w:ascii="Segoe UI" w:hAnsi="Segoe UI" w:cs="Segoe UI"/>
+          <w:color w:val="0D0D0D"/>
+        </w:rPr>
+      </w:pPr>
+    </w:p>
+    <w:p>
+      <w:pPr>
+        <w:pStyle w:val="Heading2"/>
+        <w:shd w:val="clear" w:color="auto" w:fill="FFFFFF"/>
+        <w:spacing w:before="0" w:after="60"/>
+        <w:rPr>
+          <w:rFonts w:ascii="Segoe UI" w:hAnsi="Segoe UI" w:cs="Segoe UI"/>
+          <w:color w:val="0D0D0D"/>
+          <w:sz w:val="30"/>
+          <w:szCs w:val="30"/>
+        </w:rPr>
+      </w:pPr>
+      <w:r>
+        <w:rPr>
+          <w:rFonts w:ascii="Segoe UI" w:hAnsi="Segoe UI" w:cs="Segoe UI"/>
+          <w:color w:val="0D0D0D"/>
+          <w:sz w:val="30"/>
+          <w:szCs w:val="30"/>
+        </w:rPr>
+        <w:t>4) On average, how often do all three registers step?</w:t>
+      </w:r>
+    </w:p>
+    <w:p>
+      <w:pPr>
+        <w:pStyle w:val="NormalWeb"/>
+        <w:shd w:val="clear" w:color="auto" w:fill="FFFFFF"/>
+        <w:rPr>
+          <w:rFonts w:ascii="Segoe UI" w:hAnsi="Segoe UI" w:cs="Segoe UI"/>
+          <w:color w:val="0D0D0D"/>
+        </w:rPr>
+      </w:pPr>
+      <w:r>
+        <w:rPr>
+          <w:rFonts w:ascii="Segoe UI" w:hAnsi="Segoe UI" w:cs="Segoe UI"/>
+          <w:color w:val="0D0D0D"/>
+        </w:rPr>
+        <w:t>This happens only when:</w:t>
+      </w:r>
+    </w:p>
+    <w:p>
+      <w:pPr>
+        <w:pStyle w:val="NormalWeb"/>
+        <w:numPr>
+          <w:ilvl w:val="0"/>
+          <w:numId w:val="14"/>
+        </w:numPr>
+        <w:shd w:val="clear" w:color="auto" w:fill="FFFFFF"/>
+        <w:spacing w:before="0" w:beforeAutospacing="0" w:after="0" w:afterAutospacing="0"/>
+        <w:ind w:left="0"/>
+        <w:rPr>
+          <w:rFonts w:ascii="Segoe UI" w:hAnsi="Segoe UI" w:cs="Segoe UI"/>
+          <w:color w:val="0D0D0D"/>
+        </w:rPr>
+      </w:pPr>
+      <w:r>
+        <w:rPr>
+          <w:rFonts w:ascii="Segoe UI" w:hAnsi="Segoe UI" w:cs="Segoe UI"/>
+          <w:color w:val="0D0D0D"/>
+        </w:rPr>
+        <w:t>000</w:t>
+      </w:r>
+    </w:p>
+    <w:p>
+      <w:pPr>
+        <w:pStyle w:val="NormalWeb"/>
+        <w:numPr>
+          <w:ilvl w:val="0"/>
+          <w:numId w:val="14"/>
+        </w:numPr>
+        <w:shd w:val="clear" w:color="auto" w:fill="FFFFFF"/>
+        <w:spacing w:before="0" w:beforeAutospacing="0" w:after="0" w:afterAutospacing="0"/>
+        <w:ind w:left="0"/>
+        <w:rPr>
+          <w:rFonts w:ascii="Segoe UI" w:hAnsi="Segoe UI" w:cs="Segoe UI"/>
+          <w:color w:val="0D0D0D"/>
+        </w:rPr>
+      </w:pPr>
+      <w:r>
+        <w:rPr>
+          <w:rFonts w:ascii="Segoe UI" w:hAnsi="Segoe UI" w:cs="Segoe UI"/>
+          <w:color w:val="0D0D0D"/>
+        </w:rPr>
+        <w:t>111</w:t>
+      </w:r>
+    </w:p>
+    <w:p>
+      <w:pPr>
+        <w:pStyle w:val="NormalWeb"/>
+        <w:shd w:val="clear" w:color="auto" w:fill="FFFFFF"/>
+        <w:rPr>
+          <w:rFonts w:ascii="Segoe UI" w:hAnsi="Segoe UI" w:cs="Segoe UI"/>
+          <w:color w:val="0D0D0D"/>
+        </w:rPr>
+      </w:pPr>
+      <w:r>
+        <w:rPr>
+          <w:rFonts w:ascii="Segoe UI" w:hAnsi="Segoe UI" w:cs="Segoe UI"/>
+          <w:color w:val="0D0D0D"/>
+        </w:rPr>
+        <w:t>That is 2 cases out of 8.</w:t>
+      </w:r>
+    </w:p>
+    <w:p>
+      <w:pPr>
+        <w:rPr>
+          <w:rFonts w:ascii="Times New Roman" w:hAnsi="Times New Roman" w:cs="Times New Roman"/>
+        </w:rPr>
+      </w:pPr>
+      <w:r>
+        <w:rPr>
+          <w:rStyle w:val="katex-mathml"/>
+          <w:color w:val="0D0D0D"/>
+          <w:sz w:val="29"/>
+          <w:szCs w:val="29"/>
+          <w:bdr w:val="none" w:sz="0" w:space="0" w:color="auto" w:frame="1"/>
+          <w:shd w:val="clear" w:color="auto" w:fill="FFFFFF"/>
+        </w:rPr>
+        <w:lastRenderedPageBreak/>
+        <w:t>2</w:t>
+      </w:r>
+      <w:r>
+        <w:rPr>
+          <w:rStyle w:val="katex-mathml"/>
+          <w:color w:val="0D0D0D"/>
+          <w:sz w:val="29"/>
+          <w:szCs w:val="29"/>
+          <w:bdr w:val="none" w:sz="0" w:space="0" w:color="auto" w:frame="1"/>
+          <w:shd w:val="clear" w:color="auto" w:fill="FFFFFF"/>
+        </w:rPr>
+        <w:t>/</w:t>
+      </w:r>
+      <w:r>
+        <w:rPr>
+          <w:rStyle w:val="katex-mathml"/>
+          <w:color w:val="0D0D0D"/>
+          <w:sz w:val="29"/>
+          <w:szCs w:val="29"/>
+          <w:bdr w:val="none" w:sz="0" w:space="0" w:color="auto" w:frame="1"/>
+          <w:shd w:val="clear" w:color="auto" w:fill="FFFFFF"/>
+        </w:rPr>
+        <w:t>8=1</w:t>
+      </w:r>
+      <w:r>
+        <w:rPr>
+          <w:rStyle w:val="katex-mathml"/>
+          <w:color w:val="0D0D0D"/>
+          <w:sz w:val="29"/>
+          <w:szCs w:val="29"/>
+          <w:bdr w:val="none" w:sz="0" w:space="0" w:color="auto" w:frame="1"/>
+          <w:shd w:val="clear" w:color="auto" w:fill="FFFFFF"/>
+        </w:rPr>
+        <w:t>/</w:t>
+      </w:r>
+      <w:r>
+        <w:rPr>
+          <w:rStyle w:val="katex-mathml"/>
+          <w:color w:val="0D0D0D"/>
+          <w:sz w:val="29"/>
+          <w:szCs w:val="29"/>
+          <w:bdr w:val="none" w:sz="0" w:space="0" w:color="auto" w:frame="1"/>
+          <w:shd w:val="clear" w:color="auto" w:fill="FFFFFF"/>
+        </w:rPr>
+        <w:t>4</w:t>
+      </w:r>
+    </w:p>
+    <w:p>
+      <w:pPr>
+        <w:pStyle w:val="NormalWeb"/>
+        <w:shd w:val="clear" w:color="auto" w:fill="FFFFFF"/>
+        <w:spacing w:before="0" w:after="0"/>
+        <w:rPr>
+          <w:rStyle w:val="Strong"/>
+          <w:rFonts w:ascii="Segoe UI" w:hAnsi="Segoe UI" w:cs="Segoe UI"/>
+          <w:color w:val="0D0D0D"/>
+        </w:rPr>
+      </w:pPr>
+      <w:r>
+        <w:rPr>
+          <w:rFonts w:ascii="Segoe UI" w:hAnsi="Segoe UI" w:cs="Segoe UI"/>
+          <w:color w:val="0D0D0D"/>
+        </w:rPr>
+        <w:t>Answer:</w:t>
+      </w:r>
+      <w:r>
+        <w:rPr>
+          <w:rFonts w:ascii="Segoe UI" w:hAnsi="Segoe UI" w:cs="Segoe UI"/>
+          <w:color w:val="0D0D0D"/>
+        </w:rPr>
+        <w:br/>
+      </w:r>
+      <w:r>
+        <w:rPr>
+          <w:rStyle w:val="Strong"/>
+          <w:rFonts w:ascii="Segoe UI" w:hAnsi="Segoe UI" w:cs="Segoe UI"/>
+          <w:color w:val="0D0D0D"/>
+        </w:rPr>
+        <w:t>All three registers step 1/4 of the time (25%).</w:t>
+      </w:r>
+    </w:p>
+    <w:p>
+      <w:pPr>
+        <w:pStyle w:val="NormalWeb"/>
+        <w:shd w:val="clear" w:color="auto" w:fill="FFFFFF"/>
+        <w:spacing w:before="0" w:after="0"/>
+        <w:rPr>
+          <w:rStyle w:val="Strong"/>
+          <w:rFonts w:ascii="Segoe UI" w:hAnsi="Segoe UI" w:cs="Segoe UI"/>
+          <w:color w:val="0D0D0D"/>
+        </w:rPr>
+      </w:pPr>
+    </w:p>
+    <w:p>
+      <w:pPr>
+        <w:pStyle w:val="Heading2"/>
+        <w:shd w:val="clear" w:color="auto" w:fill="FFFFFF"/>
+        <w:spacing w:before="0" w:after="60"/>
+        <w:rPr>
+          <w:rFonts w:ascii="Segoe UI" w:hAnsi="Segoe UI" w:cs="Segoe UI"/>
+          <w:color w:val="0D0D0D"/>
+          <w:sz w:val="30"/>
+          <w:szCs w:val="30"/>
+        </w:rPr>
+      </w:pPr>
+      <w:r>
+        <w:rPr>
+          <w:rFonts w:ascii="Segoe UI" w:hAnsi="Segoe UI" w:cs="Segoe UI"/>
+          <w:color w:val="0D0D0D"/>
+          <w:sz w:val="30"/>
+          <w:szCs w:val="30"/>
+        </w:rPr>
+        <w:t>5) On average, how often do exactly two registers step?</w:t>
+      </w:r>
+    </w:p>
+    <w:p>
+      <w:pPr>
+        <w:pStyle w:val="NormalWeb"/>
+        <w:shd w:val="clear" w:color="auto" w:fill="FFFFFF"/>
+        <w:rPr>
+          <w:rFonts w:ascii="Segoe UI" w:hAnsi="Segoe UI" w:cs="Segoe UI"/>
+          <w:color w:val="0D0D0D"/>
+        </w:rPr>
+      </w:pPr>
+      <w:r>
+        <w:rPr>
+          <w:rFonts w:ascii="Segoe UI" w:hAnsi="Segoe UI" w:cs="Segoe UI"/>
+          <w:color w:val="0D0D0D"/>
+        </w:rPr>
+        <w:t>This happens in the remaining 6 combinations:</w:t>
+      </w:r>
+    </w:p>
+    <w:p>
+      <w:pPr>
+        <w:pStyle w:val="NormalWeb"/>
+        <w:shd w:val="clear" w:color="auto" w:fill="FFFFFF"/>
+        <w:spacing w:before="0" w:after="0"/>
+        <w:rPr>
+          <w:rFonts w:ascii="Segoe UI" w:hAnsi="Segoe UI" w:cs="Segoe UI"/>
+          <w:color w:val="0D0D0D"/>
+        </w:rPr>
+      </w:pPr>
+      <w:r>
+        <w:rPr>
+          <w:rFonts w:ascii="Segoe UI" w:hAnsi="Segoe UI" w:cs="Segoe UI"/>
+          <w:color w:val="0D0D0D"/>
+        </w:rPr>
+        <w:t>001</w:t>
+      </w:r>
+      <w:r>
+        <w:rPr>
+          <w:rFonts w:ascii="Segoe UI" w:hAnsi="Segoe UI" w:cs="Segoe UI"/>
+          <w:color w:val="0D0D0D"/>
+        </w:rPr>
+        <w:br/>
+        <w:t>010</w:t>
+      </w:r>
+      <w:r>
+        <w:rPr>
+          <w:rFonts w:ascii="Segoe UI" w:hAnsi="Segoe UI" w:cs="Segoe UI"/>
+          <w:color w:val="0D0D0D"/>
+        </w:rPr>
+        <w:br/>
+        <w:t>100</w:t>
+      </w:r>
+      <w:r>
+        <w:rPr>
+          <w:rFonts w:ascii="Segoe UI" w:hAnsi="Segoe UI" w:cs="Segoe UI"/>
+          <w:color w:val="0D0D0D"/>
+        </w:rPr>
+        <w:br/>
+        <w:t>011</w:t>
+      </w:r>
+      <w:r>
+        <w:rPr>
+          <w:rFonts w:ascii="Segoe UI" w:hAnsi="Segoe UI" w:cs="Segoe UI"/>
+          <w:color w:val="0D0D0D"/>
+        </w:rPr>
+        <w:br/>
+        <w:t>101</w:t>
+      </w:r>
+      <w:r>
+        <w:rPr>
+          <w:rFonts w:ascii="Segoe UI" w:hAnsi="Segoe UI" w:cs="Segoe UI"/>
+          <w:color w:val="0D0D0D"/>
+        </w:rPr>
+        <w:br/>
+        <w:t>110</w:t>
+      </w:r>
+    </w:p>
+    <w:p>
+      <w:pPr>
+        <w:pStyle w:val="NormalWeb"/>
+        <w:shd w:val="clear" w:color="auto" w:fill="FFFFFF"/>
+        <w:rPr>
+          <w:rFonts w:ascii="Segoe UI" w:hAnsi="Segoe UI" w:cs="Segoe UI"/>
+          <w:color w:val="0D0D0D"/>
+        </w:rPr>
+      </w:pPr>
+      <w:r>
+        <w:rPr>
+          <w:rFonts w:ascii="Segoe UI" w:hAnsi="Segoe UI" w:cs="Segoe UI"/>
+          <w:color w:val="0D0D0D"/>
+        </w:rPr>
+        <w:t>So:</w:t>
+      </w:r>
+    </w:p>
+    <w:p>
+      <w:pPr>
+        <w:rPr>
+          <w:rFonts w:ascii="Times New Roman" w:hAnsi="Times New Roman" w:cs="Times New Roman"/>
+        </w:rPr>
+      </w:pPr>
+      <w:r>
+        <w:rPr>
+          <w:rStyle w:val="katex-mathml"/>
+          <w:color w:val="0D0D0D"/>
+          <w:sz w:val="29"/>
+          <w:szCs w:val="29"/>
+          <w:bdr w:val="none" w:sz="0" w:space="0" w:color="auto" w:frame="1"/>
+          <w:shd w:val="clear" w:color="auto" w:fill="FFFFFF"/>
+        </w:rPr>
+        <w:t>6</w:t>
+      </w:r>
+      <w:r>
+        <w:rPr>
+          <w:rStyle w:val="katex-mathml"/>
+          <w:color w:val="0D0D0D"/>
+          <w:sz w:val="29"/>
+          <w:szCs w:val="29"/>
+          <w:bdr w:val="none" w:sz="0" w:space="0" w:color="auto" w:frame="1"/>
+          <w:shd w:val="clear" w:color="auto" w:fill="FFFFFF"/>
+        </w:rPr>
+        <w:t>/</w:t>
+      </w:r>
+      <w:r>
+        <w:rPr>
+          <w:rStyle w:val="katex-mathml"/>
+          <w:color w:val="0D0D0D"/>
+          <w:sz w:val="29"/>
+          <w:szCs w:val="29"/>
+          <w:bdr w:val="none" w:sz="0" w:space="0" w:color="auto" w:frame="1"/>
+          <w:shd w:val="clear" w:color="auto" w:fill="FFFFFF"/>
+        </w:rPr>
+        <w:t>8=3</w:t>
+      </w:r>
+      <w:r>
+        <w:rPr>
+          <w:rStyle w:val="katex-mathml"/>
+          <w:color w:val="0D0D0D"/>
+          <w:sz w:val="29"/>
+          <w:szCs w:val="29"/>
+          <w:bdr w:val="none" w:sz="0" w:space="0" w:color="auto" w:frame="1"/>
+          <w:shd w:val="clear" w:color="auto" w:fill="FFFFFF"/>
+        </w:rPr>
+        <w:t>/</w:t>
+      </w:r>
+      <w:r>
+        <w:rPr>
+          <w:rStyle w:val="katex-mathml"/>
+          <w:color w:val="0D0D0D"/>
+          <w:sz w:val="29"/>
+          <w:szCs w:val="29"/>
+          <w:bdr w:val="none" w:sz="0" w:space="0" w:color="auto" w:frame="1"/>
+          <w:shd w:val="clear" w:color="auto" w:fill="FFFFFF"/>
+        </w:rPr>
+        <w:t>4</w:t>
+      </w:r>
+    </w:p>
+    <w:p>
+      <w:pPr>
+        <w:pStyle w:val="NormalWeb"/>
+        <w:shd w:val="clear" w:color="auto" w:fill="FFFFFF"/>
+        <w:spacing w:before="0" w:after="0"/>
+        <w:rPr>
+          <w:rStyle w:val="Strong"/>
+          <w:rFonts w:ascii="Segoe UI" w:hAnsi="Segoe UI" w:cs="Segoe UI"/>
+          <w:color w:val="0D0D0D"/>
+        </w:rPr>
+      </w:pPr>
+      <w:r>
+        <w:rPr>
+          <w:rFonts w:ascii="Segoe UI" w:hAnsi="Segoe UI" w:cs="Segoe UI"/>
+          <w:color w:val="0D0D0D"/>
+        </w:rPr>
+        <w:t>Answer:</w:t>
+      </w:r>
+      <w:r>
+        <w:rPr>
+          <w:rFonts w:ascii="Segoe UI" w:hAnsi="Segoe UI" w:cs="Segoe UI"/>
+          <w:color w:val="0D0D0D"/>
+        </w:rPr>
+        <w:br/>
+      </w:r>
+      <w:r>
+        <w:rPr>
+          <w:rStyle w:val="Strong"/>
+          <w:rFonts w:ascii="Segoe UI" w:hAnsi="Segoe UI" w:cs="Segoe UI"/>
+          <w:color w:val="0D0D0D"/>
+        </w:rPr>
+        <w:t>Exactly two registers step 3/4 of the time (75%).</w:t>
+      </w:r>
+    </w:p>
+    <w:p>
+      <w:pPr>
+        <w:pStyle w:val="Heading2"/>
+        <w:shd w:val="clear" w:color="auto" w:fill="FFFFFF"/>
+        <w:spacing w:before="0" w:after="60"/>
+        <w:rPr>
+          <w:rFonts w:ascii="Segoe UI" w:hAnsi="Segoe UI" w:cs="Segoe UI"/>
+          <w:color w:val="0D0D0D"/>
+          <w:sz w:val="30"/>
+          <w:szCs w:val="30"/>
+        </w:rPr>
+      </w:pPr>
+      <w:r>
+        <w:rPr>
+          <w:rFonts w:ascii="Segoe UI" w:hAnsi="Segoe UI" w:cs="Segoe UI"/>
+          <w:color w:val="0D0D0D"/>
+          <w:sz w:val="30"/>
+          <w:szCs w:val="30"/>
+        </w:rPr>
+        <w:t>6) On average, how often does exactly one register step?</w:t>
+      </w:r>
+    </w:p>
+    <w:p>
+      <w:pPr>
+        <w:pStyle w:val="NormalWeb"/>
+        <w:shd w:val="clear" w:color="auto" w:fill="FFFFFF"/>
+        <w:rPr>
+          <w:rFonts w:ascii="Segoe UI" w:hAnsi="Segoe UI" w:cs="Segoe UI"/>
+          <w:color w:val="0D0D0D"/>
+        </w:rPr>
+      </w:pPr>
+      <w:r>
+        <w:rPr>
+          <w:rFonts w:ascii="Segoe UI" w:hAnsi="Segoe UI" w:cs="Segoe UI"/>
+          <w:color w:val="0D0D0D"/>
+        </w:rPr>
+        <w:t>This is impossible under the majority rule.</w:t>
+      </w:r>
+    </w:p>
+    <w:p>
+      <w:pPr>
+        <w:pStyle w:val="NormalWeb"/>
+        <w:shd w:val="clear" w:color="auto" w:fill="FFFFFF"/>
+        <w:rPr>
+          <w:rFonts w:ascii="Segoe UI" w:hAnsi="Segoe UI" w:cs="Segoe UI"/>
+          <w:color w:val="0D0D0D"/>
+        </w:rPr>
+      </w:pPr>
+      <w:r>
+        <w:rPr>
+          <w:rFonts w:ascii="Segoe UI" w:hAnsi="Segoe UI" w:cs="Segoe UI"/>
+          <w:color w:val="0D0D0D"/>
+        </w:rPr>
+        <w:t>There is no combination where only one bit equals the majority.</w:t>
+      </w:r>
+    </w:p>
+    <w:p>
+      <w:pPr>
+        <w:pStyle w:val="NormalWeb"/>
+        <w:shd w:val="clear" w:color="auto" w:fill="FFFFFF"/>
+        <w:spacing w:before="0" w:after="0"/>
+        <w:rPr>
+          <w:rFonts w:ascii="Segoe UI" w:hAnsi="Segoe UI" w:cs="Segoe UI"/>
+          <w:color w:val="0D0D0D"/>
+        </w:rPr>
+      </w:pPr>
+      <w:r>
+        <w:rPr>
+          <w:rFonts w:ascii="Segoe UI" w:hAnsi="Segoe UI" w:cs="Segoe UI"/>
+          <w:color w:val="0D0D0D"/>
+        </w:rPr>
+        <w:t>Answer:</w:t>
+      </w:r>
+      <w:r>
+        <w:rPr>
+          <w:rFonts w:ascii="Segoe UI" w:hAnsi="Segoe UI" w:cs="Segoe UI"/>
+          <w:color w:val="0D0D0D"/>
+        </w:rPr>
+        <w:br/>
+      </w:r>
+      <w:r>
+        <w:rPr>
+          <w:rStyle w:val="Strong"/>
+          <w:rFonts w:ascii="Segoe UI" w:hAnsi="Segoe UI" w:cs="Segoe UI"/>
+          <w:color w:val="0D0D0D"/>
+        </w:rPr>
+        <w:t>Exactly one register steps 0% of the time.</w:t>
+      </w:r>
+      <w:r>
+        <w:rPr>
+          <w:rStyle w:val="Strong"/>
+          <w:rFonts w:ascii="Segoe UI" w:hAnsi="Segoe UI" w:cs="Segoe UI"/>
+          <w:color w:val="0D0D0D"/>
+        </w:rPr>
+        <w:t xml:space="preserve"> </w:t>
+      </w:r>
       <w:bookmarkStart w:id="0" w:name="_GoBack"/>
       <w:bookmarkEnd w:id="0"/>
+    </w:p>
+    <w:p>
+      <w:pPr>
+        <w:pStyle w:val="NormalWeb"/>
+        <w:shd w:val="clear" w:color="auto" w:fill="FFFFFF"/>
+        <w:spacing w:before="0" w:after="0"/>
+        <w:rPr>
+          <w:rFonts w:ascii="Segoe UI" w:hAnsi="Segoe UI" w:cs="Segoe UI"/>
+          <w:color w:val="0D0D0D"/>
+        </w:rPr>
+      </w:pPr>
+    </w:p>
+    <w:p>
+      <w:pPr>
+        <w:pStyle w:val="NormalWeb"/>
+        <w:shd w:val="clear" w:color="auto" w:fill="FFFFFF"/>
+        <w:spacing w:before="0" w:after="0"/>
+        <w:rPr>
+          <w:rFonts w:ascii="Segoe UI" w:hAnsi="Segoe UI" w:cs="Segoe UI"/>
+          <w:color w:val="0D0D0D"/>
+        </w:rPr>
+      </w:pPr>
+    </w:p>
+    <w:p>
+      <w:pPr>
+        <w:pStyle w:val="NormalWeb"/>
+        <w:shd w:val="clear" w:color="auto" w:fill="FFFFFF"/>
+        <w:spacing w:before="0" w:after="0"/>
+        <w:rPr>
+          <w:rFonts w:ascii="Segoe UI" w:hAnsi="Segoe UI" w:cs="Segoe UI"/>
+          <w:color w:val="0D0D0D"/>
+        </w:rPr>
+      </w:pPr>
+    </w:p>
+    <w:p>
+      <w:pPr>
+        <w:pStyle w:val="NormalWeb"/>
+        <w:shd w:val="clear" w:color="auto" w:fill="FFFFFF"/>
+        <w:spacing w:before="0" w:after="0"/>
+        <w:rPr>
+          <w:rFonts w:ascii="Segoe UI" w:hAnsi="Segoe UI" w:cs="Segoe UI"/>
+          <w:color w:val="0D0D0D"/>
+        </w:rPr>
+      </w:pPr>
+    </w:p>
+    <w:p>
+      <w:pPr>
+        <w:pStyle w:val="NormalWeb"/>
+        <w:shd w:val="clear" w:color="auto" w:fill="FFFFFF"/>
+        <w:spacing w:before="0" w:after="0"/>
+        <w:rPr>
+          <w:rFonts w:ascii="Segoe UI" w:hAnsi="Segoe UI" w:cs="Segoe UI"/>
+          <w:color w:val="0D0D0D"/>
+        </w:rPr>
+      </w:pPr>
+    </w:p>
+    <w:p>
+      <w:pPr>
+        <w:pStyle w:val="NormalWeb"/>
+        <w:shd w:val="clear" w:color="auto" w:fill="FFFFFF"/>
+        <w:spacing w:before="0" w:beforeAutospacing="0" w:after="0" w:afterAutospacing="0"/>
+        <w:rPr>
+          <w:rFonts w:ascii="Segoe UI" w:hAnsi="Segoe UI" w:cs="Segoe UI"/>
+          <w:color w:val="0D0D0D"/>
+        </w:rPr>
+      </w:pPr>
     </w:p>
     <w:sectPr>
       <w:pgSz w:w="12240" w:h="15840"/>
@@ -3280,6 +4778,304 @@
     </w:lvl>
   </w:abstractNum>
   <w:abstractNum w:abstractNumId="2" w15:restartNumberingAfterBreak="0">
+    <w:nsid w:val="13DB60B8"/>
+    <w:multiLevelType w:val="multilevel"/>
+    <w:tmpl w:val="9C528E2C"/>
+    <w:lvl w:ilvl="0">
+      <w:start w:val="1"/>
+      <w:numFmt w:val="bullet"/>
+      <w:lvlText w:val=""/>
+      <w:lvlJc w:val="left"/>
+      <w:pPr>
+        <w:tabs>
+          <w:tab w:val="num" w:pos="720"/>
+        </w:tabs>
+        <w:ind w:left="720" w:hanging="360"/>
+      </w:pPr>
+      <w:rPr>
+        <w:rFonts w:ascii="Symbol" w:hAnsi="Symbol" w:hint="default"/>
+        <w:sz w:val="20"/>
+      </w:rPr>
+    </w:lvl>
+    <w:lvl w:ilvl="1" w:tentative="1">
+      <w:start w:val="1"/>
+      <w:numFmt w:val="bullet"/>
+      <w:lvlText w:val=""/>
+      <w:lvlJc w:val="left"/>
+      <w:pPr>
+        <w:tabs>
+          <w:tab w:val="num" w:pos="1440"/>
+        </w:tabs>
+        <w:ind w:left="1440" w:hanging="360"/>
+      </w:pPr>
+      <w:rPr>
+        <w:rFonts w:ascii="Symbol" w:hAnsi="Symbol" w:hint="default"/>
+        <w:sz w:val="20"/>
+      </w:rPr>
+    </w:lvl>
+    <w:lvl w:ilvl="2" w:tentative="1">
+      <w:start w:val="1"/>
+      <w:numFmt w:val="bullet"/>
+      <w:lvlText w:val=""/>
+      <w:lvlJc w:val="left"/>
+      <w:pPr>
+        <w:tabs>
+          <w:tab w:val="num" w:pos="2160"/>
+        </w:tabs>
+        <w:ind w:left="2160" w:hanging="360"/>
+      </w:pPr>
+      <w:rPr>
+        <w:rFonts w:ascii="Symbol" w:hAnsi="Symbol" w:hint="default"/>
+        <w:sz w:val="20"/>
+      </w:rPr>
+    </w:lvl>
+    <w:lvl w:ilvl="3" w:tentative="1">
+      <w:start w:val="1"/>
+      <w:numFmt w:val="bullet"/>
+      <w:lvlText w:val=""/>
+      <w:lvlJc w:val="left"/>
+      <w:pPr>
+        <w:tabs>
+          <w:tab w:val="num" w:pos="2880"/>
+        </w:tabs>
+        <w:ind w:left="2880" w:hanging="360"/>
+      </w:pPr>
+      <w:rPr>
+        <w:rFonts w:ascii="Symbol" w:hAnsi="Symbol" w:hint="default"/>
+        <w:sz w:val="20"/>
+      </w:rPr>
+    </w:lvl>
+    <w:lvl w:ilvl="4" w:tentative="1">
+      <w:start w:val="1"/>
+      <w:numFmt w:val="bullet"/>
+      <w:lvlText w:val=""/>
+      <w:lvlJc w:val="left"/>
+      <w:pPr>
+        <w:tabs>
+          <w:tab w:val="num" w:pos="3600"/>
+        </w:tabs>
+        <w:ind w:left="3600" w:hanging="360"/>
+      </w:pPr>
+      <w:rPr>
+        <w:rFonts w:ascii="Symbol" w:hAnsi="Symbol" w:hint="default"/>
+        <w:sz w:val="20"/>
+      </w:rPr>
+    </w:lvl>
+    <w:lvl w:ilvl="5" w:tentative="1">
+      <w:start w:val="1"/>
+      <w:numFmt w:val="bullet"/>
+      <w:lvlText w:val=""/>
+      <w:lvlJc w:val="left"/>
+      <w:pPr>
+        <w:tabs>
+          <w:tab w:val="num" w:pos="4320"/>
+        </w:tabs>
+        <w:ind w:left="4320" w:hanging="360"/>
+      </w:pPr>
+      <w:rPr>
+        <w:rFonts w:ascii="Symbol" w:hAnsi="Symbol" w:hint="default"/>
+        <w:sz w:val="20"/>
+      </w:rPr>
+    </w:lvl>
+    <w:lvl w:ilvl="6" w:tentative="1">
+      <w:start w:val="1"/>
+      <w:numFmt w:val="bullet"/>
+      <w:lvlText w:val=""/>
+      <w:lvlJc w:val="left"/>
+      <w:pPr>
+        <w:tabs>
+          <w:tab w:val="num" w:pos="5040"/>
+        </w:tabs>
+        <w:ind w:left="5040" w:hanging="360"/>
+      </w:pPr>
+      <w:rPr>
+        <w:rFonts w:ascii="Symbol" w:hAnsi="Symbol" w:hint="default"/>
+        <w:sz w:val="20"/>
+      </w:rPr>
+    </w:lvl>
+    <w:lvl w:ilvl="7" w:tentative="1">
+      <w:start w:val="1"/>
+      <w:numFmt w:val="bullet"/>
+      <w:lvlText w:val=""/>
+      <w:lvlJc w:val="left"/>
+      <w:pPr>
+        <w:tabs>
+          <w:tab w:val="num" w:pos="5760"/>
+        </w:tabs>
+        <w:ind w:left="5760" w:hanging="360"/>
+      </w:pPr>
+      <w:rPr>
+        <w:rFonts w:ascii="Symbol" w:hAnsi="Symbol" w:hint="default"/>
+        <w:sz w:val="20"/>
+      </w:rPr>
+    </w:lvl>
+    <w:lvl w:ilvl="8" w:tentative="1">
+      <w:start w:val="1"/>
+      <w:numFmt w:val="bullet"/>
+      <w:lvlText w:val=""/>
+      <w:lvlJc w:val="left"/>
+      <w:pPr>
+        <w:tabs>
+          <w:tab w:val="num" w:pos="6480"/>
+        </w:tabs>
+        <w:ind w:left="6480" w:hanging="360"/>
+      </w:pPr>
+      <w:rPr>
+        <w:rFonts w:ascii="Symbol" w:hAnsi="Symbol" w:hint="default"/>
+        <w:sz w:val="20"/>
+      </w:rPr>
+    </w:lvl>
+  </w:abstractNum>
+  <w:abstractNum w:abstractNumId="3" w15:restartNumberingAfterBreak="0">
+    <w:nsid w:val="24632137"/>
+    <w:multiLevelType w:val="multilevel"/>
+    <w:tmpl w:val="D068AF1E"/>
+    <w:lvl w:ilvl="0">
+      <w:start w:val="1"/>
+      <w:numFmt w:val="bullet"/>
+      <w:lvlText w:val=""/>
+      <w:lvlJc w:val="left"/>
+      <w:pPr>
+        <w:tabs>
+          <w:tab w:val="num" w:pos="720"/>
+        </w:tabs>
+        <w:ind w:left="720" w:hanging="360"/>
+      </w:pPr>
+      <w:rPr>
+        <w:rFonts w:ascii="Symbol" w:hAnsi="Symbol" w:hint="default"/>
+        <w:sz w:val="20"/>
+      </w:rPr>
+    </w:lvl>
+    <w:lvl w:ilvl="1" w:tentative="1">
+      <w:start w:val="1"/>
+      <w:numFmt w:val="bullet"/>
+      <w:lvlText w:val=""/>
+      <w:lvlJc w:val="left"/>
+      <w:pPr>
+        <w:tabs>
+          <w:tab w:val="num" w:pos="1440"/>
+        </w:tabs>
+        <w:ind w:left="1440" w:hanging="360"/>
+      </w:pPr>
+      <w:rPr>
+        <w:rFonts w:ascii="Symbol" w:hAnsi="Symbol" w:hint="default"/>
+        <w:sz w:val="20"/>
+      </w:rPr>
+    </w:lvl>
+    <w:lvl w:ilvl="2" w:tentative="1">
+      <w:start w:val="1"/>
+      <w:numFmt w:val="bullet"/>
+      <w:lvlText w:val=""/>
+      <w:lvlJc w:val="left"/>
+      <w:pPr>
+        <w:tabs>
+          <w:tab w:val="num" w:pos="2160"/>
+        </w:tabs>
+        <w:ind w:left="2160" w:hanging="360"/>
+      </w:pPr>
+      <w:rPr>
+        <w:rFonts w:ascii="Symbol" w:hAnsi="Symbol" w:hint="default"/>
+        <w:sz w:val="20"/>
+      </w:rPr>
+    </w:lvl>
+    <w:lvl w:ilvl="3" w:tentative="1">
+      <w:start w:val="1"/>
+      <w:numFmt w:val="bullet"/>
+      <w:lvlText w:val=""/>
+      <w:lvlJc w:val="left"/>
+      <w:pPr>
+        <w:tabs>
+          <w:tab w:val="num" w:pos="2880"/>
+        </w:tabs>
+        <w:ind w:left="2880" w:hanging="360"/>
+      </w:pPr>
+      <w:rPr>
+        <w:rFonts w:ascii="Symbol" w:hAnsi="Symbol" w:hint="default"/>
+        <w:sz w:val="20"/>
+      </w:rPr>
+    </w:lvl>
+    <w:lvl w:ilvl="4" w:tentative="1">
+      <w:start w:val="1"/>
+      <w:numFmt w:val="bullet"/>
+      <w:lvlText w:val=""/>
+      <w:lvlJc w:val="left"/>
+      <w:pPr>
+        <w:tabs>
+          <w:tab w:val="num" w:pos="3600"/>
+        </w:tabs>
+        <w:ind w:left="3600" w:hanging="360"/>
+      </w:pPr>
+      <w:rPr>
+        <w:rFonts w:ascii="Symbol" w:hAnsi="Symbol" w:hint="default"/>
+        <w:sz w:val="20"/>
+      </w:rPr>
+    </w:lvl>
+    <w:lvl w:ilvl="5" w:tentative="1">
+      <w:start w:val="1"/>
+      <w:numFmt w:val="bullet"/>
+      <w:lvlText w:val=""/>
+      <w:lvlJc w:val="left"/>
+      <w:pPr>
+        <w:tabs>
+          <w:tab w:val="num" w:pos="4320"/>
+        </w:tabs>
+        <w:ind w:left="4320" w:hanging="360"/>
+      </w:pPr>
+      <w:rPr>
+        <w:rFonts w:ascii="Symbol" w:hAnsi="Symbol" w:hint="default"/>
+        <w:sz w:val="20"/>
+      </w:rPr>
+    </w:lvl>
+    <w:lvl w:ilvl="6" w:tentative="1">
+      <w:start w:val="1"/>
+      <w:numFmt w:val="bullet"/>
+      <w:lvlText w:val=""/>
+      <w:lvlJc w:val="left"/>
+      <w:pPr>
+        <w:tabs>
+          <w:tab w:val="num" w:pos="5040"/>
+        </w:tabs>
+        <w:ind w:left="5040" w:hanging="360"/>
+      </w:pPr>
+      <w:rPr>
+        <w:rFonts w:ascii="Symbol" w:hAnsi="Symbol" w:hint="default"/>
+        <w:sz w:val="20"/>
+      </w:rPr>
+    </w:lvl>
+    <w:lvl w:ilvl="7" w:tentative="1">
+      <w:start w:val="1"/>
+      <w:numFmt w:val="bullet"/>
+      <w:lvlText w:val=""/>
+      <w:lvlJc w:val="left"/>
+      <w:pPr>
+        <w:tabs>
+          <w:tab w:val="num" w:pos="5760"/>
+        </w:tabs>
+        <w:ind w:left="5760" w:hanging="360"/>
+      </w:pPr>
+      <w:rPr>
+        <w:rFonts w:ascii="Symbol" w:hAnsi="Symbol" w:hint="default"/>
+        <w:sz w:val="20"/>
+      </w:rPr>
+    </w:lvl>
+    <w:lvl w:ilvl="8" w:tentative="1">
+      <w:start w:val="1"/>
+      <w:numFmt w:val="bullet"/>
+      <w:lvlText w:val=""/>
+      <w:lvlJc w:val="left"/>
+      <w:pPr>
+        <w:tabs>
+          <w:tab w:val="num" w:pos="6480"/>
+        </w:tabs>
+        <w:ind w:left="6480" w:hanging="360"/>
+      </w:pPr>
+      <w:rPr>
+        <w:rFonts w:ascii="Symbol" w:hAnsi="Symbol" w:hint="default"/>
+        <w:sz w:val="20"/>
+      </w:rPr>
+    </w:lvl>
+  </w:abstractNum>
+  <w:abstractNum w:abstractNumId="4" w15:restartNumberingAfterBreak="0">
     <w:nsid w:val="27FB70B0"/>
     <w:multiLevelType w:val="multilevel"/>
     <w:tmpl w:val="B7860FDC"/>
@@ -3428,7 +5224,7 @@
       </w:rPr>
     </w:lvl>
   </w:abstractNum>
-  <w:abstractNum w:abstractNumId="3" w15:restartNumberingAfterBreak="0">
+  <w:abstractNum w:abstractNumId="5" w15:restartNumberingAfterBreak="0">
     <w:nsid w:val="38A4213F"/>
     <w:multiLevelType w:val="multilevel"/>
     <w:tmpl w:val="52D63F72"/>
@@ -3577,7 +5373,7 @@
       </w:rPr>
     </w:lvl>
   </w:abstractNum>
-  <w:abstractNum w:abstractNumId="4" w15:restartNumberingAfterBreak="0">
+  <w:abstractNum w:abstractNumId="6" w15:restartNumberingAfterBreak="0">
     <w:nsid w:val="40AE152D"/>
     <w:multiLevelType w:val="multilevel"/>
     <w:tmpl w:val="0FE647FE"/>
@@ -3690,7 +5486,7 @@
       </w:pPr>
     </w:lvl>
   </w:abstractNum>
-  <w:abstractNum w:abstractNumId="5" w15:restartNumberingAfterBreak="0">
+  <w:abstractNum w:abstractNumId="7" w15:restartNumberingAfterBreak="0">
     <w:nsid w:val="4B08376B"/>
     <w:multiLevelType w:val="multilevel"/>
     <w:tmpl w:val="8A8C9B52"/>
@@ -3839,7 +5635,7 @@
       </w:rPr>
     </w:lvl>
   </w:abstractNum>
-  <w:abstractNum w:abstractNumId="6" w15:restartNumberingAfterBreak="0">
+  <w:abstractNum w:abstractNumId="8" w15:restartNumberingAfterBreak="0">
     <w:nsid w:val="52722481"/>
     <w:multiLevelType w:val="multilevel"/>
     <w:tmpl w:val="42DA3B12"/>
@@ -3988,7 +5784,7 @@
       </w:rPr>
     </w:lvl>
   </w:abstractNum>
-  <w:abstractNum w:abstractNumId="7" w15:restartNumberingAfterBreak="0">
+  <w:abstractNum w:abstractNumId="9" w15:restartNumberingAfterBreak="0">
     <w:nsid w:val="53A9498E"/>
     <w:multiLevelType w:val="multilevel"/>
     <w:tmpl w:val="4656B9BC"/>
@@ -4137,7 +5933,156 @@
       </w:rPr>
     </w:lvl>
   </w:abstractNum>
-  <w:abstractNum w:abstractNumId="8" w15:restartNumberingAfterBreak="0">
+  <w:abstractNum w:abstractNumId="10" w15:restartNumberingAfterBreak="0">
+    <w:nsid w:val="56E43FE8"/>
+    <w:multiLevelType w:val="multilevel"/>
+    <w:tmpl w:val="EA68509C"/>
+    <w:lvl w:ilvl="0">
+      <w:start w:val="1"/>
+      <w:numFmt w:val="bullet"/>
+      <w:lvlText w:val=""/>
+      <w:lvlJc w:val="left"/>
+      <w:pPr>
+        <w:tabs>
+          <w:tab w:val="num" w:pos="720"/>
+        </w:tabs>
+        <w:ind w:left="720" w:hanging="360"/>
+      </w:pPr>
+      <w:rPr>
+        <w:rFonts w:ascii="Symbol" w:hAnsi="Symbol" w:hint="default"/>
+        <w:sz w:val="20"/>
+      </w:rPr>
+    </w:lvl>
+    <w:lvl w:ilvl="1" w:tentative="1">
+      <w:start w:val="1"/>
+      <w:numFmt w:val="bullet"/>
+      <w:lvlText w:val=""/>
+      <w:lvlJc w:val="left"/>
+      <w:pPr>
+        <w:tabs>
+          <w:tab w:val="num" w:pos="1440"/>
+        </w:tabs>
+        <w:ind w:left="1440" w:hanging="360"/>
+      </w:pPr>
+      <w:rPr>
+        <w:rFonts w:ascii="Symbol" w:hAnsi="Symbol" w:hint="default"/>
+        <w:sz w:val="20"/>
+      </w:rPr>
+    </w:lvl>
+    <w:lvl w:ilvl="2" w:tentative="1">
+      <w:start w:val="1"/>
+      <w:numFmt w:val="bullet"/>
+      <w:lvlText w:val=""/>
+      <w:lvlJc w:val="left"/>
+      <w:pPr>
+        <w:tabs>
+          <w:tab w:val="num" w:pos="2160"/>
+        </w:tabs>
+        <w:ind w:left="2160" w:hanging="360"/>
+      </w:pPr>
+      <w:rPr>
+        <w:rFonts w:ascii="Symbol" w:hAnsi="Symbol" w:hint="default"/>
+        <w:sz w:val="20"/>
+      </w:rPr>
+    </w:lvl>
+    <w:lvl w:ilvl="3" w:tentative="1">
+      <w:start w:val="1"/>
+      <w:numFmt w:val="bullet"/>
+      <w:lvlText w:val=""/>
+      <w:lvlJc w:val="left"/>
+      <w:pPr>
+        <w:tabs>
+          <w:tab w:val="num" w:pos="2880"/>
+        </w:tabs>
+        <w:ind w:left="2880" w:hanging="360"/>
+      </w:pPr>
+      <w:rPr>
+        <w:rFonts w:ascii="Symbol" w:hAnsi="Symbol" w:hint="default"/>
+        <w:sz w:val="20"/>
+      </w:rPr>
+    </w:lvl>
+    <w:lvl w:ilvl="4" w:tentative="1">
+      <w:start w:val="1"/>
+      <w:numFmt w:val="bullet"/>
+      <w:lvlText w:val=""/>
+      <w:lvlJc w:val="left"/>
+      <w:pPr>
+        <w:tabs>
+          <w:tab w:val="num" w:pos="3600"/>
+        </w:tabs>
+        <w:ind w:left="3600" w:hanging="360"/>
+      </w:pPr>
+      <w:rPr>
+        <w:rFonts w:ascii="Symbol" w:hAnsi="Symbol" w:hint="default"/>
+        <w:sz w:val="20"/>
+      </w:rPr>
+    </w:lvl>
+    <w:lvl w:ilvl="5" w:tentative="1">
+      <w:start w:val="1"/>
+      <w:numFmt w:val="bullet"/>
+      <w:lvlText w:val=""/>
+      <w:lvlJc w:val="left"/>
+      <w:pPr>
+        <w:tabs>
+          <w:tab w:val="num" w:pos="4320"/>
+        </w:tabs>
+        <w:ind w:left="4320" w:hanging="360"/>
+      </w:pPr>
+      <w:rPr>
+        <w:rFonts w:ascii="Symbol" w:hAnsi="Symbol" w:hint="default"/>
+        <w:sz w:val="20"/>
+      </w:rPr>
+    </w:lvl>
+    <w:lvl w:ilvl="6" w:tentative="1">
+      <w:start w:val="1"/>
+      <w:numFmt w:val="bullet"/>
+      <w:lvlText w:val=""/>
+      <w:lvlJc w:val="left"/>
+      <w:pPr>
+        <w:tabs>
+          <w:tab w:val="num" w:pos="5040"/>
+        </w:tabs>
+        <w:ind w:left="5040" w:hanging="360"/>
+      </w:pPr>
+      <w:rPr>
+        <w:rFonts w:ascii="Symbol" w:hAnsi="Symbol" w:hint="default"/>
+        <w:sz w:val="20"/>
+      </w:rPr>
+    </w:lvl>
+    <w:lvl w:ilvl="7" w:tentative="1">
+      <w:start w:val="1"/>
+      <w:numFmt w:val="bullet"/>
+      <w:lvlText w:val=""/>
+      <w:lvlJc w:val="left"/>
+      <w:pPr>
+        <w:tabs>
+          <w:tab w:val="num" w:pos="5760"/>
+        </w:tabs>
+        <w:ind w:left="5760" w:hanging="360"/>
+      </w:pPr>
+      <w:rPr>
+        <w:rFonts w:ascii="Symbol" w:hAnsi="Symbol" w:hint="default"/>
+        <w:sz w:val="20"/>
+      </w:rPr>
+    </w:lvl>
+    <w:lvl w:ilvl="8" w:tentative="1">
+      <w:start w:val="1"/>
+      <w:numFmt w:val="bullet"/>
+      <w:lvlText w:val=""/>
+      <w:lvlJc w:val="left"/>
+      <w:pPr>
+        <w:tabs>
+          <w:tab w:val="num" w:pos="6480"/>
+        </w:tabs>
+        <w:ind w:left="6480" w:hanging="360"/>
+      </w:pPr>
+      <w:rPr>
+        <w:rFonts w:ascii="Symbol" w:hAnsi="Symbol" w:hint="default"/>
+        <w:sz w:val="20"/>
+      </w:rPr>
+    </w:lvl>
+  </w:abstractNum>
+  <w:abstractNum w:abstractNumId="11" w15:restartNumberingAfterBreak="0">
     <w:nsid w:val="570059D9"/>
     <w:multiLevelType w:val="multilevel"/>
     <w:tmpl w:val="49966A3C"/>
@@ -4286,7 +6231,7 @@
       </w:rPr>
     </w:lvl>
   </w:abstractNum>
-  <w:abstractNum w:abstractNumId="9" w15:restartNumberingAfterBreak="0">
+  <w:abstractNum w:abstractNumId="12" w15:restartNumberingAfterBreak="0">
     <w:nsid w:val="5EFC3C31"/>
     <w:multiLevelType w:val="multilevel"/>
     <w:tmpl w:val="AA82C8D4"/>
@@ -4403,7 +6348,7 @@
       </w:pPr>
     </w:lvl>
   </w:abstractNum>
-  <w:abstractNum w:abstractNumId="10" w15:restartNumberingAfterBreak="0">
+  <w:abstractNum w:abstractNumId="13" w15:restartNumberingAfterBreak="0">
     <w:nsid w:val="61FE10ED"/>
     <w:multiLevelType w:val="multilevel"/>
     <w:tmpl w:val="0E4CE28C"/>
@@ -4553,37 +6498,46 @@
     </w:lvl>
   </w:abstractNum>
   <w:num w:numId="1">
-    <w:abstractNumId w:val="9"/>
+    <w:abstractNumId w:val="12"/>
   </w:num>
   <w:num w:numId="2">
-    <w:abstractNumId w:val="10"/>
+    <w:abstractNumId w:val="13"/>
   </w:num>
   <w:num w:numId="3">
-    <w:abstractNumId w:val="7"/>
+    <w:abstractNumId w:val="9"/>
   </w:num>
   <w:num w:numId="4">
     <w:abstractNumId w:val="0"/>
   </w:num>
   <w:num w:numId="5">
-    <w:abstractNumId w:val="6"/>
+    <w:abstractNumId w:val="8"/>
   </w:num>
   <w:num w:numId="6">
-    <w:abstractNumId w:val="5"/>
+    <w:abstractNumId w:val="7"/>
   </w:num>
   <w:num w:numId="7">
     <w:abstractNumId w:val="1"/>
   </w:num>
   <w:num w:numId="8">
+    <w:abstractNumId w:val="6"/>
+  </w:num>
+  <w:num w:numId="9">
+    <w:abstractNumId w:val="5"/>
+  </w:num>
+  <w:num w:numId="10">
     <w:abstractNumId w:val="4"/>
   </w:num>
-  <w:num w:numId="9">
-    <w:abstractNumId w:val="3"/>
+  <w:num w:numId="11">
+    <w:abstractNumId w:val="11"/>
   </w:num>
-  <w:num w:numId="10">
+  <w:num w:numId="12">
     <w:abstractNumId w:val="2"/>
   </w:num>
-  <w:num w:numId="11">
-    <w:abstractNumId w:val="8"/>
+  <w:num w:numId="13">
+    <w:abstractNumId w:val="10"/>
+  </w:num>
+  <w:num w:numId="14">
+    <w:abstractNumId w:val="3"/>
   </w:num>
 </w:numbering>
 </file>
@@ -5162,6 +7116,11 @@
       <w:szCs w:val="32"/>
     </w:rPr>
   </w:style>
+  <w:style w:type="character" w:customStyle="1" w:styleId="vlist-s">
+    <w:name w:val="vlist-s"/>
+    <w:basedOn w:val="DefaultParagraphFont"/>
+    <w:rsid w:val="00190174"/>
+  </w:style>
 </w:styles>
 </file>
 

--- a/Information Security/4. PMSCS-694-Lecture-4-Crypto Part-2.docx
+++ b/Information Security/4. PMSCS-694-Lecture-4-Crypto Part-2.docx
@@ -1705,6 +1705,59 @@
                 <w:szCs w:val="24"/>
               </w:rPr>
             </w:pPr>
+            <w:r>
+              <w:rPr>
+                <w:rFonts w:ascii="Times New Roman" w:eastAsia="Times New Roman" w:hAnsi="Times New Roman" w:cs="Times New Roman"/>
+                <w:sz w:val="24"/>
+                <w:szCs w:val="24"/>
+              </w:rPr>
+              <w:t>RC4, A5/1</w:t>
+            </w:r>
+          </w:p>
+        </w:tc>
+        <w:tc>
+          <w:tcPr>
+            <w:tcW w:w="0" w:type="auto"/>
+            <w:vAlign w:val="center"/>
+          </w:tcPr>
+          <w:p>
+            <w:pPr>
+              <w:spacing w:after="0" w:line="240" w:lineRule="auto"/>
+              <w:rPr>
+                <w:rFonts w:ascii="Times New Roman" w:eastAsia="Times New Roman" w:hAnsi="Times New Roman" w:cs="Times New Roman"/>
+                <w:sz w:val="24"/>
+                <w:szCs w:val="24"/>
+              </w:rPr>
+            </w:pPr>
+            <w:r>
+              <w:rPr>
+                <w:rFonts w:ascii="Times New Roman" w:eastAsia="Times New Roman" w:hAnsi="Times New Roman" w:cs="Times New Roman"/>
+                <w:sz w:val="24"/>
+                <w:szCs w:val="24"/>
+              </w:rPr>
+              <w:t xml:space="preserve"> AES</w:t>
+            </w:r>
+          </w:p>
+        </w:tc>
+      </w:tr>
+      <w:tr>
+        <w:trPr>
+          <w:tblCellSpacing w:w="15" w:type="dxa"/>
+        </w:trPr>
+        <w:tc>
+          <w:tcPr>
+            <w:tcW w:w="0" w:type="auto"/>
+            <w:vAlign w:val="center"/>
+          </w:tcPr>
+          <w:p>
+            <w:pPr>
+              <w:spacing w:after="0" w:line="240" w:lineRule="auto"/>
+              <w:rPr>
+                <w:rFonts w:ascii="Times New Roman" w:eastAsia="Times New Roman" w:hAnsi="Times New Roman" w:cs="Times New Roman"/>
+                <w:sz w:val="24"/>
+                <w:szCs w:val="24"/>
+              </w:rPr>
+            </w:pPr>
           </w:p>
         </w:tc>
         <w:tc>
@@ -1827,6 +1880,7 @@
           <w:sz w:val="30"/>
           <w:szCs w:val="30"/>
         </w:rPr>
+        <w:lastRenderedPageBreak/>
         <w:t>Structure of A5/1</w:t>
       </w:r>
     </w:p>
@@ -1868,7 +1922,6 @@
           <w:rFonts w:ascii="Segoe UI" w:hAnsi="Segoe UI" w:cs="Segoe UI"/>
           <w:color w:val="0D0D0D"/>
         </w:rPr>
-        <w:lastRenderedPageBreak/>
         <w:t>Register X</w:t>
       </w:r>
       <w:r>
@@ -2444,6 +2497,7 @@
           <w:rFonts w:ascii="Segoe UI" w:hAnsi="Segoe UI" w:cs="Segoe UI"/>
           <w:color w:val="0D0D0D"/>
         </w:rPr>
+        <w:lastRenderedPageBreak/>
         <w:t>After shifting (or before next cycle):</w:t>
       </w:r>
       <w:r>
@@ -2530,7 +2584,6 @@
           <w:rFonts w:ascii="Segoe UI" w:hAnsi="Segoe UI" w:cs="Segoe UI"/>
           <w:color w:val="0D0D0D"/>
         </w:rPr>
-        <w:lastRenderedPageBreak/>
         <w:t>This produces one keystream bit per cycle.</w:t>
       </w:r>
       <w:r>
@@ -2683,6 +2736,7 @@
           <w:sz w:val="28"/>
           <w:szCs w:val="28"/>
         </w:rPr>
+        <w:lastRenderedPageBreak/>
         <w:drawing>
           <wp:inline distT="0" distB="0" distL="0" distR="0">
             <wp:extent cx="5943600" cy="3015615"/>
@@ -2782,7 +2836,16 @@
           <w:sz w:val="28"/>
           <w:szCs w:val="28"/>
         </w:rPr>
-        <w:t xml:space="preserve"> e z and z 2tai </w:t>
+        <w:t xml:space="preserve"> e x</w:t>
+      </w:r>
+      <w:r>
+        <w:rPr>
+          <w:b/>
+          <w:color w:val="C00000"/>
+          <w:sz w:val="28"/>
+          <w:szCs w:val="28"/>
+        </w:rPr>
+        <w:t xml:space="preserve"> and z 2tai </w:t>
       </w:r>
       <w:proofErr w:type="spellStart"/>
       <w:r>
@@ -6328,6 +6391,364 @@
           <w:rFonts w:ascii="Times New Roman" w:hAnsi="Times New Roman" w:cs="Times New Roman"/>
         </w:rPr>
       </w:pPr>
+      <w:bookmarkStart w:id="0" w:name="_GoBack"/>
+      <w:bookmarkEnd w:id="0"/>
+      <w:r>
+        <w:rPr>
+          <w:rStyle w:val="mord"/>
+          <w:rFonts w:ascii="KaTeX_Math" w:hAnsi="KaTeX_Math"/>
+          <w:i/>
+          <w:iCs/>
+          <w:color w:val="0D0D0D"/>
+          <w:sz w:val="29"/>
+          <w:szCs w:val="29"/>
+          <w:shd w:val="clear" w:color="auto" w:fill="FFFFFF"/>
+        </w:rPr>
+        <w:t>m</w:t>
+      </w:r>
+      <w:r>
+        <w:rPr>
+          <w:rStyle w:val="mord"/>
+          <w:color w:val="0D0D0D"/>
+          <w:sz w:val="20"/>
+          <w:szCs w:val="20"/>
+          <w:shd w:val="clear" w:color="auto" w:fill="FFFFFF"/>
+        </w:rPr>
+        <w:t>2</w:t>
+      </w:r>
+      <w:r>
+        <w:rPr>
+          <w:rStyle w:val="vlist-s"/>
+          <w:color w:val="0D0D0D"/>
+          <w:sz w:val="2"/>
+          <w:szCs w:val="2"/>
+          <w:shd w:val="clear" w:color="auto" w:fill="FFFFFF"/>
+        </w:rPr>
+        <w:t>​</w:t>
+      </w:r>
+      <w:r>
+        <w:rPr>
+          <w:rStyle w:val="mrel"/>
+          <w:color w:val="0D0D0D"/>
+          <w:sz w:val="29"/>
+          <w:szCs w:val="29"/>
+          <w:shd w:val="clear" w:color="auto" w:fill="FFFFFF"/>
+        </w:rPr>
+        <w:t>=</w:t>
+      </w:r>
+      <w:proofErr w:type="spellStart"/>
+      <w:r>
+        <w:rPr>
+          <w:rStyle w:val="mord"/>
+          <w:rFonts w:ascii="KaTeX_Math" w:hAnsi="KaTeX_Math"/>
+          <w:i/>
+          <w:iCs/>
+          <w:color w:val="0D0D0D"/>
+          <w:sz w:val="29"/>
+          <w:szCs w:val="29"/>
+          <w:shd w:val="clear" w:color="auto" w:fill="FFFFFF"/>
+        </w:rPr>
+        <w:t>maj</w:t>
+      </w:r>
+      <w:proofErr w:type="spellEnd"/>
+      <w:r>
+        <w:rPr>
+          <w:rStyle w:val="mopen"/>
+          <w:color w:val="0D0D0D"/>
+          <w:sz w:val="29"/>
+          <w:szCs w:val="29"/>
+          <w:shd w:val="clear" w:color="auto" w:fill="FFFFFF"/>
+        </w:rPr>
+        <w:t>(</w:t>
+      </w:r>
+      <w:r>
+        <w:rPr>
+          <w:rStyle w:val="mord"/>
+          <w:rFonts w:ascii="KaTeX_Math" w:hAnsi="KaTeX_Math"/>
+          <w:i/>
+          <w:iCs/>
+          <w:color w:val="0D0D0D"/>
+          <w:sz w:val="29"/>
+          <w:szCs w:val="29"/>
+          <w:shd w:val="clear" w:color="auto" w:fill="FFFFFF"/>
+        </w:rPr>
+        <w:t>X</w:t>
+      </w:r>
+      <w:r>
+        <w:rPr>
+          <w:rStyle w:val="mopen"/>
+          <w:color w:val="0D0D0D"/>
+          <w:sz w:val="29"/>
+          <w:szCs w:val="29"/>
+          <w:shd w:val="clear" w:color="auto" w:fill="FFFFFF"/>
+        </w:rPr>
+        <w:t>[</w:t>
+      </w:r>
+      <w:r>
+        <w:rPr>
+          <w:rStyle w:val="mord"/>
+          <w:color w:val="0D0D0D"/>
+          <w:sz w:val="29"/>
+          <w:szCs w:val="29"/>
+          <w:shd w:val="clear" w:color="auto" w:fill="FFFFFF"/>
+        </w:rPr>
+        <w:t>8</w:t>
+      </w:r>
+      <w:r>
+        <w:rPr>
+          <w:rStyle w:val="mclose"/>
+          <w:color w:val="0D0D0D"/>
+          <w:sz w:val="29"/>
+          <w:szCs w:val="29"/>
+          <w:shd w:val="clear" w:color="auto" w:fill="FFFFFF"/>
+        </w:rPr>
+        <w:t>]</w:t>
+      </w:r>
+      <w:r>
+        <w:rPr>
+          <w:rStyle w:val="mpunct"/>
+          <w:color w:val="0D0D0D"/>
+          <w:sz w:val="29"/>
+          <w:szCs w:val="29"/>
+          <w:shd w:val="clear" w:color="auto" w:fill="FFFFFF"/>
+        </w:rPr>
+        <w:t>,</w:t>
+      </w:r>
+      <w:r>
+        <w:rPr>
+          <w:rStyle w:val="mord"/>
+          <w:rFonts w:ascii="KaTeX_Math" w:hAnsi="KaTeX_Math"/>
+          <w:i/>
+          <w:iCs/>
+          <w:color w:val="0D0D0D"/>
+          <w:sz w:val="29"/>
+          <w:szCs w:val="29"/>
+          <w:shd w:val="clear" w:color="auto" w:fill="FFFFFF"/>
+        </w:rPr>
+        <w:t>Y</w:t>
+      </w:r>
+      <w:r>
+        <w:rPr>
+          <w:rStyle w:val="mopen"/>
+          <w:color w:val="0D0D0D"/>
+          <w:sz w:val="29"/>
+          <w:szCs w:val="29"/>
+          <w:shd w:val="clear" w:color="auto" w:fill="FFFFFF"/>
+        </w:rPr>
+        <w:t>[</w:t>
+      </w:r>
+      <w:r>
+        <w:rPr>
+          <w:rStyle w:val="mord"/>
+          <w:color w:val="0D0D0D"/>
+          <w:sz w:val="29"/>
+          <w:szCs w:val="29"/>
+          <w:shd w:val="clear" w:color="auto" w:fill="FFFFFF"/>
+        </w:rPr>
+        <w:t>10</w:t>
+      </w:r>
+      <w:r>
+        <w:rPr>
+          <w:rStyle w:val="mclose"/>
+          <w:color w:val="0D0D0D"/>
+          <w:sz w:val="29"/>
+          <w:szCs w:val="29"/>
+          <w:shd w:val="clear" w:color="auto" w:fill="FFFFFF"/>
+        </w:rPr>
+        <w:t>]</w:t>
+      </w:r>
+      <w:r>
+        <w:rPr>
+          <w:rStyle w:val="mpunct"/>
+          <w:color w:val="0D0D0D"/>
+          <w:sz w:val="29"/>
+          <w:szCs w:val="29"/>
+          <w:shd w:val="clear" w:color="auto" w:fill="FFFFFF"/>
+        </w:rPr>
+        <w:t>,</w:t>
+      </w:r>
+      <w:r>
+        <w:rPr>
+          <w:rStyle w:val="mord"/>
+          <w:rFonts w:ascii="KaTeX_Math" w:hAnsi="KaTeX_Math"/>
+          <w:i/>
+          <w:iCs/>
+          <w:color w:val="0D0D0D"/>
+          <w:sz w:val="29"/>
+          <w:szCs w:val="29"/>
+          <w:shd w:val="clear" w:color="auto" w:fill="FFFFFF"/>
+        </w:rPr>
+        <w:t>Z</w:t>
+      </w:r>
+      <w:r>
+        <w:rPr>
+          <w:rStyle w:val="mopen"/>
+          <w:color w:val="0D0D0D"/>
+          <w:sz w:val="29"/>
+          <w:szCs w:val="29"/>
+          <w:shd w:val="clear" w:color="auto" w:fill="FFFFFF"/>
+        </w:rPr>
+        <w:t>[</w:t>
+      </w:r>
+      <w:r>
+        <w:rPr>
+          <w:rStyle w:val="mord"/>
+          <w:color w:val="0D0D0D"/>
+          <w:sz w:val="29"/>
+          <w:szCs w:val="29"/>
+          <w:shd w:val="clear" w:color="auto" w:fill="FFFFFF"/>
+        </w:rPr>
+        <w:t>10</w:t>
+      </w:r>
+      <w:r>
+        <w:rPr>
+          <w:rStyle w:val="mclose"/>
+          <w:color w:val="0D0D0D"/>
+          <w:sz w:val="29"/>
+          <w:szCs w:val="29"/>
+          <w:shd w:val="clear" w:color="auto" w:fill="FFFFFF"/>
+        </w:rPr>
+        <w:t>])</w:t>
+      </w:r>
+    </w:p>
+    <w:p>
+      <w:pPr>
+        <w:pStyle w:val="NormalWeb"/>
+        <w:shd w:val="clear" w:color="auto" w:fill="FFFFFF"/>
+        <w:rPr>
+          <w:rFonts w:ascii="Segoe UI" w:hAnsi="Segoe UI" w:cs="Segoe UI"/>
+          <w:color w:val="0D0D0D"/>
+        </w:rPr>
+      </w:pPr>
+      <w:r>
+        <w:rPr>
+          <w:rFonts w:ascii="Segoe UI" w:hAnsi="Segoe UI" w:cs="Segoe UI"/>
+          <w:color w:val="0D0D0D"/>
+        </w:rPr>
+        <w:t>From the updated state:</w:t>
+      </w:r>
+    </w:p>
+    <w:p>
+      <w:pPr>
+        <w:pStyle w:val="NormalWeb"/>
+        <w:numPr>
+          <w:ilvl w:val="0"/>
+          <w:numId w:val="20"/>
+        </w:numPr>
+        <w:shd w:val="clear" w:color="auto" w:fill="FFFFFF"/>
+        <w:spacing w:before="0" w:beforeAutospacing="0" w:after="0" w:afterAutospacing="0"/>
+        <w:ind w:left="0"/>
+        <w:rPr>
+          <w:rFonts w:ascii="Segoe UI" w:hAnsi="Segoe UI" w:cs="Segoe UI"/>
+          <w:color w:val="0D0D0D"/>
+        </w:rPr>
+      </w:pPr>
+      <w:proofErr w:type="gramStart"/>
+      <w:r>
+        <w:rPr>
+          <w:rFonts w:ascii="Segoe UI" w:hAnsi="Segoe UI" w:cs="Segoe UI"/>
+          <w:color w:val="0D0D0D"/>
+        </w:rPr>
+        <w:t>X[</w:t>
+      </w:r>
+      <w:proofErr w:type="gramEnd"/>
+      <w:r>
+        <w:rPr>
+          <w:rFonts w:ascii="Segoe UI" w:hAnsi="Segoe UI" w:cs="Segoe UI"/>
+          <w:color w:val="0D0D0D"/>
+        </w:rPr>
+        <w:t>8] = 1</w:t>
+      </w:r>
+    </w:p>
+    <w:p>
+      <w:pPr>
+        <w:pStyle w:val="NormalWeb"/>
+        <w:numPr>
+          <w:ilvl w:val="0"/>
+          <w:numId w:val="20"/>
+        </w:numPr>
+        <w:shd w:val="clear" w:color="auto" w:fill="FFFFFF"/>
+        <w:spacing w:before="0" w:beforeAutospacing="0" w:after="0" w:afterAutospacing="0"/>
+        <w:ind w:left="0"/>
+        <w:rPr>
+          <w:rFonts w:ascii="Segoe UI" w:hAnsi="Segoe UI" w:cs="Segoe UI"/>
+          <w:color w:val="0D0D0D"/>
+        </w:rPr>
+      </w:pPr>
+      <w:proofErr w:type="gramStart"/>
+      <w:r>
+        <w:rPr>
+          <w:rFonts w:ascii="Segoe UI" w:hAnsi="Segoe UI" w:cs="Segoe UI"/>
+          <w:color w:val="0D0D0D"/>
+        </w:rPr>
+        <w:t>Y[</w:t>
+      </w:r>
+      <w:proofErr w:type="gramEnd"/>
+      <w:r>
+        <w:rPr>
+          <w:rFonts w:ascii="Segoe UI" w:hAnsi="Segoe UI" w:cs="Segoe UI"/>
+          <w:color w:val="0D0D0D"/>
+        </w:rPr>
+        <w:t>10] = 1</w:t>
+      </w:r>
+    </w:p>
+    <w:p>
+      <w:pPr>
+        <w:pStyle w:val="NormalWeb"/>
+        <w:numPr>
+          <w:ilvl w:val="0"/>
+          <w:numId w:val="20"/>
+        </w:numPr>
+        <w:shd w:val="clear" w:color="auto" w:fill="FFFFFF"/>
+        <w:spacing w:before="0" w:beforeAutospacing="0" w:after="0" w:afterAutospacing="0"/>
+        <w:ind w:left="0"/>
+        <w:rPr>
+          <w:rFonts w:ascii="Segoe UI" w:hAnsi="Segoe UI" w:cs="Segoe UI"/>
+          <w:color w:val="0D0D0D"/>
+        </w:rPr>
+      </w:pPr>
+      <w:proofErr w:type="gramStart"/>
+      <w:r>
+        <w:rPr>
+          <w:rFonts w:ascii="Segoe UI" w:hAnsi="Segoe UI" w:cs="Segoe UI"/>
+          <w:color w:val="0D0D0D"/>
+        </w:rPr>
+        <w:t>Z[</w:t>
+      </w:r>
+      <w:proofErr w:type="gramEnd"/>
+      <w:r>
+        <w:rPr>
+          <w:rFonts w:ascii="Segoe UI" w:hAnsi="Segoe UI" w:cs="Segoe UI"/>
+          <w:color w:val="0D0D0D"/>
+        </w:rPr>
+        <w:t>10] = 1</w:t>
+      </w:r>
+    </w:p>
+    <w:p>
+      <w:pPr>
+        <w:pStyle w:val="NormalWeb"/>
+        <w:shd w:val="clear" w:color="auto" w:fill="FFFFFF"/>
+        <w:rPr>
+          <w:rFonts w:ascii="Segoe UI" w:hAnsi="Segoe UI" w:cs="Segoe UI"/>
+          <w:color w:val="0D0D0D"/>
+        </w:rPr>
+      </w:pPr>
+      <w:r>
+        <w:rPr>
+          <w:rFonts w:ascii="Segoe UI" w:hAnsi="Segoe UI" w:cs="Segoe UI"/>
+          <w:color w:val="0D0D0D"/>
+        </w:rPr>
+        <w:t>So,</w:t>
+      </w:r>
+    </w:p>
+    <w:p>
+      <w:pPr>
+        <w:rPr>
+          <w:rFonts w:ascii="Times New Roman" w:hAnsi="Times New Roman" w:cs="Times New Roman"/>
+        </w:rPr>
+      </w:pPr>
+      <w:proofErr w:type="spellStart"/>
+      <w:proofErr w:type="gramStart"/>
       <w:r>
         <w:rPr>
           <w:rStyle w:val="katex-mathml"/>
@@ -6337,9 +6758,9 @@
           <w:bdr w:val="none" w:sz="0" w:space="0" w:color="auto" w:frame="1"/>
           <w:shd w:val="clear" w:color="auto" w:fill="FFFFFF"/>
         </w:rPr>
-        <w:t>m2=</w:t>
-      </w:r>
-      <w:proofErr w:type="spellStart"/>
+        <w:t>maj</w:t>
+      </w:r>
+      <w:proofErr w:type="spellEnd"/>
       <w:r>
         <w:rPr>
           <w:rStyle w:val="katex-mathml"/>
@@ -6349,9 +6770,9 @@
           <w:bdr w:val="none" w:sz="0" w:space="0" w:color="auto" w:frame="1"/>
           <w:shd w:val="clear" w:color="auto" w:fill="FFFFFF"/>
         </w:rPr>
-        <w:t>maj</w:t>
-      </w:r>
-      <w:proofErr w:type="spellEnd"/>
+        <w:t>(</w:t>
+      </w:r>
+      <w:proofErr w:type="gramEnd"/>
       <w:r>
         <w:rPr>
           <w:rStyle w:val="katex-mathml"/>
@@ -6361,9 +6782,188 @@
           <w:bdr w:val="none" w:sz="0" w:space="0" w:color="auto" w:frame="1"/>
           <w:shd w:val="clear" w:color="auto" w:fill="FFFFFF"/>
         </w:rPr>
-        <w:t>(X[8</w:t>
-      </w:r>
-      <w:proofErr w:type="gramStart"/>
+        <w:t>1,1,1)=1</w:t>
+      </w:r>
+    </w:p>
+    <w:p>
+      <w:pPr>
+        <w:pStyle w:val="NormalWeb"/>
+        <w:shd w:val="clear" w:color="auto" w:fill="FFFFFF"/>
+        <w:spacing w:before="0" w:after="0"/>
+        <w:rPr>
+          <w:rFonts w:ascii="Segoe UI" w:hAnsi="Segoe UI" w:cs="Segoe UI"/>
+          <w:color w:val="0D0D0D"/>
+        </w:rPr>
+      </w:pPr>
+      <w:r>
+        <w:rPr>
+          <w:rFonts w:ascii="Segoe UI Symbol" w:hAnsi="Segoe UI Symbol" w:cs="Segoe UI Symbol"/>
+          <w:color w:val="0D0D0D"/>
+        </w:rPr>
+        <w:t>✔</w:t>
+      </w:r>
+      <w:r>
+        <w:rPr>
+          <w:rFonts w:ascii="Segoe UI" w:hAnsi="Segoe UI" w:cs="Segoe UI"/>
+          <w:color w:val="0D0D0D"/>
+        </w:rPr>
+        <w:t xml:space="preserve"> Majority bit = </w:t>
+      </w:r>
+      <w:r>
+        <w:rPr>
+          <w:rStyle w:val="Strong"/>
+          <w:rFonts w:ascii="Segoe UI" w:hAnsi="Segoe UI" w:cs="Segoe UI"/>
+          <w:color w:val="0D0D0D"/>
+        </w:rPr>
+        <w:t>1</w:t>
+      </w:r>
+    </w:p>
+    <w:p>
+      <w:pPr>
+        <w:pStyle w:val="Heading2"/>
+        <w:shd w:val="clear" w:color="auto" w:fill="FFFFFF"/>
+        <w:spacing w:before="0" w:after="60"/>
+        <w:rPr>
+          <w:rFonts w:ascii="Segoe UI" w:hAnsi="Segoe UI" w:cs="Segoe UI"/>
+          <w:color w:val="0D0D0D"/>
+          <w:sz w:val="30"/>
+          <w:szCs w:val="30"/>
+        </w:rPr>
+      </w:pPr>
+      <w:r>
+        <w:rPr>
+          <w:rFonts w:ascii="Segoe UI Symbol" w:hAnsi="Segoe UI Symbol" w:cs="Segoe UI Symbol"/>
+          <w:color w:val="0D0D0D"/>
+          <w:sz w:val="30"/>
+          <w:szCs w:val="30"/>
+        </w:rPr>
+        <w:t>🔹</w:t>
+      </w:r>
+      <w:r>
+        <w:rPr>
+          <w:rFonts w:ascii="Segoe UI" w:hAnsi="Segoe UI" w:cs="Segoe UI"/>
+          <w:color w:val="0D0D0D"/>
+          <w:sz w:val="30"/>
+          <w:szCs w:val="30"/>
+        </w:rPr>
+        <w:t xml:space="preserve"> Step 2: Apply the A5/1 Clocking Rule</w:t>
+      </w:r>
+    </w:p>
+    <w:p>
+      <w:pPr>
+        <w:pStyle w:val="NormalWeb"/>
+        <w:shd w:val="clear" w:color="auto" w:fill="FFFFFF"/>
+        <w:rPr>
+          <w:rFonts w:ascii="Segoe UI" w:hAnsi="Segoe UI" w:cs="Segoe UI"/>
+          <w:color w:val="0D0D0D"/>
+        </w:rPr>
+      </w:pPr>
+      <w:r>
+        <w:rPr>
+          <w:rFonts w:ascii="Segoe UI" w:hAnsi="Segoe UI" w:cs="Segoe UI"/>
+          <w:color w:val="0D0D0D"/>
+        </w:rPr>
+        <w:t>In A5/1: A register steps </w:t>
+      </w:r>
+      <w:r>
+        <w:rPr>
+          <w:rStyle w:val="Strong"/>
+          <w:rFonts w:ascii="Segoe UI" w:hAnsi="Segoe UI" w:cs="Segoe UI"/>
+          <w:color w:val="0D0D0D"/>
+        </w:rPr>
+        <w:t>only if its clocking bit equals the majority bit</w:t>
+      </w:r>
+      <w:r>
+        <w:rPr>
+          <w:rFonts w:ascii="Segoe UI" w:hAnsi="Segoe UI" w:cs="Segoe UI"/>
+          <w:color w:val="0D0D0D"/>
+        </w:rPr>
+        <w:t>.</w:t>
+      </w:r>
+    </w:p>
+    <w:p>
+      <w:pPr>
+        <w:pStyle w:val="NormalWeb"/>
+        <w:shd w:val="clear" w:color="auto" w:fill="FFFFFF"/>
+        <w:rPr>
+          <w:color w:val="FF0000"/>
+        </w:rPr>
+      </w:pPr>
+      <w:r>
+        <w:rPr>
+          <w:color w:val="FF0000"/>
+        </w:rPr>
+        <w:t>Calculate the keystream bit produced in the second cycle.</w:t>
+      </w:r>
+    </w:p>
+    <w:p>
+      <w:pPr>
+        <w:pStyle w:val="NormalWeb"/>
+        <w:shd w:val="clear" w:color="auto" w:fill="FFFFFF"/>
+        <w:rPr>
+          <w:color w:val="FF0000"/>
+        </w:rPr>
+      </w:pPr>
+      <w:proofErr w:type="spellStart"/>
+      <w:r>
+        <w:rPr>
+          <w:color w:val="FF0000"/>
+        </w:rPr>
+        <w:t>Ans</w:t>
+      </w:r>
+      <w:proofErr w:type="spellEnd"/>
+      <w:r>
+        <w:rPr>
+          <w:color w:val="FF0000"/>
+        </w:rPr>
+        <w:t>:</w:t>
+      </w:r>
+    </w:p>
+    <w:p>
+      <w:pPr>
+        <w:pStyle w:val="Heading2"/>
+        <w:shd w:val="clear" w:color="auto" w:fill="FFFFFF"/>
+        <w:spacing w:before="0" w:after="60"/>
+        <w:rPr>
+          <w:rFonts w:ascii="Segoe UI" w:hAnsi="Segoe UI" w:cs="Segoe UI"/>
+          <w:color w:val="0D0D0D"/>
+          <w:sz w:val="30"/>
+          <w:szCs w:val="30"/>
+        </w:rPr>
+      </w:pPr>
+      <w:r>
+        <w:rPr>
+          <w:rFonts w:ascii="Segoe UI" w:hAnsi="Segoe UI" w:cs="Segoe UI"/>
+          <w:color w:val="0D0D0D"/>
+          <w:sz w:val="30"/>
+          <w:szCs w:val="30"/>
+        </w:rPr>
+        <w:t>Step 1: Remember How Keystream Bit is Generated in A5/1</w:t>
+      </w:r>
+    </w:p>
+    <w:p>
+      <w:pPr>
+        <w:pStyle w:val="NormalWeb"/>
+        <w:shd w:val="clear" w:color="auto" w:fill="FFFFFF"/>
+        <w:rPr>
+          <w:rFonts w:ascii="Segoe UI" w:hAnsi="Segoe UI" w:cs="Segoe UI"/>
+          <w:color w:val="0D0D0D"/>
+        </w:rPr>
+      </w:pPr>
+      <w:r>
+        <w:rPr>
+          <w:rFonts w:ascii="Segoe UI" w:hAnsi="Segoe UI" w:cs="Segoe UI"/>
+          <w:color w:val="0D0D0D"/>
+        </w:rPr>
+        <w:t>In A5/1, the keystream bit is calculated as:</w:t>
+      </w:r>
+    </w:p>
+    <w:p>
+      <w:pPr>
+        <w:rPr>
+          <w:rFonts w:ascii="Times New Roman" w:hAnsi="Times New Roman" w:cs="Times New Roman"/>
+        </w:rPr>
+      </w:pPr>
       <w:r>
         <w:rPr>
           <w:rStyle w:val="katex-mathml"/>
@@ -6373,9 +6973,9 @@
           <w:bdr w:val="none" w:sz="0" w:space="0" w:color="auto" w:frame="1"/>
           <w:shd w:val="clear" w:color="auto" w:fill="FFFFFF"/>
         </w:rPr>
-        <w:t>],Y</w:t>
-      </w:r>
-      <w:proofErr w:type="gramEnd"/>
+        <w:t>k=X[</w:t>
+      </w:r>
+      <w:proofErr w:type="gramStart"/>
       <w:r>
         <w:rPr>
           <w:rStyle w:val="katex-mathml"/>
@@ -6385,376 +6985,21 @@
           <w:bdr w:val="none" w:sz="0" w:space="0" w:color="auto" w:frame="1"/>
           <w:shd w:val="clear" w:color="auto" w:fill="FFFFFF"/>
         </w:rPr>
-        <w:t>[10],Z[10])</w:t>
-      </w:r>
-      <w:r>
-        <w:rPr>
-          <w:rStyle w:val="mord"/>
-          <w:rFonts w:ascii="KaTeX_Math" w:hAnsi="KaTeX_Math"/>
-          <w:i/>
-          <w:iCs/>
-          <w:color w:val="0D0D0D"/>
-          <w:sz w:val="29"/>
-          <w:szCs w:val="29"/>
-          <w:shd w:val="clear" w:color="auto" w:fill="FFFFFF"/>
-        </w:rPr>
-        <w:t>m</w:t>
-      </w:r>
-      <w:r>
-        <w:rPr>
-          <w:rStyle w:val="mord"/>
-          <w:color w:val="0D0D0D"/>
-          <w:sz w:val="20"/>
-          <w:szCs w:val="20"/>
-          <w:shd w:val="clear" w:color="auto" w:fill="FFFFFF"/>
-        </w:rPr>
-        <w:t>2</w:t>
-      </w:r>
-      <w:r>
-        <w:rPr>
-          <w:rStyle w:val="vlist-s"/>
-          <w:color w:val="0D0D0D"/>
-          <w:sz w:val="2"/>
-          <w:szCs w:val="2"/>
-          <w:shd w:val="clear" w:color="auto" w:fill="FFFFFF"/>
-        </w:rPr>
-        <w:t>​</w:t>
-      </w:r>
-      <w:r>
-        <w:rPr>
-          <w:rStyle w:val="mrel"/>
-          <w:color w:val="0D0D0D"/>
-          <w:sz w:val="29"/>
-          <w:szCs w:val="29"/>
-          <w:shd w:val="clear" w:color="auto" w:fill="FFFFFF"/>
-        </w:rPr>
-        <w:t>=</w:t>
-      </w:r>
-      <w:proofErr w:type="spellStart"/>
-      <w:r>
-        <w:rPr>
-          <w:rStyle w:val="mord"/>
-          <w:rFonts w:ascii="KaTeX_Math" w:hAnsi="KaTeX_Math"/>
-          <w:i/>
-          <w:iCs/>
-          <w:color w:val="0D0D0D"/>
-          <w:sz w:val="29"/>
-          <w:szCs w:val="29"/>
-          <w:shd w:val="clear" w:color="auto" w:fill="FFFFFF"/>
-        </w:rPr>
-        <w:t>maj</w:t>
-      </w:r>
-      <w:proofErr w:type="spellEnd"/>
-      <w:r>
-        <w:rPr>
-          <w:rStyle w:val="mopen"/>
-          <w:color w:val="0D0D0D"/>
-          <w:sz w:val="29"/>
-          <w:szCs w:val="29"/>
-          <w:shd w:val="clear" w:color="auto" w:fill="FFFFFF"/>
-        </w:rPr>
-        <w:t>(</w:t>
-      </w:r>
-      <w:r>
-        <w:rPr>
-          <w:rStyle w:val="mord"/>
-          <w:rFonts w:ascii="KaTeX_Math" w:hAnsi="KaTeX_Math"/>
-          <w:i/>
-          <w:iCs/>
-          <w:color w:val="0D0D0D"/>
-          <w:sz w:val="29"/>
-          <w:szCs w:val="29"/>
-          <w:shd w:val="clear" w:color="auto" w:fill="FFFFFF"/>
-        </w:rPr>
-        <w:t>X</w:t>
-      </w:r>
-      <w:r>
-        <w:rPr>
-          <w:rStyle w:val="mopen"/>
-          <w:color w:val="0D0D0D"/>
-          <w:sz w:val="29"/>
-          <w:szCs w:val="29"/>
-          <w:shd w:val="clear" w:color="auto" w:fill="FFFFFF"/>
-        </w:rPr>
-        <w:t>[</w:t>
-      </w:r>
-      <w:r>
-        <w:rPr>
-          <w:rStyle w:val="mord"/>
-          <w:color w:val="0D0D0D"/>
-          <w:sz w:val="29"/>
-          <w:szCs w:val="29"/>
-          <w:shd w:val="clear" w:color="auto" w:fill="FFFFFF"/>
-        </w:rPr>
-        <w:t>8</w:t>
-      </w:r>
-      <w:r>
-        <w:rPr>
-          <w:rStyle w:val="mclose"/>
-          <w:color w:val="0D0D0D"/>
-          <w:sz w:val="29"/>
-          <w:szCs w:val="29"/>
-          <w:shd w:val="clear" w:color="auto" w:fill="FFFFFF"/>
-        </w:rPr>
-        <w:t>]</w:t>
-      </w:r>
-      <w:r>
-        <w:rPr>
-          <w:rStyle w:val="mpunct"/>
-          <w:color w:val="0D0D0D"/>
-          <w:sz w:val="29"/>
-          <w:szCs w:val="29"/>
-          <w:shd w:val="clear" w:color="auto" w:fill="FFFFFF"/>
-        </w:rPr>
-        <w:t>,</w:t>
-      </w:r>
-      <w:r>
-        <w:rPr>
-          <w:rStyle w:val="mord"/>
-          <w:rFonts w:ascii="KaTeX_Math" w:hAnsi="KaTeX_Math"/>
-          <w:i/>
-          <w:iCs/>
-          <w:color w:val="0D0D0D"/>
-          <w:sz w:val="29"/>
-          <w:szCs w:val="29"/>
-          <w:shd w:val="clear" w:color="auto" w:fill="FFFFFF"/>
-        </w:rPr>
-        <w:t>Y</w:t>
-      </w:r>
-      <w:r>
-        <w:rPr>
-          <w:rStyle w:val="mopen"/>
-          <w:color w:val="0D0D0D"/>
-          <w:sz w:val="29"/>
-          <w:szCs w:val="29"/>
-          <w:shd w:val="clear" w:color="auto" w:fill="FFFFFF"/>
-        </w:rPr>
-        <w:t>[</w:t>
-      </w:r>
-      <w:r>
-        <w:rPr>
-          <w:rStyle w:val="mord"/>
-          <w:color w:val="0D0D0D"/>
-          <w:sz w:val="29"/>
-          <w:szCs w:val="29"/>
-          <w:shd w:val="clear" w:color="auto" w:fill="FFFFFF"/>
-        </w:rPr>
-        <w:t>10</w:t>
-      </w:r>
-      <w:r>
-        <w:rPr>
-          <w:rStyle w:val="mclose"/>
-          <w:color w:val="0D0D0D"/>
-          <w:sz w:val="29"/>
-          <w:szCs w:val="29"/>
-          <w:shd w:val="clear" w:color="auto" w:fill="FFFFFF"/>
-        </w:rPr>
-        <w:t>]</w:t>
-      </w:r>
-      <w:r>
-        <w:rPr>
-          <w:rStyle w:val="mpunct"/>
-          <w:color w:val="0D0D0D"/>
-          <w:sz w:val="29"/>
-          <w:szCs w:val="29"/>
-          <w:shd w:val="clear" w:color="auto" w:fill="FFFFFF"/>
-        </w:rPr>
-        <w:t>,</w:t>
-      </w:r>
-      <w:r>
-        <w:rPr>
-          <w:rStyle w:val="mord"/>
-          <w:rFonts w:ascii="KaTeX_Math" w:hAnsi="KaTeX_Math"/>
-          <w:i/>
-          <w:iCs/>
-          <w:color w:val="0D0D0D"/>
-          <w:sz w:val="29"/>
-          <w:szCs w:val="29"/>
-          <w:shd w:val="clear" w:color="auto" w:fill="FFFFFF"/>
-        </w:rPr>
-        <w:t>Z</w:t>
-      </w:r>
-      <w:r>
-        <w:rPr>
-          <w:rStyle w:val="mopen"/>
-          <w:color w:val="0D0D0D"/>
-          <w:sz w:val="29"/>
-          <w:szCs w:val="29"/>
-          <w:shd w:val="clear" w:color="auto" w:fill="FFFFFF"/>
-        </w:rPr>
-        <w:t>[</w:t>
-      </w:r>
-      <w:r>
-        <w:rPr>
-          <w:rStyle w:val="mord"/>
-          <w:color w:val="0D0D0D"/>
-          <w:sz w:val="29"/>
-          <w:szCs w:val="29"/>
-          <w:shd w:val="clear" w:color="auto" w:fill="FFFFFF"/>
-        </w:rPr>
-        <w:t>10</w:t>
-      </w:r>
-      <w:r>
-        <w:rPr>
-          <w:rStyle w:val="mclose"/>
-          <w:color w:val="0D0D0D"/>
-          <w:sz w:val="29"/>
-          <w:szCs w:val="29"/>
-          <w:shd w:val="clear" w:color="auto" w:fill="FFFFFF"/>
-        </w:rPr>
-        <w:t>])</w:t>
-      </w:r>
-    </w:p>
-    <w:p>
-      <w:pPr>
-        <w:pStyle w:val="NormalWeb"/>
-        <w:shd w:val="clear" w:color="auto" w:fill="FFFFFF"/>
-        <w:rPr>
-          <w:rFonts w:ascii="Segoe UI" w:hAnsi="Segoe UI" w:cs="Segoe UI"/>
-          <w:color w:val="0D0D0D"/>
-        </w:rPr>
-      </w:pPr>
-      <w:r>
-        <w:rPr>
-          <w:rFonts w:ascii="Segoe UI" w:hAnsi="Segoe UI" w:cs="Segoe UI"/>
-          <w:color w:val="0D0D0D"/>
-        </w:rPr>
-        <w:t>From the updated state:</w:t>
-      </w:r>
-    </w:p>
-    <w:p>
-      <w:pPr>
-        <w:pStyle w:val="NormalWeb"/>
-        <w:numPr>
-          <w:ilvl w:val="0"/>
-          <w:numId w:val="20"/>
-        </w:numPr>
-        <w:shd w:val="clear" w:color="auto" w:fill="FFFFFF"/>
-        <w:spacing w:before="0" w:beforeAutospacing="0" w:after="0" w:afterAutospacing="0"/>
-        <w:ind w:left="0"/>
-        <w:rPr>
-          <w:rFonts w:ascii="Segoe UI" w:hAnsi="Segoe UI" w:cs="Segoe UI"/>
-          <w:color w:val="0D0D0D"/>
-        </w:rPr>
-      </w:pPr>
-      <w:proofErr w:type="gramStart"/>
-      <w:r>
-        <w:rPr>
-          <w:rFonts w:ascii="Segoe UI" w:hAnsi="Segoe UI" w:cs="Segoe UI"/>
-          <w:color w:val="0D0D0D"/>
-        </w:rPr>
-        <w:t>X[</w:t>
-      </w:r>
-      <w:proofErr w:type="gramEnd"/>
-      <w:r>
-        <w:rPr>
-          <w:rFonts w:ascii="Segoe UI" w:hAnsi="Segoe UI" w:cs="Segoe UI"/>
-          <w:color w:val="0D0D0D"/>
-        </w:rPr>
-        <w:t>8] = 1</w:t>
-      </w:r>
-    </w:p>
-    <w:p>
-      <w:pPr>
-        <w:pStyle w:val="NormalWeb"/>
-        <w:numPr>
-          <w:ilvl w:val="0"/>
-          <w:numId w:val="20"/>
-        </w:numPr>
-        <w:shd w:val="clear" w:color="auto" w:fill="FFFFFF"/>
-        <w:spacing w:before="0" w:beforeAutospacing="0" w:after="0" w:afterAutospacing="0"/>
-        <w:ind w:left="0"/>
-        <w:rPr>
-          <w:rFonts w:ascii="Segoe UI" w:hAnsi="Segoe UI" w:cs="Segoe UI"/>
-          <w:color w:val="0D0D0D"/>
-        </w:rPr>
-      </w:pPr>
-      <w:proofErr w:type="gramStart"/>
-      <w:r>
-        <w:rPr>
-          <w:rFonts w:ascii="Segoe UI" w:hAnsi="Segoe UI" w:cs="Segoe UI"/>
-          <w:color w:val="0D0D0D"/>
-        </w:rPr>
-        <w:t>Y[</w:t>
-      </w:r>
-      <w:proofErr w:type="gramEnd"/>
-      <w:r>
-        <w:rPr>
-          <w:rFonts w:ascii="Segoe UI" w:hAnsi="Segoe UI" w:cs="Segoe UI"/>
-          <w:color w:val="0D0D0D"/>
-        </w:rPr>
-        <w:t>10] = 1</w:t>
-      </w:r>
-    </w:p>
-    <w:p>
-      <w:pPr>
-        <w:pStyle w:val="NormalWeb"/>
-        <w:numPr>
-          <w:ilvl w:val="0"/>
-          <w:numId w:val="20"/>
-        </w:numPr>
-        <w:shd w:val="clear" w:color="auto" w:fill="FFFFFF"/>
-        <w:spacing w:before="0" w:beforeAutospacing="0" w:after="0" w:afterAutospacing="0"/>
-        <w:ind w:left="0"/>
-        <w:rPr>
-          <w:rFonts w:ascii="Segoe UI" w:hAnsi="Segoe UI" w:cs="Segoe UI"/>
-          <w:color w:val="0D0D0D"/>
-        </w:rPr>
-      </w:pPr>
-      <w:proofErr w:type="gramStart"/>
-      <w:r>
-        <w:rPr>
-          <w:rFonts w:ascii="Segoe UI" w:hAnsi="Segoe UI" w:cs="Segoe UI"/>
-          <w:color w:val="0D0D0D"/>
-        </w:rPr>
-        <w:t>Z[</w:t>
-      </w:r>
-      <w:proofErr w:type="gramEnd"/>
-      <w:r>
-        <w:rPr>
-          <w:rFonts w:ascii="Segoe UI" w:hAnsi="Segoe UI" w:cs="Segoe UI"/>
-          <w:color w:val="0D0D0D"/>
-        </w:rPr>
-        <w:t>10] = 1</w:t>
-      </w:r>
-    </w:p>
-    <w:p>
-      <w:pPr>
-        <w:pStyle w:val="NormalWeb"/>
-        <w:shd w:val="clear" w:color="auto" w:fill="FFFFFF"/>
-        <w:rPr>
-          <w:rFonts w:ascii="Segoe UI" w:hAnsi="Segoe UI" w:cs="Segoe UI"/>
-          <w:color w:val="0D0D0D"/>
-        </w:rPr>
-      </w:pPr>
-      <w:r>
-        <w:rPr>
-          <w:rFonts w:ascii="Segoe UI" w:hAnsi="Segoe UI" w:cs="Segoe UI"/>
-          <w:color w:val="0D0D0D"/>
-        </w:rPr>
-        <w:t>So,</w:t>
-      </w:r>
-    </w:p>
-    <w:p>
-      <w:pPr>
-        <w:rPr>
-          <w:rFonts w:ascii="Times New Roman" w:hAnsi="Times New Roman" w:cs="Times New Roman"/>
-        </w:rPr>
-      </w:pPr>
-      <w:proofErr w:type="spellStart"/>
-      <w:proofErr w:type="gramStart"/>
+        <w:t>18]</w:t>
+      </w:r>
       <w:r>
         <w:rPr>
           <w:rStyle w:val="katex-mathml"/>
+          <w:rFonts w:ascii="Cambria Math" w:hAnsi="Cambria Math" w:cs="Cambria Math"/>
           <w:color w:val="0D0D0D"/>
           <w:sz w:val="29"/>
           <w:szCs w:val="29"/>
           <w:bdr w:val="none" w:sz="0" w:space="0" w:color="auto" w:frame="1"/>
           <w:shd w:val="clear" w:color="auto" w:fill="FFFFFF"/>
         </w:rPr>
-        <w:t>maj</w:t>
-      </w:r>
-      <w:proofErr w:type="spellEnd"/>
+        <w:t>⊕</w:t>
+      </w:r>
+      <w:proofErr w:type="gramEnd"/>
       <w:r>
         <w:rPr>
           <w:rStyle w:val="katex-mathml"/>
@@ -6764,214 +7009,20 @@
           <w:bdr w:val="none" w:sz="0" w:space="0" w:color="auto" w:frame="1"/>
           <w:shd w:val="clear" w:color="auto" w:fill="FFFFFF"/>
         </w:rPr>
-        <w:t>(</w:t>
-      </w:r>
-      <w:proofErr w:type="gramEnd"/>
+        <w:t>Y[21]</w:t>
+      </w:r>
       <w:r>
         <w:rPr>
           <w:rStyle w:val="katex-mathml"/>
+          <w:rFonts w:ascii="Cambria Math" w:hAnsi="Cambria Math" w:cs="Cambria Math"/>
           <w:color w:val="0D0D0D"/>
           <w:sz w:val="29"/>
           <w:szCs w:val="29"/>
           <w:bdr w:val="none" w:sz="0" w:space="0" w:color="auto" w:frame="1"/>
           <w:shd w:val="clear" w:color="auto" w:fill="FFFFFF"/>
         </w:rPr>
-        <w:t>1,1,1)=1</w:t>
-      </w:r>
-    </w:p>
-    <w:p>
-      <w:pPr>
-        <w:pStyle w:val="NormalWeb"/>
-        <w:shd w:val="clear" w:color="auto" w:fill="FFFFFF"/>
-        <w:spacing w:before="0" w:after="0"/>
-        <w:rPr>
-          <w:rFonts w:ascii="Segoe UI" w:hAnsi="Segoe UI" w:cs="Segoe UI"/>
-          <w:color w:val="0D0D0D"/>
-        </w:rPr>
-      </w:pPr>
-      <w:r>
-        <w:rPr>
-          <w:rFonts w:ascii="Segoe UI Symbol" w:hAnsi="Segoe UI Symbol" w:cs="Segoe UI Symbol"/>
-          <w:color w:val="0D0D0D"/>
-        </w:rPr>
-        <w:t>✔</w:t>
-      </w:r>
-      <w:r>
-        <w:rPr>
-          <w:rFonts w:ascii="Segoe UI" w:hAnsi="Segoe UI" w:cs="Segoe UI"/>
-          <w:color w:val="0D0D0D"/>
-        </w:rPr>
-        <w:t xml:space="preserve"> Majority bit = </w:t>
-      </w:r>
-      <w:r>
-        <w:rPr>
-          <w:rStyle w:val="Strong"/>
-          <w:rFonts w:ascii="Segoe UI" w:hAnsi="Segoe UI" w:cs="Segoe UI"/>
-          <w:color w:val="0D0D0D"/>
-        </w:rPr>
-        <w:t>1</w:t>
-      </w:r>
-    </w:p>
-    <w:p>
-      <w:pPr>
-        <w:pStyle w:val="Heading2"/>
-        <w:shd w:val="clear" w:color="auto" w:fill="FFFFFF"/>
-        <w:spacing w:before="0" w:after="60"/>
-        <w:rPr>
-          <w:rFonts w:ascii="Segoe UI" w:hAnsi="Segoe UI" w:cs="Segoe UI"/>
-          <w:color w:val="0D0D0D"/>
-          <w:sz w:val="30"/>
-          <w:szCs w:val="30"/>
-        </w:rPr>
-      </w:pPr>
-      <w:r>
-        <w:rPr>
-          <w:rFonts w:ascii="Segoe UI Symbol" w:hAnsi="Segoe UI Symbol" w:cs="Segoe UI Symbol"/>
-          <w:color w:val="0D0D0D"/>
-          <w:sz w:val="30"/>
-          <w:szCs w:val="30"/>
-        </w:rPr>
-        <w:t>🔹</w:t>
-      </w:r>
-      <w:r>
-        <w:rPr>
-          <w:rFonts w:ascii="Segoe UI" w:hAnsi="Segoe UI" w:cs="Segoe UI"/>
-          <w:color w:val="0D0D0D"/>
-          <w:sz w:val="30"/>
-          <w:szCs w:val="30"/>
-        </w:rPr>
-        <w:t xml:space="preserve"> Step 2: Apply the A5/1 Clocking Rule</w:t>
-      </w:r>
-    </w:p>
-    <w:p>
-      <w:pPr>
-        <w:pStyle w:val="NormalWeb"/>
-        <w:shd w:val="clear" w:color="auto" w:fill="FFFFFF"/>
-        <w:rPr>
-          <w:rFonts w:ascii="Segoe UI" w:hAnsi="Segoe UI" w:cs="Segoe UI"/>
-          <w:color w:val="0D0D0D"/>
-        </w:rPr>
-      </w:pPr>
-      <w:r>
-        <w:rPr>
-          <w:rFonts w:ascii="Segoe UI" w:hAnsi="Segoe UI" w:cs="Segoe UI"/>
-          <w:color w:val="0D0D0D"/>
-        </w:rPr>
-        <w:t>In A5/1:</w:t>
-      </w:r>
-      <w:r>
-        <w:rPr>
-          <w:rFonts w:ascii="Segoe UI" w:hAnsi="Segoe UI" w:cs="Segoe UI"/>
-          <w:color w:val="0D0D0D"/>
-        </w:rPr>
-        <w:t xml:space="preserve"> </w:t>
-      </w:r>
-      <w:r>
-        <w:rPr>
-          <w:rFonts w:ascii="Segoe UI" w:hAnsi="Segoe UI" w:cs="Segoe UI"/>
-          <w:color w:val="0D0D0D"/>
-        </w:rPr>
-        <w:t>A register steps </w:t>
-      </w:r>
-      <w:r>
-        <w:rPr>
-          <w:rStyle w:val="Strong"/>
-          <w:rFonts w:ascii="Segoe UI" w:hAnsi="Segoe UI" w:cs="Segoe UI"/>
-          <w:color w:val="0D0D0D"/>
-        </w:rPr>
-        <w:t>only if its clocking bit equals the majority bit</w:t>
-      </w:r>
-      <w:r>
-        <w:rPr>
-          <w:rFonts w:ascii="Segoe UI" w:hAnsi="Segoe UI" w:cs="Segoe UI"/>
-          <w:color w:val="0D0D0D"/>
-        </w:rPr>
-        <w:t>.</w:t>
-      </w:r>
-    </w:p>
-    <w:p>
-      <w:pPr>
-        <w:pStyle w:val="NormalWeb"/>
-        <w:shd w:val="clear" w:color="auto" w:fill="FFFFFF"/>
-        <w:rPr>
-          <w:color w:val="FF0000"/>
-        </w:rPr>
-      </w:pPr>
-      <w:r>
-        <w:rPr>
-          <w:color w:val="FF0000"/>
-        </w:rPr>
-        <w:t>Calculate the keystream bit produced in the second cycle.</w:t>
-      </w:r>
-    </w:p>
-    <w:p>
-      <w:pPr>
-        <w:pStyle w:val="NormalWeb"/>
-        <w:shd w:val="clear" w:color="auto" w:fill="FFFFFF"/>
-        <w:rPr>
-          <w:color w:val="FF0000"/>
-        </w:rPr>
-      </w:pPr>
-      <w:proofErr w:type="spellStart"/>
-      <w:r>
-        <w:rPr>
-          <w:color w:val="FF0000"/>
-        </w:rPr>
-        <w:t>Ans</w:t>
-      </w:r>
-      <w:proofErr w:type="spellEnd"/>
-      <w:r>
-        <w:rPr>
-          <w:color w:val="FF0000"/>
-        </w:rPr>
-        <w:t>:</w:t>
-      </w:r>
-    </w:p>
-    <w:p>
-      <w:pPr>
-        <w:pStyle w:val="Heading2"/>
-        <w:shd w:val="clear" w:color="auto" w:fill="FFFFFF"/>
-        <w:spacing w:before="0" w:after="60"/>
-        <w:rPr>
-          <w:rFonts w:ascii="Segoe UI" w:hAnsi="Segoe UI" w:cs="Segoe UI"/>
-          <w:color w:val="0D0D0D"/>
-          <w:sz w:val="30"/>
-          <w:szCs w:val="30"/>
-        </w:rPr>
-      </w:pPr>
-      <w:r>
-        <w:rPr>
-          <w:rFonts w:ascii="Segoe UI" w:hAnsi="Segoe UI" w:cs="Segoe UI"/>
-          <w:color w:val="0D0D0D"/>
-          <w:sz w:val="30"/>
-          <w:szCs w:val="30"/>
-        </w:rPr>
-        <w:t>Step 1: Remember How Keystream Bit is Generated in A5/1</w:t>
-      </w:r>
-    </w:p>
-    <w:p>
-      <w:pPr>
-        <w:pStyle w:val="NormalWeb"/>
-        <w:shd w:val="clear" w:color="auto" w:fill="FFFFFF"/>
-        <w:rPr>
-          <w:rFonts w:ascii="Segoe UI" w:hAnsi="Segoe UI" w:cs="Segoe UI"/>
-          <w:color w:val="0D0D0D"/>
-        </w:rPr>
-      </w:pPr>
-      <w:r>
-        <w:rPr>
-          <w:rFonts w:ascii="Segoe UI" w:hAnsi="Segoe UI" w:cs="Segoe UI"/>
-          <w:color w:val="0D0D0D"/>
-        </w:rPr>
-        <w:t>In A5/1, the keystream bit is calculated as:</w:t>
-      </w:r>
-    </w:p>
-    <w:p>
-      <w:pPr>
-        <w:rPr>
-          <w:rFonts w:ascii="Times New Roman" w:hAnsi="Times New Roman" w:cs="Times New Roman"/>
-        </w:rPr>
-      </w:pPr>
+        <w:t>⊕</w:t>
+      </w:r>
       <w:r>
         <w:rPr>
           <w:rStyle w:val="katex-mathml"/>
@@ -6981,9 +7032,361 @@
           <w:bdr w:val="none" w:sz="0" w:space="0" w:color="auto" w:frame="1"/>
           <w:shd w:val="clear" w:color="auto" w:fill="FFFFFF"/>
         </w:rPr>
-        <w:t>k=X[</w:t>
+        <w:t>Z[22]</w:t>
+      </w:r>
+    </w:p>
+    <w:p>
+      <w:pPr>
+        <w:pStyle w:val="NormalWeb"/>
+        <w:shd w:val="clear" w:color="auto" w:fill="FFFFFF"/>
+        <w:spacing w:before="0" w:after="0"/>
+        <w:rPr>
+          <w:rFonts w:ascii="Segoe UI" w:hAnsi="Segoe UI" w:cs="Segoe UI"/>
+          <w:color w:val="0D0D0D"/>
+        </w:rPr>
+      </w:pPr>
+      <w:r>
+        <w:rPr>
+          <w:rFonts w:ascii="Segoe UI Symbol" w:hAnsi="Segoe UI Symbol" w:cs="Segoe UI Symbol"/>
+          <w:color w:val="0D0D0D"/>
+        </w:rPr>
+        <w:lastRenderedPageBreak/>
+        <w:t>👉</w:t>
+      </w:r>
+      <w:r>
+        <w:rPr>
+          <w:rFonts w:ascii="Segoe UI" w:hAnsi="Segoe UI" w:cs="Segoe UI"/>
+          <w:color w:val="0D0D0D"/>
+        </w:rPr>
+        <w:t xml:space="preserve"> It is the XOR of the </w:t>
+      </w:r>
+      <w:r>
+        <w:rPr>
+          <w:rStyle w:val="Strong"/>
+          <w:rFonts w:ascii="Segoe UI" w:hAnsi="Segoe UI" w:cs="Segoe UI"/>
+          <w:color w:val="0D0D0D"/>
+        </w:rPr>
+        <w:t>last bit of each register</w:t>
+      </w:r>
+      <w:r>
+        <w:rPr>
+          <w:rFonts w:ascii="Segoe UI" w:hAnsi="Segoe UI" w:cs="Segoe UI"/>
+          <w:color w:val="0D0D0D"/>
+        </w:rPr>
+        <w:t>.</w:t>
+      </w:r>
+    </w:p>
+    <w:p>
+      <w:pPr>
+        <w:pStyle w:val="NormalWeb"/>
+        <w:numPr>
+          <w:ilvl w:val="0"/>
+          <w:numId w:val="21"/>
+        </w:numPr>
+        <w:shd w:val="clear" w:color="auto" w:fill="FFFFFF"/>
+        <w:spacing w:before="0" w:beforeAutospacing="0" w:after="0" w:afterAutospacing="0"/>
+        <w:ind w:left="0"/>
+        <w:rPr>
+          <w:rFonts w:ascii="Segoe UI" w:hAnsi="Segoe UI" w:cs="Segoe UI"/>
+          <w:color w:val="0D0D0D"/>
+        </w:rPr>
+      </w:pPr>
+      <w:r>
+        <w:rPr>
+          <w:rFonts w:ascii="Segoe UI" w:hAnsi="Segoe UI" w:cs="Segoe UI"/>
+          <w:color w:val="0D0D0D"/>
+        </w:rPr>
+        <w:t xml:space="preserve">X last bit = </w:t>
       </w:r>
       <w:proofErr w:type="gramStart"/>
+      <w:r>
+        <w:rPr>
+          <w:rFonts w:ascii="Segoe UI" w:hAnsi="Segoe UI" w:cs="Segoe UI"/>
+          <w:color w:val="0D0D0D"/>
+        </w:rPr>
+        <w:t>X[</w:t>
+      </w:r>
+      <w:proofErr w:type="gramEnd"/>
+      <w:r>
+        <w:rPr>
+          <w:rFonts w:ascii="Segoe UI" w:hAnsi="Segoe UI" w:cs="Segoe UI"/>
+          <w:color w:val="0D0D0D"/>
+        </w:rPr>
+        <w:t>18]</w:t>
+      </w:r>
+    </w:p>
+    <w:p>
+      <w:pPr>
+        <w:pStyle w:val="NormalWeb"/>
+        <w:numPr>
+          <w:ilvl w:val="0"/>
+          <w:numId w:val="21"/>
+        </w:numPr>
+        <w:shd w:val="clear" w:color="auto" w:fill="FFFFFF"/>
+        <w:spacing w:before="0" w:beforeAutospacing="0" w:after="0" w:afterAutospacing="0"/>
+        <w:ind w:left="0"/>
+        <w:rPr>
+          <w:rFonts w:ascii="Segoe UI" w:hAnsi="Segoe UI" w:cs="Segoe UI"/>
+          <w:color w:val="0D0D0D"/>
+        </w:rPr>
+      </w:pPr>
+      <w:r>
+        <w:rPr>
+          <w:rFonts w:ascii="Segoe UI" w:hAnsi="Segoe UI" w:cs="Segoe UI"/>
+          <w:color w:val="0D0D0D"/>
+        </w:rPr>
+        <w:t xml:space="preserve">Y last bit = </w:t>
+      </w:r>
+      <w:proofErr w:type="gramStart"/>
+      <w:r>
+        <w:rPr>
+          <w:rFonts w:ascii="Segoe UI" w:hAnsi="Segoe UI" w:cs="Segoe UI"/>
+          <w:color w:val="0D0D0D"/>
+        </w:rPr>
+        <w:t>Y[</w:t>
+      </w:r>
+      <w:proofErr w:type="gramEnd"/>
+      <w:r>
+        <w:rPr>
+          <w:rFonts w:ascii="Segoe UI" w:hAnsi="Segoe UI" w:cs="Segoe UI"/>
+          <w:color w:val="0D0D0D"/>
+        </w:rPr>
+        <w:t>21]</w:t>
+      </w:r>
+    </w:p>
+    <w:p>
+      <w:pPr>
+        <w:pStyle w:val="NormalWeb"/>
+        <w:numPr>
+          <w:ilvl w:val="0"/>
+          <w:numId w:val="21"/>
+        </w:numPr>
+        <w:shd w:val="clear" w:color="auto" w:fill="FFFFFF"/>
+        <w:spacing w:before="0" w:beforeAutospacing="0" w:after="0" w:afterAutospacing="0"/>
+        <w:ind w:left="0"/>
+        <w:rPr>
+          <w:rFonts w:ascii="Segoe UI" w:hAnsi="Segoe UI" w:cs="Segoe UI"/>
+          <w:color w:val="0D0D0D"/>
+        </w:rPr>
+      </w:pPr>
+      <w:r>
+        <w:rPr>
+          <w:rFonts w:ascii="Segoe UI" w:hAnsi="Segoe UI" w:cs="Segoe UI"/>
+          <w:color w:val="0D0D0D"/>
+        </w:rPr>
+        <w:t xml:space="preserve">Z last bit = </w:t>
+      </w:r>
+      <w:proofErr w:type="gramStart"/>
+      <w:r>
+        <w:rPr>
+          <w:rFonts w:ascii="Segoe UI" w:hAnsi="Segoe UI" w:cs="Segoe UI"/>
+          <w:color w:val="0D0D0D"/>
+        </w:rPr>
+        <w:t>Z[</w:t>
+      </w:r>
+      <w:proofErr w:type="gramEnd"/>
+      <w:r>
+        <w:rPr>
+          <w:rFonts w:ascii="Segoe UI" w:hAnsi="Segoe UI" w:cs="Segoe UI"/>
+          <w:color w:val="0D0D0D"/>
+        </w:rPr>
+        <w:t>22]</w:t>
+      </w:r>
+    </w:p>
+    <w:p>
+      <w:pPr>
+        <w:pStyle w:val="NormalWeb"/>
+        <w:shd w:val="clear" w:color="auto" w:fill="FFFFFF"/>
+        <w:spacing w:before="0" w:beforeAutospacing="0" w:after="0" w:afterAutospacing="0"/>
+        <w:rPr>
+          <w:rFonts w:ascii="Segoe UI" w:hAnsi="Segoe UI" w:cs="Segoe UI"/>
+          <w:color w:val="0D0D0D"/>
+        </w:rPr>
+      </w:pPr>
+    </w:p>
+    <w:p>
+      <w:pPr>
+        <w:pStyle w:val="Heading2"/>
+        <w:shd w:val="clear" w:color="auto" w:fill="FFFFFF"/>
+        <w:spacing w:before="0" w:after="60"/>
+        <w:rPr>
+          <w:rFonts w:ascii="Segoe UI" w:hAnsi="Segoe UI" w:cs="Segoe UI"/>
+          <w:color w:val="0D0D0D"/>
+          <w:sz w:val="30"/>
+          <w:szCs w:val="30"/>
+        </w:rPr>
+      </w:pPr>
+      <w:r>
+        <w:rPr>
+          <w:rFonts w:ascii="Segoe UI Symbol" w:hAnsi="Segoe UI Symbol" w:cs="Segoe UI Symbol"/>
+          <w:color w:val="0D0D0D"/>
+          <w:sz w:val="30"/>
+          <w:szCs w:val="30"/>
+        </w:rPr>
+        <w:t>🔹</w:t>
+      </w:r>
+      <w:r>
+        <w:rPr>
+          <w:rFonts w:ascii="Segoe UI" w:hAnsi="Segoe UI" w:cs="Segoe UI"/>
+          <w:color w:val="0D0D0D"/>
+          <w:sz w:val="30"/>
+          <w:szCs w:val="30"/>
+        </w:rPr>
+        <w:t xml:space="preserve"> Step 2: Take the Updated Values (After Second Cycle)</w:t>
+      </w:r>
+    </w:p>
+    <w:p>
+      <w:pPr>
+        <w:pStyle w:val="NormalWeb"/>
+        <w:shd w:val="clear" w:color="auto" w:fill="FFFFFF"/>
+        <w:rPr>
+          <w:rFonts w:ascii="Segoe UI" w:hAnsi="Segoe UI" w:cs="Segoe UI"/>
+          <w:color w:val="0D0D0D"/>
+        </w:rPr>
+      </w:pPr>
+      <w:r>
+        <w:rPr>
+          <w:rFonts w:ascii="Segoe UI" w:hAnsi="Segoe UI" w:cs="Segoe UI"/>
+          <w:color w:val="0D0D0D"/>
+        </w:rPr>
+        <w:t>From the updated register states after the second cycle:</w:t>
+      </w:r>
+    </w:p>
+    <w:p>
+      <w:pPr>
+        <w:pStyle w:val="NormalWeb"/>
+        <w:numPr>
+          <w:ilvl w:val="0"/>
+          <w:numId w:val="22"/>
+        </w:numPr>
+        <w:shd w:val="clear" w:color="auto" w:fill="FFFFFF"/>
+        <w:spacing w:before="0" w:beforeAutospacing="0" w:after="0" w:afterAutospacing="0"/>
+        <w:ind w:left="0"/>
+        <w:rPr>
+          <w:rFonts w:ascii="Segoe UI" w:hAnsi="Segoe UI" w:cs="Segoe UI"/>
+          <w:color w:val="0D0D0D"/>
+        </w:rPr>
+      </w:pPr>
+      <w:proofErr w:type="gramStart"/>
+      <w:r>
+        <w:rPr>
+          <w:rFonts w:ascii="Segoe UI" w:hAnsi="Segoe UI" w:cs="Segoe UI"/>
+          <w:color w:val="0D0D0D"/>
+        </w:rPr>
+        <w:t>X[</w:t>
+      </w:r>
+      <w:proofErr w:type="gramEnd"/>
+      <w:r>
+        <w:rPr>
+          <w:rFonts w:ascii="Segoe UI" w:hAnsi="Segoe UI" w:cs="Segoe UI"/>
+          <w:color w:val="0D0D0D"/>
+        </w:rPr>
+        <w:t>18] = 0</w:t>
+      </w:r>
+    </w:p>
+    <w:p>
+      <w:pPr>
+        <w:pStyle w:val="NormalWeb"/>
+        <w:numPr>
+          <w:ilvl w:val="0"/>
+          <w:numId w:val="22"/>
+        </w:numPr>
+        <w:shd w:val="clear" w:color="auto" w:fill="FFFFFF"/>
+        <w:spacing w:before="0" w:beforeAutospacing="0" w:after="0" w:afterAutospacing="0"/>
+        <w:ind w:left="0"/>
+        <w:rPr>
+          <w:rFonts w:ascii="Segoe UI" w:hAnsi="Segoe UI" w:cs="Segoe UI"/>
+          <w:color w:val="0D0D0D"/>
+        </w:rPr>
+      </w:pPr>
+      <w:proofErr w:type="gramStart"/>
+      <w:r>
+        <w:rPr>
+          <w:rFonts w:ascii="Segoe UI" w:hAnsi="Segoe UI" w:cs="Segoe UI"/>
+          <w:color w:val="0D0D0D"/>
+        </w:rPr>
+        <w:t>Y[</w:t>
+      </w:r>
+      <w:proofErr w:type="gramEnd"/>
+      <w:r>
+        <w:rPr>
+          <w:rFonts w:ascii="Segoe UI" w:hAnsi="Segoe UI" w:cs="Segoe UI"/>
+          <w:color w:val="0D0D0D"/>
+        </w:rPr>
+        <w:t>21] = 1</w:t>
+      </w:r>
+    </w:p>
+    <w:p>
+      <w:pPr>
+        <w:pStyle w:val="NormalWeb"/>
+        <w:numPr>
+          <w:ilvl w:val="0"/>
+          <w:numId w:val="22"/>
+        </w:numPr>
+        <w:shd w:val="clear" w:color="auto" w:fill="FFFFFF"/>
+        <w:spacing w:before="0" w:beforeAutospacing="0" w:after="0" w:afterAutospacing="0"/>
+        <w:ind w:left="0"/>
+        <w:rPr>
+          <w:rFonts w:ascii="Segoe UI" w:hAnsi="Segoe UI" w:cs="Segoe UI"/>
+          <w:color w:val="0D0D0D"/>
+        </w:rPr>
+      </w:pPr>
+      <w:proofErr w:type="gramStart"/>
+      <w:r>
+        <w:rPr>
+          <w:rFonts w:ascii="Segoe UI" w:hAnsi="Segoe UI" w:cs="Segoe UI"/>
+          <w:color w:val="0D0D0D"/>
+        </w:rPr>
+        <w:t>Z[</w:t>
+      </w:r>
+      <w:proofErr w:type="gramEnd"/>
+      <w:r>
+        <w:rPr>
+          <w:rFonts w:ascii="Segoe UI" w:hAnsi="Segoe UI" w:cs="Segoe UI"/>
+          <w:color w:val="0D0D0D"/>
+        </w:rPr>
+        <w:t>22] = 1</w:t>
+      </w:r>
+    </w:p>
+    <w:p>
+      <w:pPr>
+        <w:pStyle w:val="Heading2"/>
+        <w:shd w:val="clear" w:color="auto" w:fill="FFFFFF"/>
+        <w:spacing w:before="0" w:after="60"/>
+        <w:rPr>
+          <w:rFonts w:ascii="Segoe UI" w:hAnsi="Segoe UI" w:cs="Segoe UI"/>
+          <w:color w:val="0D0D0D"/>
+          <w:sz w:val="30"/>
+          <w:szCs w:val="30"/>
+        </w:rPr>
+      </w:pPr>
+      <w:r>
+        <w:rPr>
+          <w:rFonts w:ascii="Segoe UI Symbol" w:hAnsi="Segoe UI Symbol" w:cs="Segoe UI Symbol"/>
+          <w:color w:val="0D0D0D"/>
+          <w:sz w:val="30"/>
+          <w:szCs w:val="30"/>
+        </w:rPr>
+        <w:t>🔹</w:t>
+      </w:r>
+      <w:r>
+        <w:rPr>
+          <w:rFonts w:ascii="Segoe UI" w:hAnsi="Segoe UI" w:cs="Segoe UI"/>
+          <w:color w:val="0D0D0D"/>
+          <w:sz w:val="30"/>
+          <w:szCs w:val="30"/>
+        </w:rPr>
+        <w:t xml:space="preserve"> Step 3: Perform XOR Operation</w:t>
+      </w:r>
+    </w:p>
+    <w:p>
+      <w:pPr>
+        <w:rPr>
+          <w:rFonts w:ascii="Times New Roman" w:hAnsi="Times New Roman" w:cs="Times New Roman"/>
+          <w:sz w:val="24"/>
+          <w:szCs w:val="24"/>
+        </w:rPr>
+      </w:pPr>
       <w:r>
         <w:rPr>
           <w:rStyle w:val="katex-mathml"/>
@@ -6993,7 +7396,7 @@
           <w:bdr w:val="none" w:sz="0" w:space="0" w:color="auto" w:frame="1"/>
           <w:shd w:val="clear" w:color="auto" w:fill="FFFFFF"/>
         </w:rPr>
-        <w:t>18]</w:t>
+        <w:t>k2=0</w:t>
       </w:r>
       <w:r>
         <w:rPr>
@@ -7007,7 +7410,6 @@
         </w:rPr>
         <w:t>⊕</w:t>
       </w:r>
-      <w:proofErr w:type="gramEnd"/>
       <w:r>
         <w:rPr>
           <w:rStyle w:val="katex-mathml"/>
@@ -7017,7 +7419,7 @@
           <w:bdr w:val="none" w:sz="0" w:space="0" w:color="auto" w:frame="1"/>
           <w:shd w:val="clear" w:color="auto" w:fill="FFFFFF"/>
         </w:rPr>
-        <w:t>Y[21]</w:t>
+        <w:t>1</w:t>
       </w:r>
       <w:r>
         <w:rPr>
@@ -7040,48 +7442,24 @@
           <w:bdr w:val="none" w:sz="0" w:space="0" w:color="auto" w:frame="1"/>
           <w:shd w:val="clear" w:color="auto" w:fill="FFFFFF"/>
         </w:rPr>
-        <w:t>Z[22]</w:t>
-      </w:r>
-    </w:p>
-    <w:p>
-      <w:pPr>
-        <w:pStyle w:val="NormalWeb"/>
-        <w:shd w:val="clear" w:color="auto" w:fill="FFFFFF"/>
-        <w:spacing w:before="0" w:after="0"/>
-        <w:rPr>
-          <w:rFonts w:ascii="Segoe UI" w:hAnsi="Segoe UI" w:cs="Segoe UI"/>
-          <w:color w:val="0D0D0D"/>
-        </w:rPr>
-      </w:pPr>
-      <w:r>
-        <w:rPr>
-          <w:rFonts w:ascii="Segoe UI Symbol" w:hAnsi="Segoe UI Symbol" w:cs="Segoe UI Symbol"/>
-          <w:color w:val="0D0D0D"/>
-        </w:rPr>
-        <w:lastRenderedPageBreak/>
-        <w:t>👉</w:t>
-      </w:r>
-      <w:r>
-        <w:rPr>
-          <w:rFonts w:ascii="Segoe UI" w:hAnsi="Segoe UI" w:cs="Segoe UI"/>
-          <w:color w:val="0D0D0D"/>
-        </w:rPr>
-        <w:t xml:space="preserve"> It is the XOR of the </w:t>
-      </w:r>
-      <w:r>
-        <w:rPr>
-          <w:rStyle w:val="Strong"/>
-          <w:rFonts w:ascii="Segoe UI" w:hAnsi="Segoe UI" w:cs="Segoe UI"/>
-          <w:color w:val="0D0D0D"/>
-        </w:rPr>
-        <w:t>last bit of each register</w:t>
-      </w:r>
-      <w:r>
-        <w:rPr>
-          <w:rFonts w:ascii="Segoe UI" w:hAnsi="Segoe UI" w:cs="Segoe UI"/>
-          <w:color w:val="0D0D0D"/>
-        </w:rPr>
-        <w:t>.</w:t>
+        <w:t>1</w:t>
+      </w:r>
+    </w:p>
+    <w:p>
+      <w:pPr>
+        <w:pStyle w:val="NormalWeb"/>
+        <w:shd w:val="clear" w:color="auto" w:fill="FFFFFF"/>
+        <w:rPr>
+          <w:rFonts w:ascii="Segoe UI" w:hAnsi="Segoe UI" w:cs="Segoe UI"/>
+          <w:color w:val="0D0D0D"/>
+        </w:rPr>
+      </w:pPr>
+      <w:r>
+        <w:rPr>
+          <w:rFonts w:ascii="Segoe UI" w:hAnsi="Segoe UI" w:cs="Segoe UI"/>
+          <w:color w:val="0D0D0D"/>
+        </w:rPr>
+        <w:t>Now compute step by step:</w:t>
       </w:r>
     </w:p>
     <w:p>
@@ -7089,7 +7467,7 @@
         <w:pStyle w:val="NormalWeb"/>
         <w:numPr>
           <w:ilvl w:val="0"/>
-          <w:numId w:val="21"/>
+          <w:numId w:val="23"/>
         </w:numPr>
         <w:shd w:val="clear" w:color="auto" w:fill="FFFFFF"/>
         <w:spacing w:before="0" w:beforeAutospacing="0" w:after="0" w:afterAutospacing="0"/>
@@ -7104,23 +7482,21 @@
           <w:rFonts w:ascii="Segoe UI" w:hAnsi="Segoe UI" w:cs="Segoe UI"/>
           <w:color w:val="0D0D0D"/>
         </w:rPr>
-        <w:t xml:space="preserve">X last bit = </w:t>
-      </w:r>
-      <w:proofErr w:type="gramStart"/>
-      <w:r>
-        <w:rPr>
-          <w:rFonts w:ascii="Segoe UI" w:hAnsi="Segoe UI" w:cs="Segoe UI"/>
-          <w:color w:val="0D0D0D"/>
-        </w:rPr>
-        <w:t>X[</w:t>
-      </w:r>
-      <w:proofErr w:type="gramEnd"/>
-      <w:r>
-        <w:rPr>
-          <w:rFonts w:ascii="Segoe UI" w:hAnsi="Segoe UI" w:cs="Segoe UI"/>
-          <w:color w:val="0D0D0D"/>
-        </w:rPr>
-        <w:t>18]</w:t>
+        <w:t xml:space="preserve">0 </w:t>
+      </w:r>
+      <w:r>
+        <w:rPr>
+          <w:rFonts w:ascii="Cambria Math" w:hAnsi="Cambria Math" w:cs="Cambria Math"/>
+          <w:color w:val="0D0D0D"/>
+        </w:rPr>
+        <w:t>⊕</w:t>
+      </w:r>
+      <w:r>
+        <w:rPr>
+          <w:rFonts w:ascii="Segoe UI" w:hAnsi="Segoe UI" w:cs="Segoe UI"/>
+          <w:color w:val="0D0D0D"/>
+        </w:rPr>
+        <w:t xml:space="preserve"> 1 = 1</w:t>
       </w:r>
     </w:p>
     <w:p>
@@ -7128,7 +7504,7 @@
         <w:pStyle w:val="NormalWeb"/>
         <w:numPr>
           <w:ilvl w:val="0"/>
-          <w:numId w:val="21"/>
+          <w:numId w:val="23"/>
         </w:numPr>
         <w:shd w:val="clear" w:color="auto" w:fill="FFFFFF"/>
         <w:spacing w:before="0" w:beforeAutospacing="0" w:after="0" w:afterAutospacing="0"/>
@@ -7143,259 +7519,27 @@
           <w:rFonts w:ascii="Segoe UI" w:hAnsi="Segoe UI" w:cs="Segoe UI"/>
           <w:color w:val="0D0D0D"/>
         </w:rPr>
-        <w:t xml:space="preserve">Y last bit = </w:t>
-      </w:r>
-      <w:proofErr w:type="gramStart"/>
-      <w:r>
-        <w:rPr>
-          <w:rFonts w:ascii="Segoe UI" w:hAnsi="Segoe UI" w:cs="Segoe UI"/>
-          <w:color w:val="0D0D0D"/>
-        </w:rPr>
-        <w:t>Y[</w:t>
-      </w:r>
-      <w:proofErr w:type="gramEnd"/>
-      <w:r>
-        <w:rPr>
-          <w:rFonts w:ascii="Segoe UI" w:hAnsi="Segoe UI" w:cs="Segoe UI"/>
-          <w:color w:val="0D0D0D"/>
-        </w:rPr>
-        <w:t>21]</w:t>
-      </w:r>
-    </w:p>
-    <w:p>
-      <w:pPr>
-        <w:pStyle w:val="NormalWeb"/>
-        <w:numPr>
-          <w:ilvl w:val="0"/>
-          <w:numId w:val="21"/>
-        </w:numPr>
-        <w:shd w:val="clear" w:color="auto" w:fill="FFFFFF"/>
-        <w:spacing w:before="0" w:beforeAutospacing="0" w:after="0" w:afterAutospacing="0"/>
-        <w:ind w:left="0"/>
-        <w:rPr>
-          <w:rFonts w:ascii="Segoe UI" w:hAnsi="Segoe UI" w:cs="Segoe UI"/>
-          <w:color w:val="0D0D0D"/>
-        </w:rPr>
-      </w:pPr>
-      <w:r>
-        <w:rPr>
-          <w:rFonts w:ascii="Segoe UI" w:hAnsi="Segoe UI" w:cs="Segoe UI"/>
-          <w:color w:val="0D0D0D"/>
-        </w:rPr>
-        <w:t xml:space="preserve">Z last bit = </w:t>
-      </w:r>
-      <w:proofErr w:type="gramStart"/>
-      <w:r>
-        <w:rPr>
-          <w:rFonts w:ascii="Segoe UI" w:hAnsi="Segoe UI" w:cs="Segoe UI"/>
-          <w:color w:val="0D0D0D"/>
-        </w:rPr>
-        <w:t>Z[</w:t>
-      </w:r>
-      <w:proofErr w:type="gramEnd"/>
-      <w:r>
-        <w:rPr>
-          <w:rFonts w:ascii="Segoe UI" w:hAnsi="Segoe UI" w:cs="Segoe UI"/>
-          <w:color w:val="0D0D0D"/>
-        </w:rPr>
-        <w:t>22]</w:t>
-      </w:r>
-    </w:p>
-    <w:p>
-      <w:pPr>
-        <w:pStyle w:val="NormalWeb"/>
-        <w:shd w:val="clear" w:color="auto" w:fill="FFFFFF"/>
-        <w:spacing w:before="0" w:beforeAutospacing="0" w:after="0" w:afterAutospacing="0"/>
-        <w:rPr>
-          <w:rFonts w:ascii="Segoe UI" w:hAnsi="Segoe UI" w:cs="Segoe UI"/>
-          <w:color w:val="0D0D0D"/>
-        </w:rPr>
-      </w:pPr>
-    </w:p>
-    <w:p>
-      <w:pPr>
-        <w:pStyle w:val="Heading2"/>
-        <w:shd w:val="clear" w:color="auto" w:fill="FFFFFF"/>
-        <w:spacing w:before="0" w:after="60"/>
-        <w:rPr>
-          <w:rFonts w:ascii="Segoe UI" w:hAnsi="Segoe UI" w:cs="Segoe UI"/>
-          <w:color w:val="0D0D0D"/>
-          <w:sz w:val="30"/>
-          <w:szCs w:val="30"/>
-        </w:rPr>
-      </w:pPr>
-      <w:r>
-        <w:rPr>
-          <w:rFonts w:ascii="Segoe UI Symbol" w:hAnsi="Segoe UI Symbol" w:cs="Segoe UI Symbol"/>
-          <w:color w:val="0D0D0D"/>
-          <w:sz w:val="30"/>
-          <w:szCs w:val="30"/>
-        </w:rPr>
-        <w:t>🔹</w:t>
-      </w:r>
-      <w:r>
-        <w:rPr>
-          <w:rFonts w:ascii="Segoe UI" w:hAnsi="Segoe UI" w:cs="Segoe UI"/>
-          <w:color w:val="0D0D0D"/>
-          <w:sz w:val="30"/>
-          <w:szCs w:val="30"/>
-        </w:rPr>
-        <w:t xml:space="preserve"> Step 2: Take the Updated Values (After Second Cycle)</w:t>
-      </w:r>
-    </w:p>
-    <w:p>
-      <w:pPr>
-        <w:pStyle w:val="NormalWeb"/>
-        <w:shd w:val="clear" w:color="auto" w:fill="FFFFFF"/>
-        <w:rPr>
-          <w:rFonts w:ascii="Segoe UI" w:hAnsi="Segoe UI" w:cs="Segoe UI"/>
-          <w:color w:val="0D0D0D"/>
-        </w:rPr>
-      </w:pPr>
-      <w:r>
-        <w:rPr>
-          <w:rFonts w:ascii="Segoe UI" w:hAnsi="Segoe UI" w:cs="Segoe UI"/>
-          <w:color w:val="0D0D0D"/>
-        </w:rPr>
-        <w:t>From the updated register states after the second cycle:</w:t>
-      </w:r>
-    </w:p>
-    <w:p>
-      <w:pPr>
-        <w:pStyle w:val="NormalWeb"/>
-        <w:numPr>
-          <w:ilvl w:val="0"/>
-          <w:numId w:val="22"/>
-        </w:numPr>
-        <w:shd w:val="clear" w:color="auto" w:fill="FFFFFF"/>
-        <w:spacing w:before="0" w:beforeAutospacing="0" w:after="0" w:afterAutospacing="0"/>
-        <w:ind w:left="0"/>
-        <w:rPr>
-          <w:rFonts w:ascii="Segoe UI" w:hAnsi="Segoe UI" w:cs="Segoe UI"/>
-          <w:color w:val="0D0D0D"/>
-        </w:rPr>
-      </w:pPr>
-      <w:proofErr w:type="gramStart"/>
-      <w:r>
-        <w:rPr>
-          <w:rFonts w:ascii="Segoe UI" w:hAnsi="Segoe UI" w:cs="Segoe UI"/>
-          <w:color w:val="0D0D0D"/>
-        </w:rPr>
-        <w:t>X[</w:t>
-      </w:r>
-      <w:proofErr w:type="gramEnd"/>
-      <w:r>
-        <w:rPr>
-          <w:rFonts w:ascii="Segoe UI" w:hAnsi="Segoe UI" w:cs="Segoe UI"/>
-          <w:color w:val="0D0D0D"/>
-        </w:rPr>
-        <w:t>18] = 0</w:t>
-      </w:r>
-    </w:p>
-    <w:p>
-      <w:pPr>
-        <w:pStyle w:val="NormalWeb"/>
-        <w:numPr>
-          <w:ilvl w:val="0"/>
-          <w:numId w:val="22"/>
-        </w:numPr>
-        <w:shd w:val="clear" w:color="auto" w:fill="FFFFFF"/>
-        <w:spacing w:before="0" w:beforeAutospacing="0" w:after="0" w:afterAutospacing="0"/>
-        <w:ind w:left="0"/>
-        <w:rPr>
-          <w:rFonts w:ascii="Segoe UI" w:hAnsi="Segoe UI" w:cs="Segoe UI"/>
-          <w:color w:val="0D0D0D"/>
-        </w:rPr>
-      </w:pPr>
-      <w:proofErr w:type="gramStart"/>
-      <w:r>
-        <w:rPr>
-          <w:rFonts w:ascii="Segoe UI" w:hAnsi="Segoe UI" w:cs="Segoe UI"/>
-          <w:color w:val="0D0D0D"/>
-        </w:rPr>
-        <w:t>Y[</w:t>
-      </w:r>
-      <w:proofErr w:type="gramEnd"/>
-      <w:r>
-        <w:rPr>
-          <w:rFonts w:ascii="Segoe UI" w:hAnsi="Segoe UI" w:cs="Segoe UI"/>
-          <w:color w:val="0D0D0D"/>
-        </w:rPr>
-        <w:t>21] = 1</w:t>
-      </w:r>
-    </w:p>
-    <w:p>
-      <w:pPr>
-        <w:pStyle w:val="NormalWeb"/>
-        <w:numPr>
-          <w:ilvl w:val="0"/>
-          <w:numId w:val="22"/>
-        </w:numPr>
-        <w:shd w:val="clear" w:color="auto" w:fill="FFFFFF"/>
-        <w:spacing w:before="0" w:beforeAutospacing="0" w:after="0" w:afterAutospacing="0"/>
-        <w:ind w:left="0"/>
-        <w:rPr>
-          <w:rFonts w:ascii="Segoe UI" w:hAnsi="Segoe UI" w:cs="Segoe UI"/>
-          <w:color w:val="0D0D0D"/>
-        </w:rPr>
-      </w:pPr>
-      <w:proofErr w:type="gramStart"/>
-      <w:r>
-        <w:rPr>
-          <w:rFonts w:ascii="Segoe UI" w:hAnsi="Segoe UI" w:cs="Segoe UI"/>
-          <w:color w:val="0D0D0D"/>
-        </w:rPr>
-        <w:t>Z[</w:t>
-      </w:r>
-      <w:proofErr w:type="gramEnd"/>
-      <w:r>
-        <w:rPr>
-          <w:rFonts w:ascii="Segoe UI" w:hAnsi="Segoe UI" w:cs="Segoe UI"/>
-          <w:color w:val="0D0D0D"/>
-        </w:rPr>
-        <w:t>22] = 1</w:t>
-      </w:r>
-    </w:p>
-    <w:p>
-      <w:pPr>
-        <w:pStyle w:val="Heading2"/>
-        <w:shd w:val="clear" w:color="auto" w:fill="FFFFFF"/>
-        <w:spacing w:before="0" w:after="60"/>
-        <w:rPr>
-          <w:rFonts w:ascii="Segoe UI" w:hAnsi="Segoe UI" w:cs="Segoe UI"/>
-          <w:color w:val="0D0D0D"/>
-          <w:sz w:val="30"/>
-          <w:szCs w:val="30"/>
-        </w:rPr>
-      </w:pPr>
-      <w:r>
-        <w:rPr>
-          <w:rFonts w:ascii="Segoe UI Symbol" w:hAnsi="Segoe UI Symbol" w:cs="Segoe UI Symbol"/>
-          <w:color w:val="0D0D0D"/>
-          <w:sz w:val="30"/>
-          <w:szCs w:val="30"/>
-        </w:rPr>
-        <w:t>🔹</w:t>
-      </w:r>
-      <w:r>
-        <w:rPr>
-          <w:rFonts w:ascii="Segoe UI" w:hAnsi="Segoe UI" w:cs="Segoe UI"/>
-          <w:color w:val="0D0D0D"/>
-          <w:sz w:val="30"/>
-          <w:szCs w:val="30"/>
-        </w:rPr>
-        <w:t xml:space="preserve"> Step 3: Perform XOR Operation</w:t>
-      </w:r>
-    </w:p>
-    <w:p>
-      <w:pPr>
-        <w:rPr>
-          <w:rFonts w:ascii="Times New Roman" w:hAnsi="Times New Roman" w:cs="Times New Roman"/>
-          <w:sz w:val="24"/>
-          <w:szCs w:val="24"/>
-        </w:rPr>
-      </w:pPr>
-      <w:r>
+        <w:t xml:space="preserve">1 </w:t>
+      </w:r>
+      <w:r>
+        <w:rPr>
+          <w:rFonts w:ascii="Cambria Math" w:hAnsi="Cambria Math" w:cs="Cambria Math"/>
+          <w:color w:val="0D0D0D"/>
+        </w:rPr>
+        <w:t>⊕</w:t>
+      </w:r>
+      <w:r>
+        <w:rPr>
+          <w:rFonts w:ascii="Segoe UI" w:hAnsi="Segoe UI" w:cs="Segoe UI"/>
+          <w:color w:val="0D0D0D"/>
+        </w:rPr>
+        <w:t xml:space="preserve"> 1 = 0</w:t>
+      </w:r>
+    </w:p>
+    <w:p>
+      <w:pPr>
+        <w:pStyle w:val="NormalWeb"/>
+        <w:shd w:val="clear" w:color="auto" w:fill="FFFFFF"/>
         <w:rPr>
           <w:rStyle w:val="katex-mathml"/>
           <w:color w:val="0D0D0D"/>
@@ -7404,21 +7548,39 @@
           <w:bdr w:val="none" w:sz="0" w:space="0" w:color="auto" w:frame="1"/>
           <w:shd w:val="clear" w:color="auto" w:fill="FFFFFF"/>
         </w:rPr>
-        <w:t>k2=0</w:t>
-      </w:r>
+      </w:pPr>
+      <w:proofErr w:type="gramStart"/>
+      <w:r>
+        <w:rPr>
+          <w:rFonts w:ascii="Segoe UI" w:hAnsi="Segoe UI" w:cs="Segoe UI"/>
+          <w:color w:val="0D0D0D"/>
+        </w:rPr>
+        <w:t>So,</w:t>
+      </w:r>
+      <w:r>
+        <w:rPr>
+          <w:rFonts w:ascii="Segoe UI" w:hAnsi="Segoe UI" w:cs="Segoe UI"/>
+          <w:color w:val="0D0D0D"/>
+        </w:rPr>
+        <w:t xml:space="preserve">   </w:t>
+      </w:r>
+      <w:proofErr w:type="gramEnd"/>
       <w:r>
         <w:rPr>
           <w:rStyle w:val="katex-mathml"/>
-          <w:rFonts w:ascii="Cambria Math" w:hAnsi="Cambria Math" w:cs="Cambria Math"/>
           <w:color w:val="0D0D0D"/>
           <w:sz w:val="29"/>
           <w:szCs w:val="29"/>
           <w:bdr w:val="none" w:sz="0" w:space="0" w:color="auto" w:frame="1"/>
           <w:shd w:val="clear" w:color="auto" w:fill="FFFFFF"/>
         </w:rPr>
-        <w:t>⊕</w:t>
-      </w:r>
-      <w:r>
+        <w:t>k2=0</w:t>
+      </w:r>
+    </w:p>
+    <w:p>
+      <w:pPr>
+        <w:pStyle w:val="NormalWeb"/>
+        <w:shd w:val="clear" w:color="auto" w:fill="FFFFFF"/>
         <w:rPr>
           <w:rStyle w:val="katex-mathml"/>
           <w:color w:val="0D0D0D"/>
@@ -7427,176 +7589,6 @@
           <w:bdr w:val="none" w:sz="0" w:space="0" w:color="auto" w:frame="1"/>
           <w:shd w:val="clear" w:color="auto" w:fill="FFFFFF"/>
         </w:rPr>
-        <w:t>1</w:t>
-      </w:r>
-      <w:r>
-        <w:rPr>
-          <w:rStyle w:val="katex-mathml"/>
-          <w:rFonts w:ascii="Cambria Math" w:hAnsi="Cambria Math" w:cs="Cambria Math"/>
-          <w:color w:val="0D0D0D"/>
-          <w:sz w:val="29"/>
-          <w:szCs w:val="29"/>
-          <w:bdr w:val="none" w:sz="0" w:space="0" w:color="auto" w:frame="1"/>
-          <w:shd w:val="clear" w:color="auto" w:fill="FFFFFF"/>
-        </w:rPr>
-        <w:t>⊕</w:t>
-      </w:r>
-      <w:r>
-        <w:rPr>
-          <w:rStyle w:val="katex-mathml"/>
-          <w:color w:val="0D0D0D"/>
-          <w:sz w:val="29"/>
-          <w:szCs w:val="29"/>
-          <w:bdr w:val="none" w:sz="0" w:space="0" w:color="auto" w:frame="1"/>
-          <w:shd w:val="clear" w:color="auto" w:fill="FFFFFF"/>
-        </w:rPr>
-        <w:t>1</w:t>
-      </w:r>
-    </w:p>
-    <w:p>
-      <w:pPr>
-        <w:pStyle w:val="NormalWeb"/>
-        <w:shd w:val="clear" w:color="auto" w:fill="FFFFFF"/>
-        <w:rPr>
-          <w:rFonts w:ascii="Segoe UI" w:hAnsi="Segoe UI" w:cs="Segoe UI"/>
-          <w:color w:val="0D0D0D"/>
-        </w:rPr>
-      </w:pPr>
-      <w:r>
-        <w:rPr>
-          <w:rFonts w:ascii="Segoe UI" w:hAnsi="Segoe UI" w:cs="Segoe UI"/>
-          <w:color w:val="0D0D0D"/>
-        </w:rPr>
-        <w:t>Now compute step by step:</w:t>
-      </w:r>
-    </w:p>
-    <w:p>
-      <w:pPr>
-        <w:pStyle w:val="NormalWeb"/>
-        <w:numPr>
-          <w:ilvl w:val="0"/>
-          <w:numId w:val="23"/>
-        </w:numPr>
-        <w:shd w:val="clear" w:color="auto" w:fill="FFFFFF"/>
-        <w:spacing w:before="0" w:beforeAutospacing="0" w:after="0" w:afterAutospacing="0"/>
-        <w:ind w:left="0"/>
-        <w:rPr>
-          <w:rFonts w:ascii="Segoe UI" w:hAnsi="Segoe UI" w:cs="Segoe UI"/>
-          <w:color w:val="0D0D0D"/>
-        </w:rPr>
-      </w:pPr>
-      <w:r>
-        <w:rPr>
-          <w:rFonts w:ascii="Segoe UI" w:hAnsi="Segoe UI" w:cs="Segoe UI"/>
-          <w:color w:val="0D0D0D"/>
-        </w:rPr>
-        <w:t xml:space="preserve">0 </w:t>
-      </w:r>
-      <w:r>
-        <w:rPr>
-          <w:rFonts w:ascii="Cambria Math" w:hAnsi="Cambria Math" w:cs="Cambria Math"/>
-          <w:color w:val="0D0D0D"/>
-        </w:rPr>
-        <w:t>⊕</w:t>
-      </w:r>
-      <w:r>
-        <w:rPr>
-          <w:rFonts w:ascii="Segoe UI" w:hAnsi="Segoe UI" w:cs="Segoe UI"/>
-          <w:color w:val="0D0D0D"/>
-        </w:rPr>
-        <w:t xml:space="preserve"> 1 = 1</w:t>
-      </w:r>
-    </w:p>
-    <w:p>
-      <w:pPr>
-        <w:pStyle w:val="NormalWeb"/>
-        <w:numPr>
-          <w:ilvl w:val="0"/>
-          <w:numId w:val="23"/>
-        </w:numPr>
-        <w:shd w:val="clear" w:color="auto" w:fill="FFFFFF"/>
-        <w:spacing w:before="0" w:beforeAutospacing="0" w:after="0" w:afterAutospacing="0"/>
-        <w:ind w:left="0"/>
-        <w:rPr>
-          <w:rFonts w:ascii="Segoe UI" w:hAnsi="Segoe UI" w:cs="Segoe UI"/>
-          <w:color w:val="0D0D0D"/>
-        </w:rPr>
-      </w:pPr>
-      <w:r>
-        <w:rPr>
-          <w:rFonts w:ascii="Segoe UI" w:hAnsi="Segoe UI" w:cs="Segoe UI"/>
-          <w:color w:val="0D0D0D"/>
-        </w:rPr>
-        <w:t xml:space="preserve">1 </w:t>
-      </w:r>
-      <w:r>
-        <w:rPr>
-          <w:rFonts w:ascii="Cambria Math" w:hAnsi="Cambria Math" w:cs="Cambria Math"/>
-          <w:color w:val="0D0D0D"/>
-        </w:rPr>
-        <w:t>⊕</w:t>
-      </w:r>
-      <w:r>
-        <w:rPr>
-          <w:rFonts w:ascii="Segoe UI" w:hAnsi="Segoe UI" w:cs="Segoe UI"/>
-          <w:color w:val="0D0D0D"/>
-        </w:rPr>
-        <w:t xml:space="preserve"> 1 = 0</w:t>
-      </w:r>
-    </w:p>
-    <w:p>
-      <w:pPr>
-        <w:pStyle w:val="NormalWeb"/>
-        <w:shd w:val="clear" w:color="auto" w:fill="FFFFFF"/>
-        <w:rPr>
-          <w:rStyle w:val="katex-mathml"/>
-          <w:color w:val="0D0D0D"/>
-          <w:sz w:val="29"/>
-          <w:szCs w:val="29"/>
-          <w:bdr w:val="none" w:sz="0" w:space="0" w:color="auto" w:frame="1"/>
-          <w:shd w:val="clear" w:color="auto" w:fill="FFFFFF"/>
-        </w:rPr>
-      </w:pPr>
-      <w:proofErr w:type="gramStart"/>
-      <w:r>
-        <w:rPr>
-          <w:rFonts w:ascii="Segoe UI" w:hAnsi="Segoe UI" w:cs="Segoe UI"/>
-          <w:color w:val="0D0D0D"/>
-        </w:rPr>
-        <w:t>So,</w:t>
-      </w:r>
-      <w:r>
-        <w:rPr>
-          <w:rFonts w:ascii="Segoe UI" w:hAnsi="Segoe UI" w:cs="Segoe UI"/>
-          <w:color w:val="0D0D0D"/>
-        </w:rPr>
-        <w:t xml:space="preserve">   </w:t>
-      </w:r>
-      <w:proofErr w:type="gramEnd"/>
-      <w:r>
-        <w:rPr>
-          <w:rStyle w:val="katex-mathml"/>
-          <w:color w:val="0D0D0D"/>
-          <w:sz w:val="29"/>
-          <w:szCs w:val="29"/>
-          <w:bdr w:val="none" w:sz="0" w:space="0" w:color="auto" w:frame="1"/>
-          <w:shd w:val="clear" w:color="auto" w:fill="FFFFFF"/>
-        </w:rPr>
-        <w:t>k2=0</w:t>
-      </w:r>
-    </w:p>
-    <w:p>
-      <w:pPr>
-        <w:pStyle w:val="NormalWeb"/>
-        <w:shd w:val="clear" w:color="auto" w:fill="FFFFFF"/>
-        <w:rPr>
-          <w:rStyle w:val="katex-mathml"/>
-          <w:color w:val="0D0D0D"/>
-          <w:sz w:val="29"/>
-          <w:szCs w:val="29"/>
-          <w:bdr w:val="none" w:sz="0" w:space="0" w:color="auto" w:frame="1"/>
-          <w:shd w:val="clear" w:color="auto" w:fill="FFFFFF"/>
-        </w:rPr>
       </w:pPr>
     </w:p>
     <w:p>
@@ -7678,8 +7670,6 @@
         <w:noBreakHyphen/>
         <w:t>Step Update After the Second Cycle (A5/1)</w:t>
       </w:r>
-      <w:bookmarkStart w:id="0" w:name="_GoBack"/>
-      <w:bookmarkEnd w:id="0"/>
     </w:p>
     <w:p>
       <w:pPr>

--- a/Information Security/4. PMSCS-694-Lecture-4-Crypto Part-2.docx
+++ b/Information Security/4. PMSCS-694-Lecture-4-Crypto Part-2.docx
@@ -6152,7 +6152,137 @@
           <w:rFonts w:ascii="Times New Roman" w:hAnsi="Times New Roman" w:cs="Times New Roman"/>
         </w:rPr>
       </w:pPr>
+      <w:bookmarkStart w:id="0" w:name="_GoBack"/>
+      <w:bookmarkEnd w:id="0"/>
       <w:proofErr w:type="spellStart"/>
+      <w:r>
+        <w:rPr>
+          <w:rStyle w:val="mord"/>
+          <w:rFonts w:ascii="KaTeX_Math" w:hAnsi="KaTeX_Math"/>
+          <w:i/>
+          <w:iCs/>
+          <w:color w:val="0D0D0D"/>
+          <w:sz w:val="29"/>
+          <w:szCs w:val="29"/>
+          <w:shd w:val="clear" w:color="auto" w:fill="FFFFFF"/>
+        </w:rPr>
+        <w:t>maj</w:t>
+      </w:r>
+      <w:proofErr w:type="spellEnd"/>
+      <w:r>
+        <w:rPr>
+          <w:rStyle w:val="mopen"/>
+          <w:color w:val="0D0D0D"/>
+          <w:sz w:val="29"/>
+          <w:szCs w:val="29"/>
+          <w:shd w:val="clear" w:color="auto" w:fill="FFFFFF"/>
+        </w:rPr>
+        <w:t>(</w:t>
+      </w:r>
+      <w:r>
+        <w:rPr>
+          <w:rStyle w:val="mord"/>
+          <w:color w:val="0D0D0D"/>
+          <w:sz w:val="29"/>
+          <w:szCs w:val="29"/>
+          <w:shd w:val="clear" w:color="auto" w:fill="FFFFFF"/>
+        </w:rPr>
+        <w:t>1</w:t>
+      </w:r>
+      <w:r>
+        <w:rPr>
+          <w:rStyle w:val="mpunct"/>
+          <w:color w:val="0D0D0D"/>
+          <w:sz w:val="29"/>
+          <w:szCs w:val="29"/>
+          <w:shd w:val="clear" w:color="auto" w:fill="FFFFFF"/>
+        </w:rPr>
+        <w:t>,</w:t>
+      </w:r>
+      <w:r>
+        <w:rPr>
+          <w:rStyle w:val="mord"/>
+          <w:color w:val="0D0D0D"/>
+          <w:sz w:val="29"/>
+          <w:szCs w:val="29"/>
+          <w:shd w:val="clear" w:color="auto" w:fill="FFFFFF"/>
+        </w:rPr>
+        <w:t>1</w:t>
+      </w:r>
+      <w:r>
+        <w:rPr>
+          <w:rStyle w:val="mpunct"/>
+          <w:color w:val="0D0D0D"/>
+          <w:sz w:val="29"/>
+          <w:szCs w:val="29"/>
+          <w:shd w:val="clear" w:color="auto" w:fill="FFFFFF"/>
+        </w:rPr>
+        <w:t>,</w:t>
+      </w:r>
+      <w:r>
+        <w:rPr>
+          <w:rStyle w:val="mord"/>
+          <w:color w:val="0D0D0D"/>
+          <w:sz w:val="29"/>
+          <w:szCs w:val="29"/>
+          <w:shd w:val="clear" w:color="auto" w:fill="FFFFFF"/>
+        </w:rPr>
+        <w:t>1</w:t>
+      </w:r>
+      <w:r>
+        <w:rPr>
+          <w:rStyle w:val="mclose"/>
+          <w:color w:val="0D0D0D"/>
+          <w:sz w:val="29"/>
+          <w:szCs w:val="29"/>
+          <w:shd w:val="clear" w:color="auto" w:fill="FFFFFF"/>
+        </w:rPr>
+        <w:t>)</w:t>
+      </w:r>
+    </w:p>
+    <w:p>
+      <w:pPr>
+        <w:pStyle w:val="NormalWeb"/>
+        <w:shd w:val="clear" w:color="auto" w:fill="FFFFFF"/>
+        <w:spacing w:before="0" w:after="0"/>
+        <w:rPr>
+          <w:rFonts w:ascii="Segoe UI" w:hAnsi="Segoe UI" w:cs="Segoe UI"/>
+          <w:color w:val="0D0D0D"/>
+        </w:rPr>
+      </w:pPr>
+      <w:r>
+        <w:rPr>
+          <w:rFonts w:ascii="Segoe UI" w:hAnsi="Segoe UI" w:cs="Segoe UI"/>
+          <w:color w:val="0D0D0D"/>
+        </w:rPr>
+        <w:t>Here, </w:t>
+      </w:r>
+      <w:r>
+        <w:rPr>
+          <w:rStyle w:val="Strong"/>
+          <w:rFonts w:ascii="Segoe UI" w:hAnsi="Segoe UI" w:cs="Segoe UI"/>
+          <w:color w:val="0D0D0D"/>
+        </w:rPr>
+        <w:t>1 appears three times</w:t>
+      </w:r>
+      <w:r>
+        <w:rPr>
+          <w:rFonts w:ascii="Segoe UI" w:hAnsi="Segoe UI" w:cs="Segoe UI"/>
+          <w:color w:val="0D0D0D"/>
+        </w:rPr>
+        <w:t>, so the majority value is:</w:t>
+      </w:r>
+    </w:p>
+    <w:p>
+      <w:pPr>
+        <w:pStyle w:val="Heading1"/>
+        <w:shd w:val="clear" w:color="auto" w:fill="FFFFFF"/>
+        <w:spacing w:before="0" w:after="120"/>
+        <w:rPr>
+          <w:rFonts w:ascii="Segoe UI" w:hAnsi="Segoe UI" w:cs="Segoe UI"/>
+          <w:color w:val="0D0D0D"/>
+        </w:rPr>
+      </w:pPr>
       <w:r>
         <w:rPr>
           <w:rStyle w:val="katex-mathml"/>
@@ -6162,171 +6292,6 @@
           <w:bdr w:val="none" w:sz="0" w:space="0" w:color="auto" w:frame="1"/>
           <w:shd w:val="clear" w:color="auto" w:fill="FFFFFF"/>
         </w:rPr>
-        <w:t>maj</w:t>
-      </w:r>
-      <w:proofErr w:type="spellEnd"/>
-      <w:r>
-        <w:rPr>
-          <w:rStyle w:val="katex-mathml"/>
-          <w:color w:val="0D0D0D"/>
-          <w:sz w:val="29"/>
-          <w:szCs w:val="29"/>
-          <w:bdr w:val="none" w:sz="0" w:space="0" w:color="auto" w:frame="1"/>
-          <w:shd w:val="clear" w:color="auto" w:fill="FFFFFF"/>
-        </w:rPr>
-        <w:t>(1,1,</w:t>
-      </w:r>
-      <w:proofErr w:type="gramStart"/>
-      <w:r>
-        <w:rPr>
-          <w:rStyle w:val="katex-mathml"/>
-          <w:color w:val="0D0D0D"/>
-          <w:sz w:val="29"/>
-          <w:szCs w:val="29"/>
-          <w:bdr w:val="none" w:sz="0" w:space="0" w:color="auto" w:frame="1"/>
-          <w:shd w:val="clear" w:color="auto" w:fill="FFFFFF"/>
-        </w:rPr>
-        <w:t>1)</w:t>
-      </w:r>
-      <w:proofErr w:type="spellStart"/>
-      <w:r>
-        <w:rPr>
-          <w:rStyle w:val="mord"/>
-          <w:rFonts w:ascii="KaTeX_Math" w:hAnsi="KaTeX_Math"/>
-          <w:i/>
-          <w:iCs/>
-          <w:color w:val="0D0D0D"/>
-          <w:sz w:val="29"/>
-          <w:szCs w:val="29"/>
-          <w:shd w:val="clear" w:color="auto" w:fill="FFFFFF"/>
-        </w:rPr>
-        <w:t>maj</w:t>
-      </w:r>
-      <w:proofErr w:type="spellEnd"/>
-      <w:proofErr w:type="gramEnd"/>
-      <w:r>
-        <w:rPr>
-          <w:rStyle w:val="mopen"/>
-          <w:color w:val="0D0D0D"/>
-          <w:sz w:val="29"/>
-          <w:szCs w:val="29"/>
-          <w:shd w:val="clear" w:color="auto" w:fill="FFFFFF"/>
-        </w:rPr>
-        <w:t>(</w:t>
-      </w:r>
-      <w:r>
-        <w:rPr>
-          <w:rStyle w:val="mord"/>
-          <w:color w:val="0D0D0D"/>
-          <w:sz w:val="29"/>
-          <w:szCs w:val="29"/>
-          <w:shd w:val="clear" w:color="auto" w:fill="FFFFFF"/>
-        </w:rPr>
-        <w:t>1</w:t>
-      </w:r>
-      <w:r>
-        <w:rPr>
-          <w:rStyle w:val="mpunct"/>
-          <w:color w:val="0D0D0D"/>
-          <w:sz w:val="29"/>
-          <w:szCs w:val="29"/>
-          <w:shd w:val="clear" w:color="auto" w:fill="FFFFFF"/>
-        </w:rPr>
-        <w:t>,</w:t>
-      </w:r>
-      <w:r>
-        <w:rPr>
-          <w:rStyle w:val="mord"/>
-          <w:color w:val="0D0D0D"/>
-          <w:sz w:val="29"/>
-          <w:szCs w:val="29"/>
-          <w:shd w:val="clear" w:color="auto" w:fill="FFFFFF"/>
-        </w:rPr>
-        <w:t>1</w:t>
-      </w:r>
-      <w:r>
-        <w:rPr>
-          <w:rStyle w:val="mpunct"/>
-          <w:color w:val="0D0D0D"/>
-          <w:sz w:val="29"/>
-          <w:szCs w:val="29"/>
-          <w:shd w:val="clear" w:color="auto" w:fill="FFFFFF"/>
-        </w:rPr>
-        <w:t>,</w:t>
-      </w:r>
-      <w:r>
-        <w:rPr>
-          <w:rStyle w:val="mord"/>
-          <w:color w:val="0D0D0D"/>
-          <w:sz w:val="29"/>
-          <w:szCs w:val="29"/>
-          <w:shd w:val="clear" w:color="auto" w:fill="FFFFFF"/>
-        </w:rPr>
-        <w:t>1</w:t>
-      </w:r>
-      <w:r>
-        <w:rPr>
-          <w:rStyle w:val="mclose"/>
-          <w:color w:val="0D0D0D"/>
-          <w:sz w:val="29"/>
-          <w:szCs w:val="29"/>
-          <w:shd w:val="clear" w:color="auto" w:fill="FFFFFF"/>
-        </w:rPr>
-        <w:t>)</w:t>
-      </w:r>
-    </w:p>
-    <w:p>
-      <w:pPr>
-        <w:pStyle w:val="NormalWeb"/>
-        <w:shd w:val="clear" w:color="auto" w:fill="FFFFFF"/>
-        <w:spacing w:before="0" w:after="0"/>
-        <w:rPr>
-          <w:rFonts w:ascii="Segoe UI" w:hAnsi="Segoe UI" w:cs="Segoe UI"/>
-          <w:color w:val="0D0D0D"/>
-        </w:rPr>
-      </w:pPr>
-      <w:r>
-        <w:rPr>
-          <w:rFonts w:ascii="Segoe UI" w:hAnsi="Segoe UI" w:cs="Segoe UI"/>
-          <w:color w:val="0D0D0D"/>
-        </w:rPr>
-        <w:t>Here, </w:t>
-      </w:r>
-      <w:r>
-        <w:rPr>
-          <w:rStyle w:val="Strong"/>
-          <w:rFonts w:ascii="Segoe UI" w:hAnsi="Segoe UI" w:cs="Segoe UI"/>
-          <w:color w:val="0D0D0D"/>
-        </w:rPr>
-        <w:t>1 appears three times</w:t>
-      </w:r>
-      <w:r>
-        <w:rPr>
-          <w:rFonts w:ascii="Segoe UI" w:hAnsi="Segoe UI" w:cs="Segoe UI"/>
-          <w:color w:val="0D0D0D"/>
-        </w:rPr>
-        <w:t>, so the majority value is:</w:t>
-      </w:r>
-    </w:p>
-    <w:p>
-      <w:pPr>
-        <w:pStyle w:val="Heading1"/>
-        <w:shd w:val="clear" w:color="auto" w:fill="FFFFFF"/>
-        <w:spacing w:before="0" w:after="120"/>
-        <w:rPr>
-          <w:rFonts w:ascii="Segoe UI" w:hAnsi="Segoe UI" w:cs="Segoe UI"/>
-          <w:color w:val="0D0D0D"/>
-        </w:rPr>
-      </w:pPr>
-      <w:r>
-        <w:rPr>
-          <w:rStyle w:val="katex-mathml"/>
-          <w:color w:val="0D0D0D"/>
-          <w:sz w:val="29"/>
-          <w:szCs w:val="29"/>
-          <w:bdr w:val="none" w:sz="0" w:space="0" w:color="auto" w:frame="1"/>
-          <w:shd w:val="clear" w:color="auto" w:fill="FFFFFF"/>
-        </w:rPr>
         <w:t>m2=1</w:t>
       </w:r>
     </w:p>
@@ -6391,8 +6356,6 @@
           <w:rFonts w:ascii="Times New Roman" w:hAnsi="Times New Roman" w:cs="Times New Roman"/>
         </w:rPr>
       </w:pPr>
-      <w:bookmarkStart w:id="0" w:name="_GoBack"/>
-      <w:bookmarkEnd w:id="0"/>
       <w:r>
         <w:rPr>
           <w:rStyle w:val="mord"/>
